--- a/DS4B_Syllabus.docx
+++ b/DS4B_Syllabus.docx
@@ -1,6 +1,6 @@
 
 <file path=word/document.xml><?xml version="1.0" encoding="utf-8"?>
-<w:document xmlns:wpc="http://schemas.microsoft.com/office/word/2010/wordprocessingCanvas" xmlns:cx="http://schemas.microsoft.com/office/drawing/2014/chartex" xmlns:cx1="http://schemas.microsoft.com/office/drawing/2015/9/8/chartex" xmlns:cx2="http://schemas.microsoft.com/office/drawing/2015/10/21/chartex" xmlns:cx3="http://schemas.microsoft.com/office/drawing/2016/5/9/chartex" xmlns:cx4="http://schemas.microsoft.com/office/drawing/2016/5/10/chartex" xmlns:cx5="http://schemas.microsoft.com/office/drawing/2016/5/11/chartex" xmlns:cx6="http://schemas.microsoft.com/office/drawing/2016/5/12/chartex" xmlns:cx7="http://schemas.microsoft.com/office/drawing/2016/5/13/chartex" xmlns:cx8="http://schemas.microsoft.com/office/drawing/2016/5/14/chartex" xmlns:mc="http://schemas.openxmlformats.org/markup-compatibility/2006" xmlns:aink="http://schemas.microsoft.com/office/drawing/2016/ink" xmlns:am3d="http://schemas.microsoft.com/office/drawing/2017/model3d" xmlns:o="urn:schemas-microsoft-com:office:office" xmlns:oel="http://schemas.microsoft.com/office/2019/extlst" xmlns:r="http://schemas.openxmlformats.org/officeDocument/2006/relationships" xmlns:m="http://schemas.openxmlformats.org/officeDocument/2006/math" xmlns:v="urn:schemas-microsoft-com:vml" xmlns:wp14="http://schemas.microsoft.com/office/word/2010/wordprocessingDrawing" xmlns:wp="http://schemas.openxmlformats.org/drawingml/2006/wordprocessingDrawing" xmlns:w10="urn:schemas-microsoft-com:office:word" xmlns:w="http://schemas.openxmlformats.org/wordprocessingml/2006/main" xmlns:w14="http://schemas.microsoft.com/office/word/2010/wordml" xmlns:w15="http://schemas.microsoft.com/office/word/2012/wordml" xmlns:w16cex="http://schemas.microsoft.com/office/word/2018/wordml/cex" xmlns:w16cid="http://schemas.microsoft.com/office/word/2016/wordml/cid" xmlns:w16="http://schemas.microsoft.com/office/word/2018/wordml" xmlns:w16du="http://schemas.microsoft.com/office/word/2023/wordml/word16du" xmlns:w16sdtdh="http://schemas.microsoft.com/office/word/2020/wordml/sdtdatahash" xmlns:w16se="http://schemas.microsoft.com/office/word/2015/wordml/symex" xmlns:wpg="http://schemas.microsoft.com/office/word/2010/wordprocessingGroup" xmlns:wpi="http://schemas.microsoft.com/office/word/2010/wordprocessingInk" xmlns:wne="http://schemas.microsoft.com/office/word/2006/wordml" xmlns:wps="http://schemas.microsoft.com/office/word/2010/wordprocessingShape" mc:Ignorable="w14 w15 w16se w16cid w16 w16cex w16sdtdh w16du wp14">
+<w:document xmlns:wpc="http://schemas.microsoft.com/office/word/2010/wordprocessingCanvas" xmlns:cx="http://schemas.microsoft.com/office/drawing/2014/chartex" xmlns:cx1="http://schemas.microsoft.com/office/drawing/2015/9/8/chartex" xmlns:cx2="http://schemas.microsoft.com/office/drawing/2015/10/21/chartex" xmlns:cx3="http://schemas.microsoft.com/office/drawing/2016/5/9/chartex" xmlns:cx4="http://schemas.microsoft.com/office/drawing/2016/5/10/chartex" xmlns:cx5="http://schemas.microsoft.com/office/drawing/2016/5/11/chartex" xmlns:cx6="http://schemas.microsoft.com/office/drawing/2016/5/12/chartex" xmlns:cx7="http://schemas.microsoft.com/office/drawing/2016/5/13/chartex" xmlns:cx8="http://schemas.microsoft.com/office/drawing/2016/5/14/chartex" xmlns:mc="http://schemas.openxmlformats.org/markup-compatibility/2006" xmlns:aink="http://schemas.microsoft.com/office/drawing/2016/ink" xmlns:am3d="http://schemas.microsoft.com/office/drawing/2017/model3d" xmlns:o="urn:schemas-microsoft-com:office:office" xmlns:oel="http://schemas.microsoft.com/office/2019/extlst" xmlns:r="http://schemas.openxmlformats.org/officeDocument/2006/relationships" xmlns:m="http://schemas.openxmlformats.org/officeDocument/2006/math" xmlns:v="urn:schemas-microsoft-com:vml" xmlns:wp14="http://schemas.microsoft.com/office/word/2010/wordprocessingDrawing" xmlns:wp="http://schemas.openxmlformats.org/drawingml/2006/wordprocessingDrawing" xmlns:w10="urn:schemas-microsoft-com:office:word" xmlns:w="http://schemas.openxmlformats.org/wordprocessingml/2006/main" xmlns:w14="http://schemas.microsoft.com/office/word/2010/wordml" xmlns:w15="http://schemas.microsoft.com/office/word/2012/wordml" xmlns:w16cex="http://schemas.microsoft.com/office/word/2018/wordml/cex" xmlns:w16cid="http://schemas.microsoft.com/office/word/2016/wordml/cid" xmlns:w16="http://schemas.microsoft.com/office/word/2018/wordml" xmlns:w16du="http://schemas.microsoft.com/office/word/2023/wordml/word16du" xmlns:w16sdtdh="http://schemas.microsoft.com/office/word/2020/wordml/sdtdatahash" xmlns:w16sdtfl="http://schemas.microsoft.com/office/word/2024/wordml/sdtformatlock" xmlns:w16se="http://schemas.microsoft.com/office/word/2015/wordml/symex" xmlns:wpg="http://schemas.microsoft.com/office/word/2010/wordprocessingGroup" xmlns:wpi="http://schemas.microsoft.com/office/word/2010/wordprocessingInk" xmlns:wne="http://schemas.microsoft.com/office/word/2006/wordml" xmlns:wps="http://schemas.microsoft.com/office/word/2010/wordprocessingShape" mc:Ignorable="w14 w15 w16se w16cid w16 w16cex w16sdtdh w16sdtfl w16du wp14">
   <w:body>
     <w:p>
       <w:pPr>
@@ -10,8 +10,6 @@
           <w:b/>
           <w:bCs/>
           <w:color w:val="0070C0"/>
-          <w:sz w:val="32"/>
-          <w:szCs w:val="32"/>
         </w:rPr>
       </w:pPr>
       <w:r>
@@ -20,45 +18,46 @@
           <w:b/>
           <w:bCs/>
           <w:color w:val="0070C0"/>
-          <w:sz w:val="32"/>
-          <w:szCs w:val="32"/>
-        </w:rPr>
-        <w:t xml:space="preserve">Data Science for </w:t>
-      </w:r>
-      <w:proofErr w:type="gramStart"/>
+        </w:rPr>
+        <w:t xml:space="preserve">Data Science </w:t>
+      </w:r>
       <w:r>
         <w:rPr>
           <w:rFonts w:cstheme="minorHAnsi"/>
           <w:b/>
           <w:bCs/>
           <w:color w:val="0070C0"/>
-          <w:sz w:val="32"/>
-          <w:szCs w:val="32"/>
-        </w:rPr>
-        <w:t>Business :</w:t>
-      </w:r>
-      <w:proofErr w:type="gramEnd"/>
+        </w:rPr>
+        <w:t xml:space="preserve">and AI </w:t>
+      </w:r>
       <w:r>
         <w:rPr>
           <w:rFonts w:cstheme="minorHAnsi"/>
           <w:b/>
           <w:bCs/>
           <w:color w:val="0070C0"/>
-          <w:sz w:val="32"/>
-          <w:szCs w:val="32"/>
-        </w:rPr>
-        <w:t xml:space="preserve"> Technical</w:t>
-      </w:r>
-      <w:r>
+        </w:rPr>
+        <w:t xml:space="preserve">for Business </w:t>
+      </w:r>
+    </w:p>
+    <w:p>
+      <w:pPr>
+        <w:jc w:val="center"/>
         <w:rPr>
           <w:rFonts w:cstheme="minorHAnsi"/>
           <w:b/>
           <w:bCs/>
           <w:color w:val="0070C0"/>
-          <w:sz w:val="32"/>
-          <w:szCs w:val="32"/>
-        </w:rPr>
-        <w:t xml:space="preserve"> </w:t>
+        </w:rPr>
+      </w:pPr>
+      <w:r>
+        <w:rPr>
+          <w:rFonts w:cstheme="minorHAnsi"/>
+          <w:b/>
+          <w:bCs/>
+          <w:color w:val="0070C0"/>
+        </w:rPr>
+        <w:t>Technical : GB-2336 (Sections F2 and 10)</w:t>
       </w:r>
     </w:p>
     <w:p>
@@ -69,8 +68,6 @@
           <w:b/>
           <w:bCs/>
           <w:color w:val="0070C0"/>
-          <w:sz w:val="32"/>
-          <w:szCs w:val="32"/>
         </w:rPr>
       </w:pPr>
       <w:r>
@@ -79,10 +76,8 @@
           <w:b/>
           <w:bCs/>
           <w:color w:val="0070C0"/>
-          <w:sz w:val="32"/>
-          <w:szCs w:val="32"/>
-        </w:rPr>
-        <w:t>Spring</w:t>
+        </w:rPr>
+        <w:t>Man</w:t>
       </w:r>
       <w:r>
         <w:rPr>
@@ -90,10 +85,8 @@
           <w:b/>
           <w:bCs/>
           <w:color w:val="0070C0"/>
-          <w:sz w:val="32"/>
-          <w:szCs w:val="32"/>
-        </w:rPr>
-        <w:t xml:space="preserve"> 202</w:t>
+        </w:rPr>
+        <w:t>a</w:t>
       </w:r>
       <w:r>
         <w:rPr>
@@ -101,32 +94,28 @@
           <w:b/>
           <w:bCs/>
           <w:color w:val="0070C0"/>
-          <w:sz w:val="32"/>
-          <w:szCs w:val="32"/>
-        </w:rPr>
-        <w:t>5</w:t>
-      </w:r>
-      <w:r>
+        </w:rPr>
+        <w:t>gerial: GB-3336 (Section 10)</w:t>
+      </w:r>
+    </w:p>
+    <w:p>
+      <w:pPr>
+        <w:jc w:val="center"/>
         <w:rPr>
           <w:rFonts w:cstheme="minorHAnsi"/>
           <w:b/>
           <w:bCs/>
           <w:color w:val="0070C0"/>
-          <w:sz w:val="32"/>
-          <w:szCs w:val="32"/>
-        </w:rPr>
-        <w:t>:  GB 2336</w:t>
-      </w:r>
+        </w:rPr>
+      </w:pPr>
       <w:r>
         <w:rPr>
           <w:rFonts w:cstheme="minorHAnsi"/>
           <w:b/>
           <w:bCs/>
           <w:color w:val="0070C0"/>
-          <w:sz w:val="32"/>
-          <w:szCs w:val="32"/>
-        </w:rPr>
-        <w:t>/UB 57</w:t>
+        </w:rPr>
+        <w:t>Fall 2025</w:t>
       </w:r>
     </w:p>
     <w:p>
@@ -185,6 +174,9 @@
         <w:t>:</w:t>
       </w:r>
       <w:r>
+        <w:rPr>
+          <w:rFonts w:cstheme="minorHAnsi"/>
+        </w:rPr>
         <w:t xml:space="preserve"> chris.volinsky@stern.nyu.edu</w:t>
       </w:r>
     </w:p>
@@ -216,43 +208,6 @@
       <w:pPr>
         <w:rPr>
           <w:rFonts w:cstheme="minorHAnsi"/>
-          <w:b/>
-          <w:bCs/>
-          <w:color w:val="000000" w:themeColor="text1"/>
-        </w:rPr>
-      </w:pPr>
-      <w:r>
-        <w:rPr>
-          <w:rFonts w:cstheme="minorHAnsi"/>
-          <w:b/>
-          <w:bCs/>
-          <w:color w:val="000000" w:themeColor="text1"/>
-        </w:rPr>
-        <w:t xml:space="preserve">Office Hours: </w:t>
-      </w:r>
-      <w:r>
-        <w:rPr>
-          <w:rFonts w:cstheme="minorHAnsi"/>
-          <w:b/>
-          <w:bCs/>
-          <w:color w:val="000000" w:themeColor="text1"/>
-        </w:rPr>
-        <w:t xml:space="preserve">  </w:t>
-      </w:r>
-      <w:r>
-        <w:rPr>
-          <w:rFonts w:cstheme="minorHAnsi"/>
-          <w:b/>
-          <w:bCs/>
-          <w:color w:val="000000" w:themeColor="text1"/>
-        </w:rPr>
-        <w:t>TBD</w:t>
-      </w:r>
-    </w:p>
-    <w:p>
-      <w:pPr>
-        <w:rPr>
-          <w:rFonts w:cstheme="minorHAnsi"/>
           <w:color w:val="000000" w:themeColor="text1"/>
         </w:rPr>
       </w:pPr>
@@ -265,69 +220,6 @@
         </w:rPr>
         <w:tab/>
       </w:r>
-    </w:p>
-    <w:p>
-      <w:pPr>
-        <w:ind w:firstLine="720"/>
-        <w:rPr>
-          <w:rFonts w:cstheme="minorHAnsi"/>
-          <w:color w:val="000000" w:themeColor="text1"/>
-        </w:rPr>
-      </w:pPr>
-    </w:p>
-    <w:p>
-      <w:pPr>
-        <w:rPr>
-          <w:rFonts w:cstheme="minorHAnsi"/>
-          <w:color w:val="000000" w:themeColor="text1"/>
-        </w:rPr>
-      </w:pPr>
-      <w:r>
-        <w:rPr>
-          <w:rFonts w:cstheme="minorHAnsi"/>
-          <w:b/>
-          <w:bCs/>
-          <w:color w:val="000000" w:themeColor="text1"/>
-        </w:rPr>
-        <w:t>Teaching Fellow</w:t>
-      </w:r>
-      <w:r>
-        <w:rPr>
-          <w:rFonts w:cstheme="minorHAnsi"/>
-          <w:b/>
-          <w:bCs/>
-          <w:color w:val="000000" w:themeColor="text1"/>
-        </w:rPr>
-        <w:t>s:</w:t>
-      </w:r>
-      <w:r>
-        <w:rPr>
-          <w:rFonts w:cstheme="minorHAnsi"/>
-          <w:b/>
-          <w:bCs/>
-          <w:color w:val="000000" w:themeColor="text1"/>
-        </w:rPr>
-        <w:t xml:space="preserve">  </w:t>
-      </w:r>
-      <w:r>
-        <w:rPr>
-          <w:rFonts w:cstheme="minorHAnsi"/>
-          <w:b/>
-          <w:bCs/>
-          <w:color w:val="000000" w:themeColor="text1"/>
-        </w:rPr>
-        <w:t>TBD</w:t>
-      </w:r>
-    </w:p>
-    <w:p>
-      <w:pPr>
-        <w:rPr>
-          <w:rFonts w:cstheme="minorHAnsi"/>
-          <w:b/>
-          <w:bCs/>
-          <w:color w:val="000000" w:themeColor="text1"/>
-        </w:rPr>
-      </w:pPr>
     </w:p>
     <w:p>
       <w:pPr>
@@ -369,31 +261,73 @@
         </w:numPr>
         <w:rPr>
           <w:rFonts w:cstheme="minorHAnsi"/>
-          <w:color w:val="000000" w:themeColor="text1"/>
-        </w:rPr>
-      </w:pPr>
-      <w:r>
-        <w:rPr>
-          <w:rFonts w:cstheme="minorHAnsi"/>
-          <w:b/>
-          <w:bCs/>
-          <w:color w:val="000000" w:themeColor="text1"/>
-        </w:rPr>
-        <w:t>GB 2336</w:t>
-      </w:r>
-      <w:r>
-        <w:rPr>
-          <w:rFonts w:cstheme="minorHAnsi"/>
-          <w:color w:val="000000" w:themeColor="text1"/>
-        </w:rPr>
-        <w:t xml:space="preserve"> : </w:t>
-      </w:r>
-      <w:r>
-        <w:rPr>
-          <w:rFonts w:cstheme="minorHAnsi"/>
-          <w:color w:val="000000" w:themeColor="text1"/>
-        </w:rPr>
-        <w:t>Wednesdays 6-9PM</w:t>
+          <w:b/>
+          <w:bCs/>
+          <w:color w:val="000000" w:themeColor="text1"/>
+        </w:rPr>
+      </w:pPr>
+      <w:r>
+        <w:rPr>
+          <w:rFonts w:cstheme="minorHAnsi"/>
+          <w:b/>
+          <w:bCs/>
+          <w:color w:val="000000" w:themeColor="text1"/>
+        </w:rPr>
+        <w:t>GB 2336 – F2</w:t>
+      </w:r>
+      <w:r>
+        <w:rPr>
+          <w:rFonts w:cstheme="minorHAnsi"/>
+          <w:b/>
+          <w:bCs/>
+          <w:color w:val="000000" w:themeColor="text1"/>
+        </w:rPr>
+        <w:t xml:space="preserve"> (TechMBA</w:t>
+      </w:r>
+      <w:r>
+        <w:rPr>
+          <w:rFonts w:cstheme="minorHAnsi"/>
+          <w:b/>
+          <w:bCs/>
+          <w:color w:val="000000" w:themeColor="text1"/>
+        </w:rPr>
+        <w:t xml:space="preserve"> only</w:t>
+      </w:r>
+      <w:r>
+        <w:rPr>
+          <w:rFonts w:cstheme="minorHAnsi"/>
+          <w:b/>
+          <w:bCs/>
+          <w:color w:val="000000" w:themeColor="text1"/>
+        </w:rPr>
+        <w:t>)</w:t>
+      </w:r>
+      <w:r>
+        <w:rPr>
+          <w:rFonts w:cstheme="minorHAnsi"/>
+          <w:b/>
+          <w:bCs/>
+          <w:color w:val="000000" w:themeColor="text1"/>
+        </w:rPr>
+        <w:t xml:space="preserve">:   </w:t>
+      </w:r>
+      <w:r>
+        <w:rPr>
+          <w:rFonts w:cstheme="minorHAnsi"/>
+          <w:b/>
+          <w:bCs/>
+          <w:color w:val="000000" w:themeColor="text1"/>
+        </w:rPr>
+        <w:t xml:space="preserve">In Person: </w:t>
+      </w:r>
+      <w:r>
+        <w:rPr>
+          <w:rFonts w:cstheme="minorHAnsi"/>
+          <w:b/>
+          <w:bCs/>
+          <w:color w:val="000000" w:themeColor="text1"/>
+        </w:rPr>
+        <w:t>MW 10:30 AM - 11:50 AM</w:t>
       </w:r>
     </w:p>
     <w:p>
@@ -405,43 +339,645 @@
         </w:numPr>
         <w:rPr>
           <w:rFonts w:cstheme="minorHAnsi"/>
-          <w:color w:val="000000" w:themeColor="text1"/>
-        </w:rPr>
-      </w:pPr>
-      <w:r>
-        <w:rPr>
-          <w:rFonts w:cstheme="minorHAnsi"/>
-          <w:b/>
-          <w:bCs/>
-          <w:color w:val="000000" w:themeColor="text1"/>
-        </w:rPr>
-        <w:t xml:space="preserve">UB </w:t>
-      </w:r>
-      <w:proofErr w:type="gramStart"/>
-      <w:r>
-        <w:rPr>
-          <w:rFonts w:cstheme="minorHAnsi"/>
-          <w:b/>
-          <w:bCs/>
-          <w:color w:val="000000" w:themeColor="text1"/>
-        </w:rPr>
-        <w:t>57</w:t>
-      </w:r>
-      <w:r>
-        <w:rPr>
-          <w:rFonts w:cstheme="minorHAnsi"/>
-          <w:color w:val="000000" w:themeColor="text1"/>
-        </w:rPr>
-        <w:t xml:space="preserve"> :</w:t>
-      </w:r>
-      <w:proofErr w:type="gramEnd"/>
-      <w:r>
-        <w:rPr>
-          <w:rFonts w:cstheme="minorHAnsi"/>
-          <w:color w:val="000000" w:themeColor="text1"/>
-        </w:rPr>
-        <w:t xml:space="preserve"> MW 9:30 – 10:45 / 11:00 – 12:15</w:t>
-      </w:r>
+          <w:b/>
+          <w:bCs/>
+          <w:color w:val="000000" w:themeColor="text1"/>
+        </w:rPr>
+      </w:pPr>
+      <w:r>
+        <w:rPr>
+          <w:rFonts w:cstheme="minorHAnsi"/>
+          <w:b/>
+          <w:bCs/>
+          <w:color w:val="000000" w:themeColor="text1"/>
+        </w:rPr>
+        <w:t>GB 2336 – 10</w:t>
+      </w:r>
+      <w:r>
+        <w:rPr>
+          <w:rFonts w:cstheme="minorHAnsi"/>
+          <w:b/>
+          <w:bCs/>
+          <w:color w:val="000000" w:themeColor="text1"/>
+        </w:rPr>
+        <w:t xml:space="preserve"> (Tech)</w:t>
+      </w:r>
+      <w:r>
+        <w:rPr>
+          <w:rFonts w:cstheme="minorHAnsi"/>
+          <w:b/>
+          <w:bCs/>
+          <w:color w:val="000000" w:themeColor="text1"/>
+        </w:rPr>
+        <w:t xml:space="preserve">:  </w:t>
+      </w:r>
+      <w:r>
+        <w:rPr>
+          <w:rFonts w:cstheme="minorHAnsi"/>
+          <w:b/>
+          <w:bCs/>
+          <w:color w:val="000000" w:themeColor="text1"/>
+        </w:rPr>
+        <w:t>On Zoom</w:t>
+      </w:r>
+      <w:r>
+        <w:rPr>
+          <w:rFonts w:cstheme="minorHAnsi"/>
+          <w:b/>
+          <w:bCs/>
+          <w:color w:val="000000" w:themeColor="text1"/>
+        </w:rPr>
+        <w:t xml:space="preserve">:  </w:t>
+      </w:r>
+      <w:r>
+        <w:rPr>
+          <w:rFonts w:cstheme="minorHAnsi"/>
+          <w:b/>
+          <w:bCs/>
+          <w:color w:val="000000" w:themeColor="text1"/>
+        </w:rPr>
+        <w:t>W 7-9 PM (plus one hour weekly asynchronous material)</w:t>
+      </w:r>
+    </w:p>
+    <w:p>
+      <w:pPr>
+        <w:pStyle w:val="ListParagraph"/>
+        <w:numPr>
+          <w:ilvl w:val="1"/>
+          <w:numId w:val="11"/>
+        </w:numPr>
+        <w:rPr>
+          <w:rFonts w:cstheme="minorHAnsi"/>
+          <w:color w:val="000000" w:themeColor="text1"/>
+        </w:rPr>
+      </w:pPr>
+      <w:r>
+        <w:rPr>
+          <w:rFonts w:cstheme="minorHAnsi"/>
+          <w:color w:val="000000" w:themeColor="text1"/>
+        </w:rPr>
+        <w:t xml:space="preserve">Zoom: </w:t>
+      </w:r>
+      <w:hyperlink r:id="rId7" w:history="1">
+        <w:r>
+          <w:rPr>
+            <w:rStyle w:val="Hyperlink"/>
+            <w:rFonts w:cstheme="minorHAnsi"/>
+          </w:rPr>
+          <w:t>https://nyu.zoom.us/my/volinsky</w:t>
+        </w:r>
+      </w:hyperlink>
+      <w:r>
+        <w:rPr>
+          <w:rFonts w:cstheme="minorHAnsi"/>
+          <w:color w:val="000000" w:themeColor="text1"/>
+        </w:rPr>
+        <w:t xml:space="preserve"> - Use your NYU Zoom account!</w:t>
+      </w:r>
+    </w:p>
+    <w:p>
+      <w:pPr>
+        <w:pStyle w:val="ListParagraph"/>
+        <w:numPr>
+          <w:ilvl w:val="0"/>
+          <w:numId w:val="11"/>
+        </w:numPr>
+        <w:rPr>
+          <w:rFonts w:cstheme="minorHAnsi"/>
+          <w:b/>
+          <w:bCs/>
+          <w:color w:val="000000" w:themeColor="text1"/>
+        </w:rPr>
+      </w:pPr>
+      <w:r>
+        <w:rPr>
+          <w:rFonts w:cstheme="minorHAnsi"/>
+          <w:b/>
+          <w:bCs/>
+          <w:color w:val="000000" w:themeColor="text1"/>
+        </w:rPr>
+        <w:t xml:space="preserve">GB </w:t>
+      </w:r>
+      <w:r>
+        <w:rPr>
+          <w:rFonts w:cstheme="minorHAnsi"/>
+          <w:b/>
+          <w:bCs/>
+          <w:color w:val="000000" w:themeColor="text1"/>
+        </w:rPr>
+        <w:t>3</w:t>
+      </w:r>
+      <w:r>
+        <w:rPr>
+          <w:rFonts w:cstheme="minorHAnsi"/>
+          <w:b/>
+          <w:bCs/>
+          <w:color w:val="000000" w:themeColor="text1"/>
+        </w:rPr>
+        <w:t xml:space="preserve">336 </w:t>
+      </w:r>
+      <w:r>
+        <w:rPr>
+          <w:rFonts w:cstheme="minorHAnsi"/>
+          <w:b/>
+          <w:bCs/>
+          <w:color w:val="000000" w:themeColor="text1"/>
+        </w:rPr>
+        <w:t>– 10</w:t>
+      </w:r>
+      <w:r>
+        <w:rPr>
+          <w:rFonts w:cstheme="minorHAnsi"/>
+          <w:b/>
+          <w:bCs/>
+          <w:color w:val="000000" w:themeColor="text1"/>
+        </w:rPr>
+        <w:t xml:space="preserve"> (Mgrl)</w:t>
+      </w:r>
+      <w:r>
+        <w:rPr>
+          <w:rFonts w:cstheme="minorHAnsi"/>
+          <w:b/>
+          <w:bCs/>
+          <w:color w:val="000000" w:themeColor="text1"/>
+        </w:rPr>
+        <w:t xml:space="preserve">:  </w:t>
+      </w:r>
+      <w:r>
+        <w:rPr>
+          <w:rFonts w:cstheme="minorHAnsi"/>
+          <w:b/>
+          <w:bCs/>
+          <w:color w:val="000000" w:themeColor="text1"/>
+        </w:rPr>
+        <w:t xml:space="preserve">In Person: </w:t>
+      </w:r>
+      <w:r>
+        <w:rPr>
+          <w:rFonts w:cstheme="minorHAnsi"/>
+          <w:b/>
+          <w:bCs/>
+          <w:color w:val="000000" w:themeColor="text1"/>
+        </w:rPr>
+        <w:t>M 6-9 PM</w:t>
+      </w:r>
+    </w:p>
+    <w:p>
+      <w:pPr>
+        <w:rPr>
+          <w:rFonts w:cstheme="minorHAnsi"/>
+          <w:b/>
+          <w:bCs/>
+          <w:color w:val="000000" w:themeColor="text1"/>
+        </w:rPr>
+      </w:pPr>
+    </w:p>
+    <w:p>
+      <w:pPr>
+        <w:rPr>
+          <w:rFonts w:cstheme="minorHAnsi"/>
+          <w:b/>
+          <w:bCs/>
+          <w:color w:val="000000" w:themeColor="text1"/>
+        </w:rPr>
+      </w:pPr>
+      <w:r>
+        <w:rPr>
+          <w:rFonts w:cstheme="minorHAnsi"/>
+          <w:b/>
+          <w:bCs/>
+          <w:color w:val="000000" w:themeColor="text1"/>
+        </w:rPr>
+        <w:t xml:space="preserve">Teaching Fellows:  </w:t>
+      </w:r>
+    </w:p>
+    <w:p>
+      <w:pPr>
+        <w:pStyle w:val="ListParagraph"/>
+        <w:numPr>
+          <w:ilvl w:val="0"/>
+          <w:numId w:val="11"/>
+        </w:numPr>
+        <w:rPr>
+          <w:rFonts w:cstheme="minorHAnsi"/>
+          <w:b/>
+          <w:bCs/>
+          <w:color w:val="000000" w:themeColor="text1"/>
+        </w:rPr>
+      </w:pPr>
+      <w:r>
+        <w:rPr>
+          <w:rFonts w:cstheme="minorHAnsi"/>
+          <w:b/>
+          <w:bCs/>
+          <w:color w:val="000000" w:themeColor="text1"/>
+        </w:rPr>
+        <w:t>GB 2336 – F2</w:t>
+      </w:r>
+      <w:r>
+        <w:rPr>
+          <w:rFonts w:cstheme="minorHAnsi"/>
+          <w:b/>
+          <w:bCs/>
+          <w:color w:val="000000" w:themeColor="text1"/>
+        </w:rPr>
+        <w:t xml:space="preserve"> (TechMBA only)</w:t>
+      </w:r>
+      <w:r>
+        <w:rPr>
+          <w:rFonts w:cstheme="minorHAnsi"/>
+          <w:b/>
+          <w:bCs/>
+          <w:color w:val="000000" w:themeColor="text1"/>
+        </w:rPr>
+        <w:t xml:space="preserve">:   </w:t>
+      </w:r>
+      <w:r>
+        <w:rPr>
+          <w:rFonts w:cstheme="minorHAnsi"/>
+          <w:b/>
+          <w:bCs/>
+          <w:color w:val="000000" w:themeColor="text1"/>
+        </w:rPr>
+        <w:t>Adam Peterson (</w:t>
+      </w:r>
+      <w:r>
+        <w:rPr>
+          <w:rFonts w:cstheme="minorHAnsi"/>
+          <w:b/>
+          <w:bCs/>
+          <w:color w:val="000000" w:themeColor="text1"/>
+        </w:rPr>
+        <w:t>a</w:t>
+      </w:r>
+      <w:r>
+        <w:rPr>
+          <w:rFonts w:cstheme="minorHAnsi"/>
+          <w:b/>
+          <w:bCs/>
+          <w:color w:val="000000" w:themeColor="text1"/>
+        </w:rPr>
+        <w:t>dam.peterson@stern.nyu.edu</w:t>
+      </w:r>
+      <w:r>
+        <w:rPr>
+          <w:rFonts w:cstheme="minorHAnsi"/>
+          <w:b/>
+          <w:bCs/>
+          <w:color w:val="000000" w:themeColor="text1"/>
+        </w:rPr>
+        <w:t>)</w:t>
+      </w:r>
+    </w:p>
+    <w:p>
+      <w:pPr>
+        <w:pStyle w:val="ListParagraph"/>
+        <w:numPr>
+          <w:ilvl w:val="0"/>
+          <w:numId w:val="11"/>
+        </w:numPr>
+        <w:rPr>
+          <w:rFonts w:cstheme="minorHAnsi"/>
+          <w:b/>
+          <w:bCs/>
+          <w:color w:val="000000" w:themeColor="text1"/>
+        </w:rPr>
+      </w:pPr>
+      <w:r>
+        <w:rPr>
+          <w:rFonts w:cstheme="minorHAnsi"/>
+          <w:b/>
+          <w:bCs/>
+          <w:color w:val="000000" w:themeColor="text1"/>
+        </w:rPr>
+        <w:t>GB 2336 – 10</w:t>
+      </w:r>
+      <w:r>
+        <w:rPr>
+          <w:rFonts w:cstheme="minorHAnsi"/>
+          <w:b/>
+          <w:bCs/>
+          <w:color w:val="000000" w:themeColor="text1"/>
+        </w:rPr>
+        <w:t xml:space="preserve"> (Tech)</w:t>
+      </w:r>
+      <w:r>
+        <w:rPr>
+          <w:rFonts w:cstheme="minorHAnsi"/>
+          <w:b/>
+          <w:bCs/>
+          <w:color w:val="000000" w:themeColor="text1"/>
+        </w:rPr>
+        <w:t xml:space="preserve">:  </w:t>
+      </w:r>
+      <w:r>
+        <w:rPr>
+          <w:rFonts w:cstheme="minorHAnsi"/>
+          <w:b/>
+          <w:bCs/>
+          <w:color w:val="000000" w:themeColor="text1"/>
+        </w:rPr>
+        <w:t>Online:  Prakhar Srivastava (</w:t>
+      </w:r>
+      <w:r>
+        <w:rPr>
+          <w:rFonts w:cstheme="minorHAnsi"/>
+          <w:b/>
+          <w:bCs/>
+          <w:color w:val="000000" w:themeColor="text1"/>
+        </w:rPr>
+        <w:t>ps5225@nyu.edu</w:t>
+      </w:r>
+      <w:r>
+        <w:rPr>
+          <w:rFonts w:cstheme="minorHAnsi"/>
+          <w:b/>
+          <w:bCs/>
+          <w:color w:val="000000" w:themeColor="text1"/>
+        </w:rPr>
+        <w:t>)</w:t>
+      </w:r>
+    </w:p>
+    <w:p>
+      <w:pPr>
+        <w:pStyle w:val="ListParagraph"/>
+        <w:numPr>
+          <w:ilvl w:val="0"/>
+          <w:numId w:val="11"/>
+        </w:numPr>
+        <w:rPr>
+          <w:rFonts w:cstheme="minorHAnsi"/>
+          <w:b/>
+          <w:bCs/>
+          <w:color w:val="000000" w:themeColor="text1"/>
+        </w:rPr>
+      </w:pPr>
+      <w:r>
+        <w:rPr>
+          <w:rFonts w:cstheme="minorHAnsi"/>
+          <w:b/>
+          <w:bCs/>
+          <w:color w:val="000000" w:themeColor="text1"/>
+        </w:rPr>
+        <w:t>GB 3336 – 10</w:t>
+      </w:r>
+      <w:r>
+        <w:rPr>
+          <w:rFonts w:cstheme="minorHAnsi"/>
+          <w:b/>
+          <w:bCs/>
+          <w:color w:val="000000" w:themeColor="text1"/>
+        </w:rPr>
+        <w:t xml:space="preserve"> (Mgrl)</w:t>
+      </w:r>
+      <w:r>
+        <w:rPr>
+          <w:rFonts w:cstheme="minorHAnsi"/>
+          <w:b/>
+          <w:bCs/>
+          <w:color w:val="000000" w:themeColor="text1"/>
+        </w:rPr>
+        <w:t xml:space="preserve">:  In Person: </w:t>
+      </w:r>
+      <w:r>
+        <w:rPr>
+          <w:rFonts w:cstheme="minorHAnsi"/>
+          <w:b/>
+          <w:bCs/>
+          <w:color w:val="000000" w:themeColor="text1"/>
+        </w:rPr>
+        <w:t xml:space="preserve"> Jack Hickey (</w:t>
+      </w:r>
+      <w:r>
+        <w:rPr>
+          <w:rFonts w:cstheme="minorHAnsi"/>
+          <w:b/>
+          <w:bCs/>
+          <w:color w:val="000000" w:themeColor="text1"/>
+        </w:rPr>
+        <w:t>jth9483@stern.nyu.edu</w:t>
+      </w:r>
+      <w:r>
+        <w:rPr>
+          <w:rFonts w:cstheme="minorHAnsi"/>
+          <w:b/>
+          <w:bCs/>
+          <w:color w:val="000000" w:themeColor="text1"/>
+        </w:rPr>
+        <w:t>)</w:t>
+      </w:r>
+    </w:p>
+    <w:p>
+      <w:pPr>
+        <w:rPr>
+          <w:rFonts w:cstheme="minorHAnsi"/>
+          <w:color w:val="000000" w:themeColor="text1"/>
+        </w:rPr>
+      </w:pPr>
+    </w:p>
+    <w:p>
+      <w:pPr>
+        <w:rPr>
+          <w:rFonts w:cstheme="minorHAnsi"/>
+          <w:b/>
+          <w:bCs/>
+          <w:color w:val="000000" w:themeColor="text1"/>
+        </w:rPr>
+      </w:pPr>
+      <w:r>
+        <w:rPr>
+          <w:rFonts w:cstheme="minorHAnsi"/>
+          <w:b/>
+          <w:bCs/>
+          <w:color w:val="000000" w:themeColor="text1"/>
+        </w:rPr>
+        <w:t xml:space="preserve">Office Hours:   </w:t>
+      </w:r>
+    </w:p>
+    <w:p>
+      <w:pPr>
+        <w:ind w:firstLine="720"/>
+        <w:rPr>
+          <w:rFonts w:cstheme="minorHAnsi"/>
+          <w:b/>
+          <w:bCs/>
+          <w:color w:val="000000" w:themeColor="text1"/>
+        </w:rPr>
+      </w:pPr>
+      <w:r>
+        <w:rPr>
+          <w:rFonts w:cstheme="minorHAnsi"/>
+          <w:b/>
+          <w:bCs/>
+          <w:color w:val="000000" w:themeColor="text1"/>
+        </w:rPr>
+        <w:t xml:space="preserve">Prof. Volinsky: </w:t>
+      </w:r>
+    </w:p>
+    <w:p>
+      <w:pPr>
+        <w:pStyle w:val="ListParagraph"/>
+        <w:numPr>
+          <w:ilvl w:val="0"/>
+          <w:numId w:val="14"/>
+        </w:numPr>
+        <w:rPr>
+          <w:rFonts w:cstheme="minorHAnsi"/>
+          <w:b/>
+          <w:bCs/>
+        </w:rPr>
+      </w:pPr>
+      <w:r>
+        <w:rPr>
+          <w:rFonts w:cstheme="minorHAnsi"/>
+          <w:b/>
+          <w:bCs/>
+        </w:rPr>
+        <w:t>Wed 2-3pm (in office or on zoom)</w:t>
+      </w:r>
+      <w:r>
+        <w:rPr>
+          <w:rFonts w:cstheme="minorHAnsi"/>
+          <w:b/>
+          <w:bCs/>
+        </w:rPr>
+        <w:t xml:space="preserve">: </w:t>
+      </w:r>
+    </w:p>
+    <w:p>
+      <w:pPr>
+        <w:pStyle w:val="ListParagraph"/>
+        <w:numPr>
+          <w:ilvl w:val="0"/>
+          <w:numId w:val="14"/>
+        </w:numPr>
+        <w:rPr>
+          <w:rFonts w:cstheme="minorHAnsi"/>
+          <w:b/>
+          <w:bCs/>
+        </w:rPr>
+      </w:pPr>
+      <w:r>
+        <w:rPr>
+          <w:rFonts w:cstheme="minorHAnsi"/>
+          <w:b/>
+          <w:bCs/>
+        </w:rPr>
+        <w:t>Thu 6-7pm (zoom only)</w:t>
+      </w:r>
+    </w:p>
+    <w:p>
+      <w:pPr>
+        <w:ind w:firstLine="720"/>
+        <w:rPr>
+          <w:rFonts w:cstheme="minorHAnsi"/>
+        </w:rPr>
+      </w:pPr>
+      <w:r>
+        <w:rPr>
+          <w:rFonts w:cstheme="minorHAnsi"/>
+          <w:b/>
+          <w:bCs/>
+        </w:rPr>
+        <w:t>Adam</w:t>
+      </w:r>
+      <w:r>
+        <w:rPr>
+          <w:rFonts w:cstheme="minorHAnsi"/>
+          <w:b/>
+          <w:bCs/>
+        </w:rPr>
+        <w:t xml:space="preserve"> (F2) :</w:t>
+      </w:r>
+      <w:r>
+        <w:rPr>
+          <w:rFonts w:cstheme="minorHAnsi"/>
+          <w:b/>
+          <w:bCs/>
+        </w:rPr>
+        <w:t xml:space="preserve">Wed 4-5pm </w:t>
+      </w:r>
+      <w:r>
+        <w:rPr>
+          <w:rFonts w:cstheme="minorHAnsi"/>
+        </w:rPr>
+        <w:t>https://nyu.zoom.us/my/adamjpeterson</w:t>
+      </w:r>
+    </w:p>
+    <w:p>
+      <w:pPr>
+        <w:ind w:firstLine="720"/>
+        <w:rPr>
+          <w:rFonts w:cstheme="minorHAnsi"/>
+          <w:b/>
+          <w:bCs/>
+        </w:rPr>
+      </w:pPr>
+      <w:r>
+        <w:rPr>
+          <w:rFonts w:cstheme="minorHAnsi"/>
+          <w:b/>
+          <w:bCs/>
+        </w:rPr>
+        <w:t xml:space="preserve">Prakhar (Tech) : </w:t>
+      </w:r>
+      <w:r>
+        <w:rPr>
+          <w:rFonts w:cstheme="minorHAnsi"/>
+          <w:b/>
+          <w:bCs/>
+        </w:rPr>
+        <w:t xml:space="preserve">Wed 3-4pm </w:t>
+      </w:r>
+      <w:r>
+        <w:rPr>
+          <w:rFonts w:cstheme="minorHAnsi"/>
+        </w:rPr>
+        <w:t>https://nyu.zoom.us/j/99718447784</w:t>
+      </w:r>
+    </w:p>
+    <w:p>
+      <w:pPr>
+        <w:ind w:firstLine="720"/>
+        <w:rPr>
+          <w:rFonts w:cstheme="minorHAnsi"/>
+        </w:rPr>
+      </w:pPr>
+      <w:r>
+        <w:rPr>
+          <w:rFonts w:cstheme="minorHAnsi"/>
+          <w:b/>
+          <w:bCs/>
+        </w:rPr>
+        <w:t xml:space="preserve">Jack (Mgrl) : </w:t>
+      </w:r>
+      <w:r>
+        <w:rPr>
+          <w:rFonts w:cstheme="minorHAnsi"/>
+          <w:b/>
+          <w:bCs/>
+        </w:rPr>
+        <w:t xml:space="preserve">Wed 4:30-5:30 </w:t>
+      </w:r>
+      <w:hyperlink r:id="rId8" w:history="1">
+        <w:r>
+          <w:rPr>
+            <w:rStyle w:val="Hyperlink"/>
+            <w:rFonts w:cstheme="minorHAnsi"/>
+            <w:b/>
+            <w:bCs/>
+          </w:rPr>
+          <w:t>Zoom Link</w:t>
+        </w:r>
+      </w:hyperlink>
+    </w:p>
+    <w:p>
+      <w:pPr>
+        <w:rPr>
+          <w:rFonts w:cstheme="minorHAnsi"/>
+          <w:color w:val="000000" w:themeColor="text1"/>
+        </w:rPr>
+      </w:pPr>
     </w:p>
     <w:p>
       <w:pPr>
@@ -472,19 +1008,19 @@
           <w:rFonts w:cstheme="minorHAnsi"/>
           <w:b/>
           <w:bCs/>
-          <w:color w:val="000000" w:themeColor="text1"/>
-          <w:sz w:val="28"/>
-          <w:szCs w:val="28"/>
-        </w:rPr>
-      </w:pPr>
-      <w:r>
-        <w:rPr>
-          <w:rFonts w:cstheme="minorHAnsi"/>
-          <w:b/>
-          <w:bCs/>
-          <w:color w:val="000000" w:themeColor="text1"/>
-          <w:sz w:val="28"/>
-          <w:szCs w:val="28"/>
+          <w:color w:val="0070C0"/>
+          <w:sz w:val="32"/>
+          <w:szCs w:val="32"/>
+        </w:rPr>
+      </w:pPr>
+      <w:r>
+        <w:rPr>
+          <w:rFonts w:cstheme="minorHAnsi"/>
+          <w:b/>
+          <w:bCs/>
+          <w:color w:val="0070C0"/>
+          <w:sz w:val="32"/>
+          <w:szCs w:val="32"/>
         </w:rPr>
         <w:t xml:space="preserve">Course Objectives:   </w:t>
       </w:r>
@@ -539,76 +1075,81 @@
           <w:rFonts w:cstheme="minorHAnsi"/>
           <w:color w:val="000000" w:themeColor="text1"/>
         </w:rPr>
-        <w:t>.   We will</w:t>
-      </w:r>
-      <w:r>
-        <w:rPr>
-          <w:rFonts w:cstheme="minorHAnsi"/>
-          <w:color w:val="000000" w:themeColor="text1"/>
-        </w:rPr>
-        <w:t xml:space="preserve"> cover the fundamentals of the data science process and how predictive </w:t>
-      </w:r>
-      <w:proofErr w:type="gramStart"/>
-      <w:r>
-        <w:rPr>
-          <w:rFonts w:cstheme="minorHAnsi"/>
-          <w:color w:val="000000" w:themeColor="text1"/>
-        </w:rPr>
-        <w:t>models</w:t>
-      </w:r>
-      <w:proofErr w:type="gramEnd"/>
-      <w:r>
-        <w:rPr>
-          <w:rFonts w:cstheme="minorHAnsi"/>
-          <w:color w:val="000000" w:themeColor="text1"/>
-        </w:rPr>
-        <w:t xml:space="preserve"> and machine learning are used to find solutions for business problems using real-world data. </w:t>
-      </w:r>
-    </w:p>
-    <w:p>
-      <w:pPr>
-        <w:rPr>
-          <w:rFonts w:cstheme="minorHAnsi"/>
-          <w:color w:val="000000" w:themeColor="text1"/>
-        </w:rPr>
-      </w:pPr>
-    </w:p>
-    <w:p>
-      <w:pPr>
-        <w:rPr>
-          <w:rFonts w:cstheme="minorHAnsi"/>
-          <w:color w:val="000000" w:themeColor="text1"/>
-        </w:rPr>
-      </w:pPr>
-      <w:r>
-        <w:rPr>
-          <w:rFonts w:cstheme="minorHAnsi"/>
-          <w:color w:val="000000" w:themeColor="text1"/>
-        </w:rPr>
-        <w:t xml:space="preserve">We </w:t>
-      </w:r>
-      <w:proofErr w:type="gramStart"/>
-      <w:r>
-        <w:rPr>
-          <w:rFonts w:cstheme="minorHAnsi"/>
-          <w:color w:val="000000" w:themeColor="text1"/>
-        </w:rPr>
-        <w:t xml:space="preserve">will </w:t>
-      </w:r>
-      <w:r>
-        <w:rPr>
-          <w:rFonts w:cstheme="minorHAnsi"/>
-          <w:color w:val="000000" w:themeColor="text1"/>
-        </w:rPr>
-        <w:t xml:space="preserve"> focus</w:t>
-      </w:r>
-      <w:proofErr w:type="gramEnd"/>
-      <w:r>
-        <w:rPr>
-          <w:rFonts w:cstheme="minorHAnsi"/>
-          <w:color w:val="000000" w:themeColor="text1"/>
-        </w:rPr>
-        <w:t xml:space="preserve"> on data-analytic thinking</w:t>
+        <w:t xml:space="preserve">.   We will cover the fundamentals of the data science process and how predictive models and machine learning are used to find solutions for business problems using real-world data. </w:t>
+      </w:r>
+    </w:p>
+    <w:p>
+      <w:pPr>
+        <w:rPr>
+          <w:rFonts w:cstheme="minorHAnsi"/>
+          <w:color w:val="000000" w:themeColor="text1"/>
+        </w:rPr>
+      </w:pPr>
+    </w:p>
+    <w:p>
+      <w:pPr>
+        <w:rPr>
+          <w:rFonts w:cstheme="minorHAnsi"/>
+          <w:color w:val="000000" w:themeColor="text1"/>
+        </w:rPr>
+      </w:pPr>
+      <w:r>
+        <w:rPr>
+          <w:rFonts w:cstheme="minorHAnsi"/>
+          <w:color w:val="000000" w:themeColor="text1"/>
+        </w:rPr>
+        <w:t xml:space="preserve">We focus on data-analytic thinking:  how to approach problems, how to develop insights using data, how to apply machine learning </w:t>
+      </w:r>
+      <w:r>
+        <w:rPr>
+          <w:rFonts w:cstheme="minorHAnsi"/>
+          <w:color w:val="000000" w:themeColor="text1"/>
+        </w:rPr>
+        <w:t>algorithms, how</w:t>
+      </w:r>
+      <w:r>
+        <w:rPr>
+          <w:rFonts w:cstheme="minorHAnsi"/>
+          <w:color w:val="000000" w:themeColor="text1"/>
+        </w:rPr>
+        <w:t xml:space="preserve"> to validate and assess algorithmic results, and how to communicate those results to a business audience appropriately.    This is an applied class</w:t>
+      </w:r>
+      <w:r>
+        <w:rPr>
+          <w:rFonts w:cstheme="minorHAnsi"/>
+          <w:color w:val="000000" w:themeColor="text1"/>
+        </w:rPr>
+        <w:t xml:space="preserve"> -- </w:t>
+      </w:r>
+      <w:r>
+        <w:rPr>
+          <w:rFonts w:cstheme="minorHAnsi"/>
+          <w:color w:val="000000" w:themeColor="text1"/>
+        </w:rPr>
+        <w:t xml:space="preserve">we will learn about data science applications through discussions of real-world use cases, and through exploration and analysis of real data sets.   </w:t>
+      </w:r>
+    </w:p>
+    <w:p>
+      <w:pPr>
+        <w:rPr>
+          <w:rFonts w:cstheme="minorHAnsi"/>
+          <w:color w:val="000000" w:themeColor="text1"/>
+        </w:rPr>
+      </w:pPr>
+    </w:p>
+    <w:p>
+      <w:pPr>
+        <w:rPr>
+          <w:rFonts w:cstheme="minorHAnsi"/>
+          <w:color w:val="000000" w:themeColor="text1"/>
+        </w:rPr>
+      </w:pPr>
+      <w:r>
+        <w:rPr>
+          <w:rFonts w:cstheme="minorHAnsi"/>
+          <w:color w:val="000000" w:themeColor="text1"/>
+        </w:rPr>
+        <w:t>In this course, you will learn to</w:t>
       </w:r>
       <w:r>
         <w:rPr>
@@ -616,154 +1157,6 @@
           <w:color w:val="000000" w:themeColor="text1"/>
         </w:rPr>
         <w:t xml:space="preserve">: </w:t>
-      </w:r>
-      <w:r>
-        <w:rPr>
-          <w:rFonts w:cstheme="minorHAnsi"/>
-          <w:color w:val="000000" w:themeColor="text1"/>
-        </w:rPr>
-        <w:t xml:space="preserve"> how to approach problems, how to develop insights using data, how to apply machine learning </w:t>
-      </w:r>
-      <w:r>
-        <w:rPr>
-          <w:rFonts w:cstheme="minorHAnsi"/>
-          <w:color w:val="000000" w:themeColor="text1"/>
-        </w:rPr>
-        <w:t>algorithms</w:t>
-      </w:r>
-      <w:r>
-        <w:rPr>
-          <w:rFonts w:cstheme="minorHAnsi"/>
-          <w:color w:val="000000" w:themeColor="text1"/>
-        </w:rPr>
-        <w:t>,  how to validate and assess algorithmic results, and how to communicate those results to a business audienc</w:t>
-      </w:r>
-      <w:r>
-        <w:rPr>
-          <w:rFonts w:cstheme="minorHAnsi"/>
-          <w:color w:val="000000" w:themeColor="text1"/>
-        </w:rPr>
-        <w:t>e appropriately.    This is an applied class, with analysis of real data sets using Python’s powerful data science libraries (</w:t>
-      </w:r>
-      <w:r>
-        <w:rPr>
-          <w:rFonts w:ascii="Consolas" w:hAnsi="Consolas" w:cs="Consolas"/>
-          <w:color w:val="000000" w:themeColor="text1"/>
-        </w:rPr>
-        <w:t>pandas</w:t>
-      </w:r>
-      <w:r>
-        <w:rPr>
-          <w:rFonts w:cstheme="minorHAnsi"/>
-          <w:color w:val="000000" w:themeColor="text1"/>
-        </w:rPr>
-        <w:t xml:space="preserve">, </w:t>
-      </w:r>
-      <w:proofErr w:type="spellStart"/>
-      <w:r>
-        <w:rPr>
-          <w:rFonts w:ascii="Consolas" w:hAnsi="Consolas" w:cs="Consolas"/>
-          <w:color w:val="000000" w:themeColor="text1"/>
-        </w:rPr>
-        <w:t>sklearn</w:t>
-      </w:r>
-      <w:proofErr w:type="spellEnd"/>
-      <w:r>
-        <w:rPr>
-          <w:rFonts w:cstheme="minorHAnsi"/>
-          <w:color w:val="000000" w:themeColor="text1"/>
-        </w:rPr>
-        <w:t xml:space="preserve">, </w:t>
-      </w:r>
-      <w:r>
-        <w:rPr>
-          <w:rFonts w:ascii="Consolas" w:hAnsi="Consolas" w:cs="Consolas"/>
-          <w:color w:val="000000" w:themeColor="text1"/>
-        </w:rPr>
-        <w:t>matplotlib</w:t>
-      </w:r>
-      <w:r>
-        <w:rPr>
-          <w:rFonts w:cstheme="minorHAnsi"/>
-          <w:color w:val="000000" w:themeColor="text1"/>
-        </w:rPr>
-        <w:t>, and others)</w:t>
-      </w:r>
-    </w:p>
-    <w:p>
-      <w:pPr>
-        <w:rPr>
-          <w:rFonts w:cstheme="minorHAnsi"/>
-          <w:color w:val="000000" w:themeColor="text1"/>
-        </w:rPr>
-      </w:pPr>
-    </w:p>
-    <w:p>
-      <w:pPr>
-        <w:rPr>
-          <w:rFonts w:cstheme="minorHAnsi"/>
-          <w:color w:val="000000" w:themeColor="text1"/>
-        </w:rPr>
-      </w:pPr>
-      <w:r>
-        <w:rPr>
-          <w:rFonts w:cstheme="minorHAnsi"/>
-          <w:color w:val="000000" w:themeColor="text1"/>
-        </w:rPr>
-        <w:t xml:space="preserve">Throughout the semester we will examine </w:t>
-      </w:r>
-      <w:r>
-        <w:rPr>
-          <w:rFonts w:cstheme="minorHAnsi"/>
-          <w:color w:val="000000" w:themeColor="text1"/>
-        </w:rPr>
-        <w:t xml:space="preserve">examples </w:t>
-      </w:r>
-      <w:r>
-        <w:rPr>
-          <w:rFonts w:cstheme="minorHAnsi"/>
-          <w:color w:val="000000" w:themeColor="text1"/>
-        </w:rPr>
-        <w:t xml:space="preserve">of data science in practice through class discussions of real-world applications of data science.  </w:t>
-      </w:r>
-    </w:p>
-    <w:p>
-      <w:pPr>
-        <w:rPr>
-          <w:rFonts w:cstheme="minorHAnsi"/>
-          <w:color w:val="000000" w:themeColor="text1"/>
-        </w:rPr>
-      </w:pPr>
-    </w:p>
-    <w:p>
-      <w:pPr>
-        <w:rPr>
-          <w:rFonts w:cstheme="minorHAnsi"/>
-          <w:color w:val="000000" w:themeColor="text1"/>
-        </w:rPr>
-      </w:pPr>
-      <w:r>
-        <w:rPr>
-          <w:rFonts w:cstheme="minorHAnsi"/>
-          <w:color w:val="000000" w:themeColor="text1"/>
-        </w:rPr>
-        <w:t xml:space="preserve">After taking </w:t>
-      </w:r>
-      <w:proofErr w:type="gramStart"/>
-      <w:r>
-        <w:rPr>
-          <w:rFonts w:cstheme="minorHAnsi"/>
-          <w:color w:val="000000" w:themeColor="text1"/>
-        </w:rPr>
-        <w:t>this course</w:t>
-      </w:r>
-      <w:proofErr w:type="gramEnd"/>
-      <w:r>
-        <w:rPr>
-          <w:rFonts w:cstheme="minorHAnsi"/>
-          <w:color w:val="000000" w:themeColor="text1"/>
-        </w:rPr>
-        <w:t xml:space="preserve"> you should: </w:t>
       </w:r>
     </w:p>
     <w:p>
@@ -784,6 +1177,7 @@
           <w:iCs/>
           <w:color w:val="000000" w:themeColor="text1"/>
         </w:rPr>
+        <w:lastRenderedPageBreak/>
         <w:t xml:space="preserve">Approach business problems data-analytically. </w:t>
       </w:r>
       <w:r>
@@ -812,32 +1206,63 @@
           <w:iCs/>
           <w:color w:val="000000" w:themeColor="text1"/>
         </w:rPr>
-        <w:t>Understand the fundamental principles of data science</w:t>
-      </w:r>
-      <w:r>
-        <w:rPr>
-          <w:rFonts w:cstheme="minorHAnsi"/>
-          <w:i/>
-          <w:iCs/>
-          <w:color w:val="000000" w:themeColor="text1"/>
-        </w:rPr>
-        <w:t xml:space="preserve">, including the entire data science process from problem formulation to deployment. </w:t>
-      </w:r>
-      <w:r>
-        <w:rPr>
-          <w:rFonts w:cstheme="minorHAnsi"/>
-          <w:i/>
-          <w:iCs/>
-          <w:color w:val="000000" w:themeColor="text1"/>
-        </w:rPr>
-        <w:t xml:space="preserve"> </w:t>
-      </w:r>
-      <w:r>
-        <w:rPr>
-          <w:rFonts w:cstheme="minorHAnsi"/>
-          <w:color w:val="000000" w:themeColor="text1"/>
-        </w:rPr>
-        <w:t xml:space="preserve">Know when and how to apply different methods, and how to evaluate and communicate them. </w:t>
+        <w:t xml:space="preserve">Understand the fundamental principles of data science, including the entire data science process from problem formulation to deployment.  </w:t>
+      </w:r>
+      <w:r>
+        <w:rPr>
+          <w:rFonts w:cstheme="minorHAnsi"/>
+          <w:color w:val="000000" w:themeColor="text1"/>
+        </w:rPr>
+        <w:t xml:space="preserve">Learn about key machine learning methods, and </w:t>
+      </w:r>
+      <w:r>
+        <w:rPr>
+          <w:rFonts w:cstheme="minorHAnsi"/>
+          <w:color w:val="000000" w:themeColor="text1"/>
+        </w:rPr>
+        <w:t xml:space="preserve">when and how to apply </w:t>
+      </w:r>
+      <w:r>
+        <w:rPr>
+          <w:rFonts w:cstheme="minorHAnsi"/>
+          <w:color w:val="000000" w:themeColor="text1"/>
+        </w:rPr>
+        <w:t xml:space="preserve">them, including </w:t>
+      </w:r>
+      <w:r>
+        <w:rPr>
+          <w:rFonts w:cstheme="minorHAnsi"/>
+          <w:color w:val="000000" w:themeColor="text1"/>
+        </w:rPr>
+        <w:t xml:space="preserve">how to evaluate </w:t>
+      </w:r>
+      <w:r>
+        <w:rPr>
+          <w:rFonts w:cstheme="minorHAnsi"/>
+          <w:color w:val="000000" w:themeColor="text1"/>
+        </w:rPr>
+        <w:t xml:space="preserve">them </w:t>
+      </w:r>
+      <w:r>
+        <w:rPr>
+          <w:rFonts w:cstheme="minorHAnsi"/>
+          <w:color w:val="000000" w:themeColor="text1"/>
+        </w:rPr>
+        <w:t xml:space="preserve">and communicate </w:t>
+      </w:r>
+      <w:r>
+        <w:rPr>
+          <w:rFonts w:cstheme="minorHAnsi"/>
+          <w:color w:val="000000" w:themeColor="text1"/>
+        </w:rPr>
+        <w:t>the results</w:t>
+      </w:r>
+      <w:r>
+        <w:rPr>
+          <w:rFonts w:cstheme="minorHAnsi"/>
+          <w:color w:val="000000" w:themeColor="text1"/>
+        </w:rPr>
+        <w:t xml:space="preserve">. </w:t>
       </w:r>
     </w:p>
     <w:p>
@@ -858,7 +1283,7 @@
           <w:iCs/>
           <w:color w:val="000000" w:themeColor="text1"/>
         </w:rPr>
-        <w:t xml:space="preserve">Have had hands-on experience implementing machine learning algorithms in </w:t>
+        <w:t xml:space="preserve">Have hands-on experience implementing machine learning algorithms in </w:t>
       </w:r>
       <w:r>
         <w:rPr>
@@ -874,21 +1299,105 @@
           <w:rFonts w:cstheme="minorHAnsi"/>
           <w:color w:val="000000" w:themeColor="text1"/>
         </w:rPr>
-        <w:t xml:space="preserve">  This includes a</w:t>
-      </w:r>
-      <w:r>
-        <w:rPr>
-          <w:rFonts w:cstheme="minorHAnsi"/>
-          <w:color w:val="000000" w:themeColor="text1"/>
-        </w:rPr>
-        <w:t xml:space="preserve"> group</w:t>
-      </w:r>
-      <w:r>
-        <w:rPr>
-          <w:rFonts w:cstheme="minorHAnsi"/>
-          <w:color w:val="000000" w:themeColor="text1"/>
-        </w:rPr>
-        <w:t xml:space="preserve"> term project using data of your choosing. You will formulate a relevant business problem, and do a complete analysis, write-up and presentation. </w:t>
+        <w:t xml:space="preserve">  </w:t>
+      </w:r>
+      <w:r>
+        <w:rPr>
+          <w:rFonts w:cstheme="minorHAnsi"/>
+          <w:color w:val="000000" w:themeColor="text1"/>
+        </w:rPr>
+        <w:t xml:space="preserve">We will explore data sets </w:t>
+      </w:r>
+      <w:r>
+        <w:rPr>
+          <w:rFonts w:cstheme="minorHAnsi"/>
+          <w:color w:val="000000" w:themeColor="text1"/>
+        </w:rPr>
+        <w:t xml:space="preserve">from real-world business examples </w:t>
+      </w:r>
+      <w:r>
+        <w:rPr>
+          <w:rFonts w:cstheme="minorHAnsi"/>
+          <w:color w:val="000000" w:themeColor="text1"/>
+        </w:rPr>
+        <w:t xml:space="preserve">and you will learn how to explore and analyze them.  </w:t>
+      </w:r>
+      <w:r>
+        <w:rPr>
+          <w:rFonts w:cstheme="minorHAnsi"/>
+          <w:color w:val="000000" w:themeColor="text1"/>
+        </w:rPr>
+        <w:t xml:space="preserve">This includes a group term project using </w:t>
+      </w:r>
+      <w:r>
+        <w:rPr>
+          <w:rFonts w:cstheme="minorHAnsi"/>
+          <w:color w:val="000000" w:themeColor="text1"/>
+        </w:rPr>
+        <w:t xml:space="preserve">a </w:t>
+      </w:r>
+      <w:r>
+        <w:rPr>
+          <w:rFonts w:cstheme="minorHAnsi"/>
+          <w:color w:val="000000" w:themeColor="text1"/>
+        </w:rPr>
+        <w:t xml:space="preserve">data </w:t>
+      </w:r>
+      <w:r>
+        <w:rPr>
+          <w:rFonts w:cstheme="minorHAnsi"/>
+          <w:color w:val="000000" w:themeColor="text1"/>
+        </w:rPr>
+        <w:t xml:space="preserve">set </w:t>
+      </w:r>
+      <w:r>
+        <w:rPr>
+          <w:rFonts w:cstheme="minorHAnsi"/>
+          <w:color w:val="000000" w:themeColor="text1"/>
+        </w:rPr>
+        <w:t xml:space="preserve">of your </w:t>
+      </w:r>
+      <w:r>
+        <w:rPr>
+          <w:rFonts w:cstheme="minorHAnsi"/>
+          <w:color w:val="000000" w:themeColor="text1"/>
+        </w:rPr>
+        <w:t>selection</w:t>
+      </w:r>
+      <w:r>
+        <w:rPr>
+          <w:rFonts w:cstheme="minorHAnsi"/>
+          <w:color w:val="000000" w:themeColor="text1"/>
+        </w:rPr>
+        <w:t xml:space="preserve">. </w:t>
+      </w:r>
+      <w:r>
+        <w:rPr>
+          <w:rFonts w:cstheme="minorHAnsi"/>
+          <w:color w:val="000000" w:themeColor="text1"/>
+        </w:rPr>
+        <w:t xml:space="preserve"> </w:t>
+      </w:r>
+      <w:r>
+        <w:rPr>
+          <w:rFonts w:cstheme="minorHAnsi"/>
+          <w:color w:val="000000" w:themeColor="text1"/>
+        </w:rPr>
+        <w:t xml:space="preserve">You will formulate a relevant business problem, </w:t>
+      </w:r>
+      <w:r>
+        <w:rPr>
+          <w:rFonts w:cstheme="minorHAnsi"/>
+          <w:color w:val="000000" w:themeColor="text1"/>
+        </w:rPr>
+        <w:t>perform</w:t>
+      </w:r>
+      <w:r>
+        <w:rPr>
+          <w:rFonts w:cstheme="minorHAnsi"/>
+          <w:color w:val="000000" w:themeColor="text1"/>
+        </w:rPr>
+        <w:t xml:space="preserve"> a complete analysis, write-up and presentation. </w:t>
       </w:r>
     </w:p>
     <w:p>
@@ -913,21 +1422,7 @@
           <w:rFonts w:cstheme="minorHAnsi"/>
           <w:color w:val="000000" w:themeColor="text1"/>
         </w:rPr>
-        <w:t xml:space="preserve">Topics include but </w:t>
-      </w:r>
-      <w:r>
-        <w:rPr>
-          <w:rFonts w:cstheme="minorHAnsi"/>
-          <w:color w:val="000000" w:themeColor="text1"/>
-        </w:rPr>
-        <w:t xml:space="preserve">are </w:t>
-      </w:r>
-      <w:r>
-        <w:rPr>
-          <w:rFonts w:cstheme="minorHAnsi"/>
-          <w:color w:val="000000" w:themeColor="text1"/>
-        </w:rPr>
-        <w:t>not restricted to:</w:t>
+        <w:t>Topics include but are not restricted to:</w:t>
       </w:r>
     </w:p>
     <w:p>
@@ -974,7 +1469,6 @@
           <w:rFonts w:cstheme="minorHAnsi"/>
           <w:color w:val="000000" w:themeColor="text1"/>
         </w:rPr>
-        <w:lastRenderedPageBreak/>
         <w:t>Exploratory Data Analysis</w:t>
       </w:r>
     </w:p>
@@ -1015,7 +1509,21 @@
           <w:rFonts w:cstheme="minorHAnsi"/>
           <w:color w:val="000000" w:themeColor="text1"/>
         </w:rPr>
-        <w:t>Evaluating Predictive Models</w:t>
+        <w:t>Evaluating Predictive</w:t>
+      </w:r>
+      <w:r>
+        <w:rPr>
+          <w:rFonts w:cstheme="minorHAnsi"/>
+          <w:color w:val="000000" w:themeColor="text1"/>
+        </w:rPr>
+        <w:t xml:space="preserve"> </w:t>
+      </w:r>
+      <w:r>
+        <w:rPr>
+          <w:rFonts w:cstheme="minorHAnsi"/>
+          <w:color w:val="000000" w:themeColor="text1"/>
+        </w:rPr>
+        <w:t>Models</w:t>
       </w:r>
     </w:p>
     <w:p>
@@ -1055,14 +1563,7 @@
           <w:rFonts w:cstheme="minorHAnsi"/>
           <w:color w:val="000000" w:themeColor="text1"/>
         </w:rPr>
-        <w:t xml:space="preserve">Variable Selection and Complexity </w:t>
-      </w:r>
-      <w:r>
-        <w:rPr>
-          <w:rFonts w:cstheme="minorHAnsi"/>
-          <w:color w:val="000000" w:themeColor="text1"/>
-        </w:rPr>
-        <w:t>Control</w:t>
+        <w:t>Supervised Machine Learning Models</w:t>
       </w:r>
     </w:p>
     <w:p>
@@ -1082,7 +1583,7 @@
           <w:rFonts w:cstheme="minorHAnsi"/>
           <w:color w:val="000000" w:themeColor="text1"/>
         </w:rPr>
-        <w:t>Modelling Text Data</w:t>
+        <w:t>Neural Nets, Deep Learning, and AI</w:t>
       </w:r>
     </w:p>
     <w:p>
@@ -1102,7 +1603,7 @@
           <w:rFonts w:cstheme="minorHAnsi"/>
           <w:color w:val="000000" w:themeColor="text1"/>
         </w:rPr>
-        <w:t>Unsupervised Models and Clustering</w:t>
+        <w:t>Variable Selection and Complexity Control</w:t>
       </w:r>
     </w:p>
     <w:p>
@@ -1122,7 +1623,7 @@
           <w:rFonts w:cstheme="minorHAnsi"/>
           <w:color w:val="000000" w:themeColor="text1"/>
         </w:rPr>
-        <w:t>Recommender Systems</w:t>
+        <w:t>Modelling Text Data</w:t>
       </w:r>
     </w:p>
     <w:p>
@@ -1142,14 +1643,7 @@
           <w:rFonts w:cstheme="minorHAnsi"/>
           <w:color w:val="000000" w:themeColor="text1"/>
         </w:rPr>
-        <w:t>Ensemble</w:t>
-      </w:r>
-      <w:r>
-        <w:rPr>
-          <w:rFonts w:cstheme="minorHAnsi"/>
-          <w:color w:val="000000" w:themeColor="text1"/>
-        </w:rPr>
-        <w:t xml:space="preserve"> Methods</w:t>
+        <w:t>Unsupervised Models and Clustering</w:t>
       </w:r>
     </w:p>
     <w:p>
@@ -1169,28 +1663,7 @@
           <w:rFonts w:cstheme="minorHAnsi"/>
           <w:color w:val="000000" w:themeColor="text1"/>
         </w:rPr>
-        <w:t>Neural Nets</w:t>
-      </w:r>
-      <w:r>
-        <w:rPr>
-          <w:rFonts w:cstheme="minorHAnsi"/>
-          <w:color w:val="000000" w:themeColor="text1"/>
-        </w:rPr>
-        <w:t xml:space="preserve">, </w:t>
-      </w:r>
-      <w:r>
-        <w:rPr>
-          <w:rFonts w:cstheme="minorHAnsi"/>
-          <w:color w:val="000000" w:themeColor="text1"/>
-        </w:rPr>
-        <w:t>Deep Learning</w:t>
-      </w:r>
-      <w:r>
-        <w:rPr>
-          <w:rFonts w:cstheme="minorHAnsi"/>
-          <w:color w:val="000000" w:themeColor="text1"/>
-        </w:rPr>
-        <w:t xml:space="preserve">, and AI </w:t>
+        <w:t>Recommender Systems</w:t>
       </w:r>
     </w:p>
     <w:p>
@@ -1210,6 +1683,33 @@
           <w:rFonts w:cstheme="minorHAnsi"/>
           <w:color w:val="000000" w:themeColor="text1"/>
         </w:rPr>
+        <w:t>Ensemble Methods</w:t>
+      </w:r>
+    </w:p>
+    <w:p>
+      <w:pPr>
+        <w:pStyle w:val="ListParagraph"/>
+        <w:numPr>
+          <w:ilvl w:val="0"/>
+          <w:numId w:val="10"/>
+        </w:numPr>
+        <w:rPr>
+          <w:rFonts w:cstheme="minorHAnsi"/>
+          <w:color w:val="000000" w:themeColor="text1"/>
+        </w:rPr>
+      </w:pPr>
+      <w:r>
+        <w:rPr>
+          <w:rFonts w:cstheme="minorHAnsi"/>
+          <w:color w:val="000000" w:themeColor="text1"/>
+        </w:rPr>
+        <w:t>AI/</w:t>
+      </w:r>
+      <w:r>
+        <w:rPr>
+          <w:rFonts w:cstheme="minorHAnsi"/>
+          <w:color w:val="000000" w:themeColor="text1"/>
+        </w:rPr>
         <w:t>Data Science Ethics</w:t>
       </w:r>
     </w:p>
@@ -1225,80 +1725,180 @@
       <w:pPr>
         <w:rPr>
           <w:rFonts w:cstheme="minorHAnsi"/>
-          <w:color w:val="000000" w:themeColor="text1"/>
-        </w:rPr>
-      </w:pPr>
-    </w:p>
-    <w:p>
-      <w:pPr>
-        <w:rPr>
-          <w:rFonts w:cstheme="minorHAnsi"/>
-          <w:b/>
-          <w:bCs/>
-          <w:color w:val="000000" w:themeColor="text1"/>
-        </w:rPr>
-      </w:pPr>
-      <w:r>
-        <w:rPr>
-          <w:rFonts w:cstheme="minorHAnsi"/>
-          <w:b/>
-          <w:bCs/>
-          <w:color w:val="000000" w:themeColor="text1"/>
-          <w:sz w:val="28"/>
-          <w:szCs w:val="28"/>
-        </w:rPr>
-        <w:t>Prerequisites</w:t>
-      </w:r>
-      <w:r>
-        <w:rPr>
-          <w:rFonts w:cstheme="minorHAnsi"/>
-          <w:b/>
-          <w:bCs/>
-          <w:color w:val="000000" w:themeColor="text1"/>
-        </w:rPr>
-        <w:t xml:space="preserve">: </w:t>
-      </w:r>
-      <w:r>
-        <w:rPr>
-          <w:rFonts w:cstheme="minorHAnsi"/>
-          <w:b/>
-          <w:bCs/>
+          <w:b/>
+          <w:bCs/>
+          <w:color w:val="0070C0"/>
+        </w:rPr>
+      </w:pPr>
+    </w:p>
+    <w:p>
+      <w:pPr>
+        <w:rPr>
+          <w:rFonts w:cstheme="minorHAnsi"/>
+          <w:b/>
+          <w:bCs/>
+          <w:color w:val="0070C0"/>
+          <w:sz w:val="32"/>
+          <w:szCs w:val="32"/>
+        </w:rPr>
+      </w:pPr>
+      <w:r>
+        <w:rPr>
+          <w:rFonts w:cstheme="minorHAnsi"/>
+          <w:b/>
+          <w:bCs/>
+          <w:color w:val="0070C0"/>
+          <w:sz w:val="32"/>
+          <w:szCs w:val="32"/>
+        </w:rPr>
+        <w:t>Different Versions of this Course</w:t>
+      </w:r>
+      <w:r>
+        <w:rPr>
+          <w:rFonts w:cstheme="minorHAnsi"/>
+          <w:b/>
+          <w:bCs/>
+          <w:color w:val="0070C0"/>
+          <w:sz w:val="32"/>
+          <w:szCs w:val="32"/>
+        </w:rPr>
+        <w:t>:</w:t>
+      </w:r>
+    </w:p>
+    <w:p>
+      <w:pPr>
+        <w:rPr>
+          <w:rFonts w:cstheme="minorHAnsi"/>
+          <w:color w:val="000000" w:themeColor="text1"/>
+        </w:rPr>
+      </w:pPr>
+    </w:p>
+    <w:p>
+      <w:pPr>
+        <w:rPr>
+          <w:rFonts w:cstheme="minorHAnsi"/>
+          <w:color w:val="000000" w:themeColor="text1"/>
+        </w:rPr>
+      </w:pPr>
+      <w:r>
+        <w:rPr>
+          <w:rFonts w:cstheme="minorHAnsi"/>
+          <w:b/>
+          <w:bCs/>
+          <w:color w:val="000000" w:themeColor="text1"/>
+        </w:rPr>
+        <w:t xml:space="preserve">Managerial vs. Technical: </w:t>
+      </w:r>
+      <w:r>
+        <w:rPr>
+          <w:rFonts w:cstheme="minorHAnsi"/>
+          <w:color w:val="000000" w:themeColor="text1"/>
+        </w:rPr>
+        <w:t xml:space="preserve"> There are two versions of this course, labelled as Managerial (GB-3336) and Technical (GB-2336)</w:t>
+      </w:r>
+      <w:r>
+        <w:rPr>
+          <w:rFonts w:cstheme="minorHAnsi"/>
+          <w:color w:val="000000" w:themeColor="text1"/>
+        </w:rPr>
+        <w:t xml:space="preserve">.   The two versions of the course overlap significantly in course </w:t>
+      </w:r>
+      <w:r>
+        <w:rPr>
+          <w:rFonts w:cstheme="minorHAnsi"/>
+          <w:color w:val="000000" w:themeColor="text1"/>
+        </w:rPr>
+        <w:t>content – the above topics are covered in both</w:t>
+      </w:r>
+      <w:r>
+        <w:rPr>
+          <w:rFonts w:cstheme="minorHAnsi"/>
+          <w:color w:val="000000" w:themeColor="text1"/>
+        </w:rPr>
+        <w:t xml:space="preserve">.  </w:t>
+      </w:r>
+      <w:r>
+        <w:rPr>
+          <w:rFonts w:cstheme="minorHAnsi"/>
           <w:color w:val="000000" w:themeColor="text1"/>
         </w:rPr>
         <w:t xml:space="preserve"> </w:t>
       </w:r>
-    </w:p>
-    <w:p>
-      <w:pPr>
-        <w:rPr>
-          <w:rFonts w:cstheme="minorHAnsi"/>
-          <w:b/>
-          <w:bCs/>
-          <w:color w:val="000000" w:themeColor="text1"/>
-        </w:rPr>
-      </w:pPr>
-    </w:p>
-    <w:p>
-      <w:pPr>
-        <w:rPr>
-          <w:rFonts w:cstheme="minorHAnsi"/>
-          <w:color w:val="000000" w:themeColor="text1"/>
-        </w:rPr>
-      </w:pPr>
-      <w:r>
-        <w:rPr>
-          <w:rFonts w:cstheme="minorHAnsi"/>
-          <w:b/>
-          <w:bCs/>
-          <w:color w:val="000000" w:themeColor="text1"/>
-        </w:rPr>
-        <w:t>Python:</w:t>
-      </w:r>
-      <w:r>
-        <w:rPr>
-          <w:rFonts w:cstheme="minorHAnsi"/>
-          <w:b/>
-          <w:bCs/>
+      <w:r>
+        <w:rPr>
+          <w:rFonts w:cstheme="minorHAnsi"/>
+          <w:color w:val="000000" w:themeColor="text1"/>
+        </w:rPr>
+        <w:t xml:space="preserve">The main distinction </w:t>
+      </w:r>
+      <w:r>
+        <w:rPr>
+          <w:rFonts w:cstheme="minorHAnsi"/>
+          <w:color w:val="000000" w:themeColor="text1"/>
+        </w:rPr>
+        <w:t>between</w:t>
+      </w:r>
+      <w:r>
+        <w:rPr>
+          <w:rFonts w:cstheme="minorHAnsi"/>
+          <w:color w:val="000000" w:themeColor="text1"/>
+        </w:rPr>
+        <w:t xml:space="preserve"> these versions is in how data is explored and analyzed.  The </w:t>
+      </w:r>
+      <w:r>
+        <w:rPr>
+          <w:rFonts w:cstheme="minorHAnsi"/>
+          <w:b/>
+          <w:bCs/>
+          <w:color w:val="000000" w:themeColor="text1"/>
+        </w:rPr>
+        <w:t>Managerial</w:t>
+      </w:r>
+      <w:r>
+        <w:rPr>
+          <w:rFonts w:cstheme="minorHAnsi"/>
+          <w:color w:val="000000" w:themeColor="text1"/>
+        </w:rPr>
+        <w:t xml:space="preserve"> course is intended for students who have no experience (or interest) in coding.  We will </w:t>
+      </w:r>
+      <w:r>
+        <w:rPr>
+          <w:rFonts w:cstheme="minorHAnsi"/>
+          <w:color w:val="000000" w:themeColor="text1"/>
+        </w:rPr>
+        <w:t>teach you to use</w:t>
+      </w:r>
+      <w:r>
+        <w:rPr>
+          <w:rFonts w:cstheme="minorHAnsi"/>
+          <w:color w:val="000000" w:themeColor="text1"/>
+        </w:rPr>
+        <w:t xml:space="preserve"> browser</w:t>
+      </w:r>
+      <w:r>
+        <w:rPr>
+          <w:rFonts w:cstheme="minorHAnsi"/>
+          <w:color w:val="000000" w:themeColor="text1"/>
+        </w:rPr>
+        <w:t xml:space="preserve"> or GUI </w:t>
+      </w:r>
+      <w:r>
+        <w:rPr>
+          <w:rFonts w:cstheme="minorHAnsi"/>
+          <w:color w:val="000000" w:themeColor="text1"/>
+        </w:rPr>
+        <w:t>based tools</w:t>
+      </w:r>
+      <w:r>
+        <w:rPr>
+          <w:rFonts w:cstheme="minorHAnsi"/>
+          <w:color w:val="000000" w:themeColor="text1"/>
+        </w:rPr>
+        <w:t xml:space="preserve"> –</w:t>
+      </w:r>
+      <w:r>
+        <w:rPr>
+          <w:rFonts w:cstheme="minorHAnsi"/>
           <w:color w:val="000000" w:themeColor="text1"/>
         </w:rPr>
         <w:t xml:space="preserve"> </w:t>
@@ -1306,33 +1906,131 @@
       <w:r>
         <w:rPr>
           <w:rFonts w:cstheme="minorHAnsi"/>
-          <w:b/>
-          <w:bCs/>
-          <w:color w:val="000000" w:themeColor="text1"/>
-        </w:rPr>
-        <w:t xml:space="preserve">It is required that you have </w:t>
-      </w:r>
-      <w:r>
-        <w:rPr>
-          <w:rFonts w:cstheme="minorHAnsi"/>
-          <w:b/>
-          <w:bCs/>
-          <w:color w:val="000000" w:themeColor="text1"/>
-        </w:rPr>
-        <w:t xml:space="preserve">some </w:t>
-      </w:r>
-      <w:r>
-        <w:rPr>
-          <w:rFonts w:cstheme="minorHAnsi"/>
-          <w:b/>
-          <w:bCs/>
-          <w:color w:val="000000" w:themeColor="text1"/>
-        </w:rPr>
-        <w:t>programming experience in Python prior to taking this class.</w:t>
-      </w:r>
-      <w:r>
-        <w:rPr>
-          <w:rFonts w:cstheme="minorHAnsi"/>
+          <w:color w:val="000000" w:themeColor="text1"/>
+        </w:rPr>
+        <w:t xml:space="preserve">to do basic exploratory analysis and fitting of </w:t>
+      </w:r>
+      <w:r>
+        <w:rPr>
+          <w:rFonts w:cstheme="minorHAnsi"/>
+          <w:color w:val="000000" w:themeColor="text1"/>
+        </w:rPr>
+        <w:t>core</w:t>
+      </w:r>
+      <w:r>
+        <w:rPr>
+          <w:rFonts w:cstheme="minorHAnsi"/>
+          <w:color w:val="000000" w:themeColor="text1"/>
+        </w:rPr>
+        <w:t xml:space="preserve"> machine learning models. </w:t>
+      </w:r>
+      <w:r>
+        <w:rPr>
+          <w:rFonts w:cstheme="minorHAnsi"/>
+          <w:color w:val="000000" w:themeColor="text1"/>
+        </w:rPr>
+        <w:t xml:space="preserve">No coding is required.  </w:t>
+      </w:r>
+      <w:r>
+        <w:rPr>
+          <w:rFonts w:cstheme="minorHAnsi"/>
+          <w:color w:val="000000" w:themeColor="text1"/>
+        </w:rPr>
+        <w:t xml:space="preserve"> The </w:t>
+      </w:r>
+      <w:r>
+        <w:rPr>
+          <w:rFonts w:cstheme="minorHAnsi"/>
+          <w:b/>
+          <w:bCs/>
+          <w:color w:val="000000" w:themeColor="text1"/>
+        </w:rPr>
+        <w:t>Technical</w:t>
+      </w:r>
+      <w:r>
+        <w:rPr>
+          <w:rFonts w:cstheme="minorHAnsi"/>
+          <w:color w:val="000000" w:themeColor="text1"/>
+        </w:rPr>
+        <w:t xml:space="preserve"> course is intended for students who have some programming experience, specifically in Python, prior to taking the course.   Any Intro to Python class and some experience with programming should suffice. </w:t>
+      </w:r>
+      <w:r>
+        <w:rPr>
+          <w:rFonts w:cstheme="minorHAnsi"/>
+          <w:b/>
+          <w:bCs/>
+          <w:color w:val="000000" w:themeColor="text1"/>
+        </w:rPr>
+        <w:t>Technical</w:t>
+      </w:r>
+      <w:r>
+        <w:rPr>
+          <w:rFonts w:cstheme="minorHAnsi"/>
+          <w:color w:val="000000" w:themeColor="text1"/>
+        </w:rPr>
+        <w:t xml:space="preserve"> students are expected to come into class understanding basic Python concepts such as: How to use a notebook environment (e.g. Jupyter), how to link and use different libraries (e.g. numpy and pandas), data types, classes and structures, how to input data, and how to write and use simple functions.  </w:t>
+      </w:r>
+      <w:r>
+        <w:rPr>
+          <w:rFonts w:cstheme="minorHAnsi"/>
+          <w:color w:val="000000" w:themeColor="text1"/>
+        </w:rPr>
+        <w:t xml:space="preserve"> In </w:t>
+      </w:r>
+      <w:r>
+        <w:rPr>
+          <w:rFonts w:cstheme="minorHAnsi"/>
+          <w:b/>
+          <w:bCs/>
+          <w:color w:val="000000" w:themeColor="text1"/>
+        </w:rPr>
+        <w:t>both</w:t>
+      </w:r>
+      <w:r>
+        <w:rPr>
+          <w:rFonts w:cstheme="minorHAnsi"/>
+          <w:color w:val="000000" w:themeColor="text1"/>
+        </w:rPr>
+        <w:t xml:space="preserve"> classes we will also be exploring how to use GenAI tools for data science analytics and learnings, and when (and when not) GenAI tools might be the right solution. </w:t>
+      </w:r>
+    </w:p>
+    <w:p>
+      <w:pPr>
+        <w:rPr>
+          <w:rFonts w:cstheme="minorHAnsi"/>
+          <w:color w:val="000000" w:themeColor="text1"/>
+        </w:rPr>
+      </w:pPr>
+    </w:p>
+    <w:p>
+      <w:pPr>
+        <w:rPr>
+          <w:rFonts w:cstheme="minorHAnsi"/>
+          <w:color w:val="000000" w:themeColor="text1"/>
+        </w:rPr>
+      </w:pPr>
+      <w:r>
+        <w:rPr>
+          <w:rFonts w:cstheme="minorHAnsi"/>
+          <w:color w:val="000000" w:themeColor="text1"/>
+        </w:rPr>
+        <w:lastRenderedPageBreak/>
+        <w:t xml:space="preserve">The </w:t>
+      </w:r>
+      <w:r>
+        <w:rPr>
+          <w:rFonts w:cstheme="minorHAnsi"/>
+          <w:b/>
+          <w:bCs/>
+          <w:color w:val="000000" w:themeColor="text1"/>
+        </w:rPr>
+        <w:t>GB</w:t>
+      </w:r>
+      <w:r>
+        <w:rPr>
+          <w:rFonts w:cstheme="minorHAnsi"/>
+          <w:b/>
+          <w:bCs/>
           <w:color w:val="000000" w:themeColor="text1"/>
         </w:rPr>
         <w:t xml:space="preserve"> </w:t>
@@ -1340,437 +2038,484 @@
       <w:r>
         <w:rPr>
           <w:rFonts w:cstheme="minorHAnsi"/>
-          <w:color w:val="000000" w:themeColor="text1"/>
-        </w:rPr>
-        <w:t xml:space="preserve"> </w:t>
-      </w:r>
-      <w:r>
-        <w:rPr>
-          <w:rFonts w:cstheme="minorHAnsi"/>
-          <w:color w:val="000000" w:themeColor="text1"/>
-        </w:rPr>
-        <w:t>You do NOT have to be a Python expert or a</w:t>
-      </w:r>
-      <w:r>
-        <w:rPr>
-          <w:rFonts w:cstheme="minorHAnsi"/>
-          <w:color w:val="000000" w:themeColor="text1"/>
-        </w:rPr>
-        <w:t xml:space="preserve"> </w:t>
-      </w:r>
-      <w:r>
-        <w:rPr>
-          <w:rFonts w:cstheme="minorHAnsi"/>
-          <w:color w:val="000000" w:themeColor="text1"/>
-        </w:rPr>
-        <w:t>programming whiz</w:t>
-      </w:r>
-      <w:r>
-        <w:rPr>
-          <w:rFonts w:cstheme="minorHAnsi"/>
-          <w:color w:val="000000" w:themeColor="text1"/>
-        </w:rPr>
-        <w:t xml:space="preserve">, however, basic proficiency with </w:t>
-      </w:r>
-      <w:r>
-        <w:rPr>
-          <w:rFonts w:cstheme="minorHAnsi"/>
-          <w:color w:val="000000" w:themeColor="text1"/>
-        </w:rPr>
-        <w:t>Python</w:t>
-      </w:r>
-      <w:r>
-        <w:rPr>
-          <w:rFonts w:cstheme="minorHAnsi"/>
-          <w:color w:val="000000" w:themeColor="text1"/>
-        </w:rPr>
-        <w:t xml:space="preserve"> is expected. </w:t>
-      </w:r>
-      <w:r>
-        <w:rPr>
-          <w:rFonts w:cstheme="minorHAnsi"/>
-          <w:color w:val="000000" w:themeColor="text1"/>
-        </w:rPr>
-        <w:t xml:space="preserve">  Any </w:t>
-      </w:r>
-      <w:r>
-        <w:rPr>
-          <w:rFonts w:cstheme="minorHAnsi"/>
-          <w:color w:val="000000" w:themeColor="text1"/>
-        </w:rPr>
-        <w:t>I</w:t>
-      </w:r>
-      <w:r>
-        <w:rPr>
-          <w:rFonts w:cstheme="minorHAnsi"/>
-          <w:color w:val="000000" w:themeColor="text1"/>
-        </w:rPr>
-        <w:t xml:space="preserve">ntroduction to Python class and some experience with programming should suffice. </w:t>
-      </w:r>
-      <w:r>
-        <w:rPr>
-          <w:rFonts w:cstheme="minorHAnsi"/>
-          <w:color w:val="000000" w:themeColor="text1"/>
-        </w:rPr>
-        <w:t>I</w:t>
-      </w:r>
-      <w:r>
-        <w:rPr>
-          <w:rFonts w:cstheme="minorHAnsi"/>
-          <w:color w:val="000000" w:themeColor="text1"/>
-        </w:rPr>
-        <w:t xml:space="preserve"> will </w:t>
-      </w:r>
-      <w:r>
-        <w:rPr>
-          <w:rFonts w:cstheme="minorHAnsi"/>
-          <w:b/>
-          <w:bCs/>
-          <w:color w:val="000000" w:themeColor="text1"/>
-        </w:rPr>
-        <w:t>not</w:t>
-      </w:r>
-      <w:r>
-        <w:rPr>
-          <w:rFonts w:cstheme="minorHAnsi"/>
-          <w:color w:val="000000" w:themeColor="text1"/>
-        </w:rPr>
-        <w:t xml:space="preserve"> be teaching Python basics or fundamentals in this class</w:t>
-      </w:r>
-      <w:r>
-        <w:rPr>
-          <w:rFonts w:cstheme="minorHAnsi"/>
-          <w:color w:val="000000" w:themeColor="text1"/>
-        </w:rPr>
-        <w:t>.  Y</w:t>
-      </w:r>
-      <w:r>
-        <w:rPr>
-          <w:rFonts w:cstheme="minorHAnsi"/>
-          <w:color w:val="000000" w:themeColor="text1"/>
-        </w:rPr>
-        <w:t xml:space="preserve">ou are expected to </w:t>
-      </w:r>
-      <w:r>
-        <w:rPr>
-          <w:rFonts w:cstheme="minorHAnsi"/>
-          <w:color w:val="000000" w:themeColor="text1"/>
-        </w:rPr>
-        <w:t xml:space="preserve">come into class understanding basic Python concepts such as: How to use a notebook environment (e.g. </w:t>
-      </w:r>
-      <w:proofErr w:type="spellStart"/>
-      <w:r>
-        <w:rPr>
-          <w:rFonts w:cstheme="minorHAnsi"/>
-          <w:color w:val="000000" w:themeColor="text1"/>
-        </w:rPr>
-        <w:t>Jupyter</w:t>
-      </w:r>
-      <w:proofErr w:type="spellEnd"/>
-      <w:r>
-        <w:rPr>
-          <w:rFonts w:cstheme="minorHAnsi"/>
-          <w:color w:val="000000" w:themeColor="text1"/>
-        </w:rPr>
-        <w:t xml:space="preserve">), how to link and use different libraries (e.g. </w:t>
-      </w:r>
-      <w:proofErr w:type="spellStart"/>
-      <w:r>
-        <w:rPr>
-          <w:rFonts w:cstheme="minorHAnsi"/>
-          <w:color w:val="000000" w:themeColor="text1"/>
-        </w:rPr>
-        <w:t>numpy</w:t>
-      </w:r>
-      <w:proofErr w:type="spellEnd"/>
-      <w:r>
-        <w:rPr>
-          <w:rFonts w:cstheme="minorHAnsi"/>
-          <w:color w:val="000000" w:themeColor="text1"/>
-        </w:rPr>
-        <w:t xml:space="preserve"> and pandas), different data </w:t>
-      </w:r>
-      <w:r>
-        <w:rPr>
-          <w:rFonts w:cstheme="minorHAnsi"/>
-          <w:color w:val="000000" w:themeColor="text1"/>
-        </w:rPr>
-        <w:t>types, classes</w:t>
-      </w:r>
-      <w:r>
-        <w:rPr>
-          <w:rFonts w:cstheme="minorHAnsi"/>
-          <w:color w:val="000000" w:themeColor="text1"/>
-        </w:rPr>
-        <w:t xml:space="preserve"> and structures, how to input data, and how to write and use simple functions.  </w:t>
-      </w:r>
-    </w:p>
-    <w:p>
-      <w:pPr>
-        <w:rPr>
-          <w:rFonts w:cstheme="minorHAnsi"/>
-          <w:color w:val="000000" w:themeColor="text1"/>
-        </w:rPr>
-      </w:pPr>
-    </w:p>
-    <w:p>
-      <w:pPr>
-        <w:rPr>
-          <w:rFonts w:cstheme="minorHAnsi"/>
-          <w:b/>
-          <w:bCs/>
-          <w:color w:val="000000" w:themeColor="text1"/>
-        </w:rPr>
-      </w:pPr>
-      <w:r>
-        <w:rPr>
-          <w:rFonts w:cstheme="minorHAnsi"/>
-          <w:b/>
-          <w:bCs/>
-          <w:color w:val="000000" w:themeColor="text1"/>
-        </w:rPr>
-        <w:t xml:space="preserve">Statistics: </w:t>
-      </w:r>
-      <w:r>
-        <w:rPr>
-          <w:rFonts w:cstheme="minorHAnsi"/>
-          <w:b/>
-          <w:bCs/>
-          <w:color w:val="000000" w:themeColor="text1"/>
-        </w:rPr>
-        <w:t xml:space="preserve"> </w:t>
-      </w:r>
-      <w:r>
-        <w:rPr>
-          <w:rFonts w:cstheme="minorHAnsi"/>
-          <w:color w:val="000000" w:themeColor="text1"/>
-        </w:rPr>
-        <w:t xml:space="preserve">At least one introductory </w:t>
-      </w:r>
-      <w:r>
-        <w:rPr>
-          <w:rFonts w:cstheme="minorHAnsi"/>
-          <w:color w:val="000000" w:themeColor="text1"/>
-        </w:rPr>
-        <w:t>S</w:t>
-      </w:r>
-      <w:r>
-        <w:rPr>
-          <w:rFonts w:cstheme="minorHAnsi"/>
-          <w:color w:val="000000" w:themeColor="text1"/>
-        </w:rPr>
-        <w:t>tatistics, data</w:t>
-      </w:r>
-      <w:r>
-        <w:rPr>
-          <w:rFonts w:cstheme="minorHAnsi"/>
-          <w:color w:val="000000" w:themeColor="text1"/>
-        </w:rPr>
-        <w:t xml:space="preserve"> </w:t>
-      </w:r>
-      <w:proofErr w:type="gramStart"/>
-      <w:r>
-        <w:rPr>
-          <w:rFonts w:cstheme="minorHAnsi"/>
-          <w:color w:val="000000" w:themeColor="text1"/>
-        </w:rPr>
-        <w:t>analysis</w:t>
-      </w:r>
-      <w:r>
-        <w:rPr>
-          <w:rFonts w:cstheme="minorHAnsi"/>
-          <w:color w:val="000000" w:themeColor="text1"/>
-        </w:rPr>
-        <w:t xml:space="preserve">, </w:t>
-      </w:r>
-      <w:r>
-        <w:rPr>
-          <w:rFonts w:cstheme="minorHAnsi"/>
-          <w:color w:val="000000" w:themeColor="text1"/>
-        </w:rPr>
-        <w:t xml:space="preserve"> machine</w:t>
-      </w:r>
-      <w:proofErr w:type="gramEnd"/>
-      <w:r>
-        <w:rPr>
-          <w:rFonts w:cstheme="minorHAnsi"/>
-          <w:color w:val="000000" w:themeColor="text1"/>
-        </w:rPr>
-        <w:t xml:space="preserve"> learning</w:t>
-      </w:r>
-      <w:r>
-        <w:rPr>
-          <w:rFonts w:cstheme="minorHAnsi"/>
-          <w:color w:val="000000" w:themeColor="text1"/>
-        </w:rPr>
-        <w:t xml:space="preserve">, </w:t>
-      </w:r>
-      <w:r>
-        <w:rPr>
-          <w:rFonts w:cstheme="minorHAnsi"/>
-          <w:color w:val="000000" w:themeColor="text1"/>
-        </w:rPr>
-        <w:t xml:space="preserve"> or data science class is required.  </w:t>
-      </w:r>
-      <w:r>
-        <w:rPr>
-          <w:rFonts w:cstheme="minorHAnsi"/>
-          <w:color w:val="000000" w:themeColor="text1"/>
-        </w:rPr>
-        <w:t xml:space="preserve"> </w:t>
-      </w:r>
-      <w:r>
-        <w:rPr>
-          <w:rFonts w:cstheme="minorHAnsi"/>
-          <w:color w:val="000000" w:themeColor="text1"/>
-        </w:rPr>
-        <w:t xml:space="preserve">Knowledge of </w:t>
-      </w:r>
-      <w:r>
-        <w:rPr>
-          <w:rFonts w:cstheme="minorHAnsi"/>
-          <w:color w:val="000000" w:themeColor="text1"/>
-        </w:rPr>
-        <w:t xml:space="preserve">basic statistics – measures of central tendency and variation, </w:t>
-      </w:r>
-      <w:r>
-        <w:rPr>
-          <w:rFonts w:cstheme="minorHAnsi"/>
-          <w:color w:val="000000" w:themeColor="text1"/>
-        </w:rPr>
-        <w:t>basic laws of probability and statistical concepts like confidence intervals</w:t>
-      </w:r>
-      <w:r>
-        <w:rPr>
-          <w:rFonts w:cstheme="minorHAnsi"/>
-          <w:color w:val="000000" w:themeColor="text1"/>
-        </w:rPr>
-        <w:t>, statistical significance</w:t>
-      </w:r>
-      <w:r>
-        <w:rPr>
-          <w:rFonts w:cstheme="minorHAnsi"/>
-          <w:color w:val="000000" w:themeColor="text1"/>
-        </w:rPr>
-        <w:t xml:space="preserve"> and hypothesis testing will be assumed.</w:t>
-      </w:r>
-      <w:r>
-        <w:rPr>
-          <w:rFonts w:cstheme="minorHAnsi"/>
-          <w:b/>
-          <w:bCs/>
-          <w:color w:val="000000" w:themeColor="text1"/>
-        </w:rPr>
-        <w:t xml:space="preserve"> </w:t>
-      </w:r>
-    </w:p>
-    <w:p>
-      <w:pPr>
-        <w:rPr>
-          <w:rFonts w:cstheme="minorHAnsi"/>
-          <w:b/>
-          <w:bCs/>
-          <w:color w:val="000000" w:themeColor="text1"/>
-        </w:rPr>
-      </w:pPr>
-    </w:p>
-    <w:p>
-      <w:pPr>
-        <w:rPr>
-          <w:rFonts w:cstheme="minorHAnsi"/>
-          <w:b/>
-          <w:bCs/>
-          <w:color w:val="0070C0"/>
-        </w:rPr>
-      </w:pPr>
-    </w:p>
-    <w:p>
-      <w:pPr>
-        <w:rPr>
-          <w:rFonts w:cstheme="minorHAnsi"/>
-          <w:b/>
-          <w:bCs/>
-          <w:color w:val="0070C0"/>
-        </w:rPr>
-      </w:pPr>
-      <w:r>
-        <w:rPr>
-          <w:rFonts w:cstheme="minorHAnsi"/>
-          <w:b/>
-          <w:bCs/>
-          <w:color w:val="000000" w:themeColor="text1"/>
-          <w:sz w:val="28"/>
-          <w:szCs w:val="28"/>
-        </w:rPr>
-        <w:t>Textbook</w:t>
-      </w:r>
-      <w:r>
-        <w:rPr>
-          <w:rFonts w:cstheme="minorHAnsi"/>
-          <w:b/>
-          <w:bCs/>
-          <w:color w:val="0070C0"/>
-        </w:rPr>
-        <w:t>:</w:t>
-      </w:r>
-    </w:p>
-    <w:p>
-      <w:pPr>
-        <w:spacing w:before="100" w:beforeAutospacing="1" w:after="100" w:afterAutospacing="1"/>
+          <w:b/>
+          <w:bCs/>
+          <w:color w:val="000000" w:themeColor="text1"/>
+        </w:rPr>
+        <w:t>2336-</w:t>
+      </w:r>
+      <w:r>
+        <w:rPr>
+          <w:rFonts w:cstheme="minorHAnsi"/>
+          <w:b/>
+          <w:bCs/>
+          <w:color w:val="000000" w:themeColor="text1"/>
+        </w:rPr>
+        <w:t xml:space="preserve"> Section </w:t>
+      </w:r>
+      <w:r>
+        <w:rPr>
+          <w:rFonts w:cstheme="minorHAnsi"/>
+          <w:b/>
+          <w:bCs/>
+          <w:color w:val="000000" w:themeColor="text1"/>
+        </w:rPr>
+        <w:t>F2</w:t>
+      </w:r>
+      <w:r>
+        <w:rPr>
+          <w:rFonts w:cstheme="minorHAnsi"/>
+          <w:color w:val="000000" w:themeColor="text1"/>
+        </w:rPr>
+        <w:t xml:space="preserve"> is intended only for students in the Stern TechMBA program and is follows the </w:t>
+      </w:r>
+      <w:r>
+        <w:rPr>
+          <w:rFonts w:cstheme="minorHAnsi"/>
+          <w:b/>
+          <w:bCs/>
+          <w:color w:val="000000" w:themeColor="text1"/>
+        </w:rPr>
+        <w:t>Technical</w:t>
+      </w:r>
+      <w:r>
+        <w:rPr>
+          <w:rFonts w:cstheme="minorHAnsi"/>
+          <w:color w:val="000000" w:themeColor="text1"/>
+        </w:rPr>
+        <w:t xml:space="preserve"> version of the course.</w:t>
+      </w:r>
+    </w:p>
+    <w:p>
+      <w:pPr>
+        <w:rPr>
+          <w:rFonts w:eastAsia="Times New Roman" w:cstheme="minorHAnsi"/>
+          <w:b/>
+          <w:bCs/>
+          <w:kern w:val="0"/>
+          <w14:ligatures w14:val="none"/>
+        </w:rPr>
+      </w:pPr>
+    </w:p>
+    <w:p>
+      <w:pPr>
         <w:rPr>
           <w:rFonts w:eastAsia="Times New Roman" w:cstheme="minorHAnsi"/>
           <w:kern w:val="0"/>
           <w14:ligatures w14:val="none"/>
         </w:rPr>
       </w:pPr>
-      <w:r>
+    </w:p>
+    <w:p>
+      <w:pPr>
         <w:rPr>
           <w:rFonts w:eastAsia="Times New Roman" w:cstheme="minorHAnsi"/>
           <w:kern w:val="0"/>
-          <w:sz w:val="22"/>
-          <w:szCs w:val="22"/>
           <w14:ligatures w14:val="none"/>
         </w:rPr>
-        <w:t>The</w:t>
+      </w:pPr>
+    </w:p>
+    <w:p>
+      <w:pPr>
+        <w:rPr>
+          <w:rFonts w:eastAsia="Times New Roman" w:cstheme="minorHAnsi"/>
+          <w:b/>
+          <w:bCs/>
+          <w:color w:val="0070C0"/>
+          <w:kern w:val="0"/>
+          <w14:ligatures w14:val="none"/>
+        </w:rPr>
+      </w:pPr>
+      <w:r>
+        <w:rPr>
+          <w:rFonts w:eastAsia="Times New Roman" w:cstheme="minorHAnsi"/>
+          <w:b/>
+          <w:bCs/>
+          <w:kern w:val="0"/>
+          <w14:ligatures w14:val="none"/>
+        </w:rPr>
+        <w:t xml:space="preserve">Asynchronous Learning (ONLY for GB 2336 (Technical) – Section </w:t>
+      </w:r>
+      <w:r>
+        <w:rPr>
+          <w:rFonts w:eastAsia="Times New Roman" w:cstheme="minorHAnsi"/>
+          <w:b/>
+          <w:bCs/>
+          <w:kern w:val="0"/>
+          <w14:ligatures w14:val="none"/>
+        </w:rPr>
+        <w:t>10</w:t>
+      </w:r>
+      <w:r>
+        <w:rPr>
+          <w:rFonts w:eastAsia="Times New Roman" w:cstheme="minorHAnsi"/>
+          <w:b/>
+          <w:bCs/>
+          <w:kern w:val="0"/>
+          <w14:ligatures w14:val="none"/>
+        </w:rPr>
+        <w:t xml:space="preserve"> : Evening Class): </w:t>
+      </w:r>
+      <w:r>
+        <w:rPr>
+          <w:rFonts w:eastAsia="Times New Roman" w:cstheme="minorHAnsi"/>
+          <w:b/>
+          <w:bCs/>
+          <w:color w:val="0070C0"/>
+          <w:kern w:val="0"/>
+          <w14:ligatures w14:val="none"/>
+        </w:rPr>
+        <w:t xml:space="preserve">  </w:t>
       </w:r>
       <w:r>
         <w:rPr>
           <w:rFonts w:eastAsia="Times New Roman" w:cstheme="minorHAnsi"/>
           <w:kern w:val="0"/>
-          <w:sz w:val="22"/>
-          <w:szCs w:val="22"/>
           <w14:ligatures w14:val="none"/>
         </w:rPr>
+        <w:t xml:space="preserve">This section is remote and taught over Zoom.  It will have reduced weekly lecture time, and will include one hour of required asynchronous learning per week.  This may involve working through Python notebooks, reading assigned materials or watching class videos. </w:t>
+      </w:r>
+    </w:p>
+    <w:p>
+      <w:pPr>
+        <w:rPr>
+          <w:rFonts w:cstheme="minorHAnsi"/>
+          <w:b/>
+          <w:bCs/>
+          <w:color w:val="000000" w:themeColor="text1"/>
+        </w:rPr>
+      </w:pPr>
+    </w:p>
+    <w:p>
+      <w:pPr>
+        <w:rPr>
+          <w:rFonts w:cstheme="minorHAnsi"/>
+          <w:b/>
+          <w:bCs/>
+          <w:color w:val="000000" w:themeColor="text1"/>
+        </w:rPr>
+      </w:pPr>
+    </w:p>
+    <w:p>
+      <w:pPr>
+        <w:rPr>
+          <w:rFonts w:cstheme="minorHAnsi"/>
+          <w:b/>
+          <w:bCs/>
+          <w:color w:val="000000" w:themeColor="text1"/>
+        </w:rPr>
+      </w:pPr>
+      <w:r>
+        <w:rPr>
+          <w:rFonts w:cstheme="minorHAnsi"/>
+          <w:b/>
+          <w:bCs/>
+          <w:color w:val="4472C4" w:themeColor="accent1"/>
+          <w:sz w:val="32"/>
+          <w:szCs w:val="32"/>
+        </w:rPr>
+        <w:t>Prerequisites</w:t>
+      </w:r>
+      <w:r>
+        <w:rPr>
+          <w:rFonts w:cstheme="minorHAnsi"/>
+          <w:b/>
+          <w:bCs/>
+          <w:color w:val="000000" w:themeColor="text1"/>
+        </w:rPr>
+        <w:t xml:space="preserve">: </w:t>
+      </w:r>
+      <w:r>
+        <w:rPr>
+          <w:rFonts w:cstheme="minorHAnsi"/>
+          <w:b/>
+          <w:bCs/>
+          <w:color w:val="000000" w:themeColor="text1"/>
+        </w:rPr>
         <w:t xml:space="preserve"> </w:t>
       </w:r>
-      <w:r>
-        <w:rPr>
-          <w:rFonts w:eastAsia="Times New Roman" w:cstheme="minorHAnsi"/>
-          <w:b/>
-          <w:bCs/>
-          <w:kern w:val="0"/>
-          <w:sz w:val="22"/>
-          <w:szCs w:val="22"/>
-          <w14:ligatures w14:val="none"/>
-        </w:rPr>
-        <w:t>required</w:t>
-      </w:r>
-      <w:r>
+    </w:p>
+    <w:p>
+      <w:pPr>
+        <w:rPr>
+          <w:rFonts w:cstheme="minorHAnsi"/>
+          <w:color w:val="000000" w:themeColor="text1"/>
+        </w:rPr>
+      </w:pPr>
+    </w:p>
+    <w:p>
+      <w:pPr>
+        <w:rPr>
+          <w:rFonts w:cstheme="minorHAnsi"/>
+          <w:color w:val="000000" w:themeColor="text1"/>
+        </w:rPr>
+      </w:pPr>
+      <w:r>
+        <w:rPr>
+          <w:rFonts w:cstheme="minorHAnsi"/>
+          <w:b/>
+          <w:bCs/>
+          <w:color w:val="000000" w:themeColor="text1"/>
+        </w:rPr>
+        <w:t>Computing</w:t>
+      </w:r>
+      <w:r>
+        <w:rPr>
+          <w:rFonts w:cstheme="minorHAnsi"/>
+          <w:color w:val="000000" w:themeColor="text1"/>
+        </w:rPr>
+        <w:t xml:space="preserve">: Please see comments above for expectations of those taking the </w:t>
+      </w:r>
+      <w:r>
+        <w:rPr>
+          <w:rFonts w:cstheme="minorHAnsi"/>
+          <w:b/>
+          <w:bCs/>
+          <w:color w:val="000000" w:themeColor="text1"/>
+        </w:rPr>
+        <w:t>Technical</w:t>
+      </w:r>
+      <w:r>
+        <w:rPr>
+          <w:rFonts w:cstheme="minorHAnsi"/>
+          <w:color w:val="000000" w:themeColor="text1"/>
+        </w:rPr>
+        <w:t xml:space="preserve"> version of the course.</w:t>
+      </w:r>
+    </w:p>
+    <w:p>
+      <w:pPr>
+        <w:rPr>
+          <w:rFonts w:cstheme="minorHAnsi"/>
+          <w:color w:val="000000" w:themeColor="text1"/>
+        </w:rPr>
+      </w:pPr>
+    </w:p>
+    <w:p>
+      <w:pPr>
+        <w:rPr>
+          <w:rFonts w:cstheme="minorHAnsi"/>
+          <w:b/>
+          <w:bCs/>
+          <w:color w:val="000000" w:themeColor="text1"/>
+        </w:rPr>
+      </w:pPr>
+      <w:r>
+        <w:rPr>
+          <w:rFonts w:cstheme="minorHAnsi"/>
+          <w:b/>
+          <w:bCs/>
+          <w:color w:val="000000" w:themeColor="text1"/>
+        </w:rPr>
+        <w:t xml:space="preserve">Statistics: </w:t>
+      </w:r>
+      <w:r>
+        <w:rPr>
+          <w:rFonts w:cstheme="minorHAnsi"/>
+          <w:b/>
+          <w:bCs/>
+          <w:color w:val="000000" w:themeColor="text1"/>
+        </w:rPr>
+        <w:t xml:space="preserve"> </w:t>
+      </w:r>
+      <w:r>
+        <w:rPr>
+          <w:rFonts w:cstheme="minorHAnsi"/>
+          <w:color w:val="000000" w:themeColor="text1"/>
+        </w:rPr>
+        <w:t xml:space="preserve">At least one introductory </w:t>
+      </w:r>
+      <w:r>
+        <w:rPr>
+          <w:rFonts w:cstheme="minorHAnsi"/>
+          <w:color w:val="000000" w:themeColor="text1"/>
+        </w:rPr>
+        <w:t>Statistics, data</w:t>
+      </w:r>
+      <w:r>
+        <w:rPr>
+          <w:rFonts w:cstheme="minorHAnsi"/>
+          <w:color w:val="000000" w:themeColor="text1"/>
+        </w:rPr>
+        <w:t xml:space="preserve"> analysis</w:t>
+      </w:r>
+      <w:r>
+        <w:rPr>
+          <w:rFonts w:cstheme="minorHAnsi"/>
+          <w:color w:val="000000" w:themeColor="text1"/>
+        </w:rPr>
+        <w:t xml:space="preserve">, </w:t>
+      </w:r>
+      <w:r>
+        <w:rPr>
+          <w:rFonts w:cstheme="minorHAnsi"/>
+          <w:color w:val="000000" w:themeColor="text1"/>
+        </w:rPr>
+        <w:t xml:space="preserve"> machine </w:t>
+      </w:r>
+      <w:r>
+        <w:rPr>
+          <w:rFonts w:cstheme="minorHAnsi"/>
+          <w:color w:val="000000" w:themeColor="text1"/>
+        </w:rPr>
+        <w:t>learning, or</w:t>
+      </w:r>
+      <w:r>
+        <w:rPr>
+          <w:rFonts w:cstheme="minorHAnsi"/>
+          <w:color w:val="000000" w:themeColor="text1"/>
+        </w:rPr>
+        <w:t xml:space="preserve"> data science class is required.  </w:t>
+      </w:r>
+      <w:r>
+        <w:rPr>
+          <w:rFonts w:cstheme="minorHAnsi"/>
+          <w:color w:val="000000" w:themeColor="text1"/>
+        </w:rPr>
+        <w:t xml:space="preserve"> </w:t>
+      </w:r>
+      <w:r>
+        <w:rPr>
+          <w:rFonts w:cstheme="minorHAnsi"/>
+          <w:color w:val="000000" w:themeColor="text1"/>
+        </w:rPr>
+        <w:t xml:space="preserve">Knowledge of </w:t>
+      </w:r>
+      <w:r>
+        <w:rPr>
+          <w:rFonts w:cstheme="minorHAnsi"/>
+          <w:color w:val="000000" w:themeColor="text1"/>
+        </w:rPr>
+        <w:t xml:space="preserve">basic statistics – measures of central tendency and variation, </w:t>
+      </w:r>
+      <w:r>
+        <w:rPr>
+          <w:rFonts w:cstheme="minorHAnsi"/>
+          <w:color w:val="000000" w:themeColor="text1"/>
+        </w:rPr>
+        <w:t>basic laws of probability and statistical concepts like confidence intervals</w:t>
+      </w:r>
+      <w:r>
+        <w:rPr>
+          <w:rFonts w:cstheme="minorHAnsi"/>
+          <w:color w:val="000000" w:themeColor="text1"/>
+        </w:rPr>
+        <w:t>, statistical significance</w:t>
+      </w:r>
+      <w:r>
+        <w:rPr>
+          <w:rFonts w:cstheme="minorHAnsi"/>
+          <w:color w:val="000000" w:themeColor="text1"/>
+        </w:rPr>
+        <w:t xml:space="preserve"> and hypothesis testing will be assumed.</w:t>
+      </w:r>
+      <w:r>
+        <w:rPr>
+          <w:rFonts w:cstheme="minorHAnsi"/>
+          <w:b/>
+          <w:bCs/>
+          <w:color w:val="000000" w:themeColor="text1"/>
+        </w:rPr>
+        <w:t xml:space="preserve"> </w:t>
+      </w:r>
+    </w:p>
+    <w:p>
+      <w:pPr>
+        <w:rPr>
+          <w:rFonts w:cstheme="minorHAnsi"/>
+          <w:b/>
+          <w:bCs/>
+          <w:color w:val="0070C0"/>
+        </w:rPr>
+      </w:pPr>
+    </w:p>
+    <w:p>
+      <w:pPr>
+        <w:rPr>
+          <w:rFonts w:cstheme="minorHAnsi"/>
+          <w:b/>
+          <w:bCs/>
+          <w:color w:val="0070C0"/>
+        </w:rPr>
+      </w:pPr>
+    </w:p>
+    <w:p>
+      <w:pPr>
+        <w:rPr>
+          <w:rFonts w:cstheme="minorHAnsi"/>
+          <w:b/>
+          <w:bCs/>
+          <w:color w:val="0070C0"/>
+        </w:rPr>
+      </w:pPr>
+      <w:r>
+        <w:rPr>
+          <w:rFonts w:cstheme="minorHAnsi"/>
+          <w:b/>
+          <w:bCs/>
+          <w:color w:val="4472C4" w:themeColor="accent1"/>
+          <w:sz w:val="32"/>
+          <w:szCs w:val="32"/>
+        </w:rPr>
+        <w:t>Textbook</w:t>
+      </w:r>
+      <w:r>
+        <w:rPr>
+          <w:rFonts w:cstheme="minorHAnsi"/>
+          <w:b/>
+          <w:bCs/>
+          <w:color w:val="0070C0"/>
+        </w:rPr>
+        <w:t>:</w:t>
+      </w:r>
+    </w:p>
+    <w:p>
+      <w:pPr>
+        <w:spacing w:before="100" w:beforeAutospacing="1" w:after="100" w:afterAutospacing="1"/>
         <w:rPr>
           <w:rFonts w:eastAsia="Times New Roman" w:cstheme="minorHAnsi"/>
           <w:kern w:val="0"/>
-          <w:sz w:val="22"/>
-          <w:szCs w:val="22"/>
           <w14:ligatures w14:val="none"/>
         </w:rPr>
-        <w:t xml:space="preserve"> textbook for the class will be the following</w:t>
-      </w:r>
+      </w:pPr>
       <w:r>
         <w:rPr>
           <w:rFonts w:eastAsia="Times New Roman" w:cstheme="minorHAnsi"/>
           <w:kern w:val="0"/>
-          <w:sz w:val="22"/>
-          <w:szCs w:val="22"/>
+          <w14:ligatures w14:val="none"/>
+        </w:rPr>
+        <w:t>The</w:t>
+      </w:r>
+      <w:r>
+        <w:rPr>
+          <w:rFonts w:eastAsia="Times New Roman" w:cstheme="minorHAnsi"/>
+          <w:kern w:val="0"/>
+          <w14:ligatures w14:val="none"/>
+        </w:rPr>
+        <w:t xml:space="preserve"> </w:t>
+      </w:r>
+      <w:r>
+        <w:rPr>
+          <w:rFonts w:eastAsia="Times New Roman" w:cstheme="minorHAnsi"/>
+          <w:b/>
+          <w:bCs/>
+          <w:kern w:val="0"/>
+          <w14:ligatures w14:val="none"/>
+        </w:rPr>
+        <w:t>required</w:t>
+      </w:r>
+      <w:r>
+        <w:rPr>
+          <w:rFonts w:eastAsia="Times New Roman" w:cstheme="minorHAnsi"/>
+          <w:kern w:val="0"/>
+          <w14:ligatures w14:val="none"/>
+        </w:rPr>
+        <w:t xml:space="preserve"> textbook for the class will be the following</w:t>
+      </w:r>
+      <w:r>
+        <w:rPr>
+          <w:rFonts w:eastAsia="Times New Roman" w:cstheme="minorHAnsi"/>
+          <w:kern w:val="0"/>
           <w14:ligatures w14:val="none"/>
         </w:rPr>
         <w:t>:</w:t>
@@ -1786,8 +2531,6 @@
           <w:i/>
           <w:iCs/>
           <w:kern w:val="0"/>
-          <w:sz w:val="22"/>
-          <w:szCs w:val="22"/>
           <w14:ligatures w14:val="none"/>
         </w:rPr>
       </w:pPr>
@@ -1797,8 +2540,6 @@
           <w:b/>
           <w:bCs/>
           <w:kern w:val="0"/>
-          <w:sz w:val="22"/>
-          <w:szCs w:val="22"/>
           <w14:ligatures w14:val="none"/>
         </w:rPr>
         <w:t>[DSB]</w:t>
@@ -1809,8 +2550,6 @@
           <w:i/>
           <w:iCs/>
           <w:kern w:val="0"/>
-          <w:sz w:val="22"/>
-          <w:szCs w:val="22"/>
           <w14:ligatures w14:val="none"/>
         </w:rPr>
         <w:t xml:space="preserve"> </w:t>
@@ -1821,8 +2560,6 @@
           <w:i/>
           <w:iCs/>
           <w:kern w:val="0"/>
-          <w:sz w:val="22"/>
-          <w:szCs w:val="22"/>
           <w14:ligatures w14:val="none"/>
         </w:rPr>
         <w:t xml:space="preserve">Data Science for Business. </w:t>
@@ -1831,8 +2568,6 @@
         <w:rPr>
           <w:rFonts w:eastAsia="Times New Roman" w:cstheme="minorHAnsi"/>
           <w:kern w:val="0"/>
-          <w:sz w:val="22"/>
-          <w:szCs w:val="22"/>
           <w14:ligatures w14:val="none"/>
         </w:rPr>
         <w:t xml:space="preserve">By </w:t>
@@ -1841,8 +2576,6 @@
         <w:rPr>
           <w:rFonts w:eastAsia="Times New Roman" w:cstheme="minorHAnsi"/>
           <w:kern w:val="0"/>
-          <w:sz w:val="22"/>
-          <w:szCs w:val="22"/>
           <w14:ligatures w14:val="none"/>
         </w:rPr>
         <w:t>Provost &amp; Fawcett (O’Reilly, 2013)</w:t>
@@ -1853,8 +2586,6 @@
           <w:i/>
           <w:iCs/>
           <w:kern w:val="0"/>
-          <w:sz w:val="22"/>
-          <w:szCs w:val="22"/>
           <w14:ligatures w14:val="none"/>
         </w:rPr>
         <w:t xml:space="preserve"> </w:t>
@@ -1863,8 +2594,6 @@
         <w:rPr>
           <w:rFonts w:eastAsia="Times New Roman" w:cstheme="minorHAnsi"/>
           <w:kern w:val="0"/>
-          <w:sz w:val="22"/>
-          <w:szCs w:val="22"/>
           <w14:ligatures w14:val="none"/>
         </w:rPr>
         <w:t xml:space="preserve">– </w:t>
@@ -1873,8 +2602,6 @@
         <w:rPr>
           <w:rFonts w:eastAsia="Times New Roman" w:cstheme="minorHAnsi"/>
           <w:kern w:val="0"/>
-          <w:sz w:val="22"/>
-          <w:szCs w:val="22"/>
           <w14:ligatures w14:val="none"/>
         </w:rPr>
         <w:t>2</w:t>
@@ -1883,8 +2610,6 @@
         <w:rPr>
           <w:rFonts w:eastAsia="Times New Roman" w:cstheme="minorHAnsi"/>
           <w:kern w:val="0"/>
-          <w:sz w:val="22"/>
-          <w:szCs w:val="22"/>
           <w:vertAlign w:val="superscript"/>
           <w14:ligatures w14:val="none"/>
         </w:rPr>
@@ -1894,8 +2619,6 @@
         <w:rPr>
           <w:rFonts w:eastAsia="Times New Roman" w:cstheme="minorHAnsi"/>
           <w:kern w:val="0"/>
-          <w:sz w:val="22"/>
-          <w:szCs w:val="22"/>
           <w14:ligatures w14:val="none"/>
         </w:rPr>
         <w:t xml:space="preserve"> Edition</w:t>
@@ -1907,8 +2630,6 @@
         <w:rPr>
           <w:rFonts w:eastAsia="Times New Roman" w:cstheme="minorHAnsi"/>
           <w:kern w:val="0"/>
-          <w:sz w:val="22"/>
-          <w:szCs w:val="22"/>
           <w14:ligatures w14:val="none"/>
         </w:rPr>
       </w:pPr>
@@ -1916,8 +2637,6 @@
         <w:rPr>
           <w:rFonts w:eastAsia="Times New Roman" w:cstheme="minorHAnsi"/>
           <w:kern w:val="0"/>
-          <w:sz w:val="22"/>
-          <w:szCs w:val="22"/>
           <w14:ligatures w14:val="none"/>
         </w:rPr>
         <w:t xml:space="preserve">The book </w:t>
@@ -1926,8 +2645,6 @@
         <w:rPr>
           <w:rFonts w:eastAsia="Times New Roman" w:cstheme="minorHAnsi"/>
           <w:kern w:val="0"/>
-          <w:sz w:val="22"/>
-          <w:szCs w:val="22"/>
           <w14:ligatures w14:val="none"/>
         </w:rPr>
         <w:t xml:space="preserve">is </w:t>
@@ -1936,782 +2653,33 @@
         <w:rPr>
           <w:rFonts w:eastAsia="Times New Roman" w:cstheme="minorHAnsi"/>
           <w:kern w:val="0"/>
-          <w:sz w:val="22"/>
-          <w:szCs w:val="22"/>
           <w14:ligatures w14:val="none"/>
         </w:rPr>
-        <w:t xml:space="preserve">available as a </w:t>
-      </w:r>
-      <w:proofErr w:type="spellStart"/>
+        <w:t xml:space="preserve">available </w:t>
+      </w:r>
       <w:r>
         <w:rPr>
           <w:rFonts w:eastAsia="Times New Roman" w:cstheme="minorHAnsi"/>
           <w:kern w:val="0"/>
-          <w:sz w:val="22"/>
-          <w:szCs w:val="22"/>
           <w14:ligatures w14:val="none"/>
         </w:rPr>
-        <w:t>coursepack</w:t>
-      </w:r>
-      <w:proofErr w:type="spellEnd"/>
+        <w:t xml:space="preserve">through the bookstore website </w:t>
+      </w:r>
       <w:r>
         <w:rPr>
           <w:rFonts w:eastAsia="Times New Roman" w:cstheme="minorHAnsi"/>
           <w:kern w:val="0"/>
-          <w:sz w:val="22"/>
-          <w:szCs w:val="22"/>
           <w14:ligatures w14:val="none"/>
         </w:rPr>
-        <w:t xml:space="preserve"> through Brightspace.  </w:t>
+        <w:t xml:space="preserve"> for a small fee </w:t>
       </w:r>
       <w:r>
         <w:rPr>
           <w:rFonts w:eastAsia="Times New Roman" w:cstheme="minorHAnsi"/>
           <w:kern w:val="0"/>
-          <w:sz w:val="22"/>
-          <w:szCs w:val="22"/>
           <w14:ligatures w14:val="none"/>
         </w:rPr>
-        <w:t xml:space="preserve"> </w:t>
-      </w:r>
-      <w:proofErr w:type="gramStart"/>
-      <w:r>
-        <w:rPr>
-          <w:rFonts w:eastAsia="Times New Roman" w:cstheme="minorHAnsi"/>
-          <w:kern w:val="0"/>
-          <w:sz w:val="22"/>
-          <w:szCs w:val="22"/>
-          <w14:ligatures w14:val="none"/>
-        </w:rPr>
-        <w:t>In order to</w:t>
-      </w:r>
-      <w:proofErr w:type="gramEnd"/>
-      <w:r>
-        <w:rPr>
-          <w:rFonts w:eastAsia="Times New Roman" w:cstheme="minorHAnsi"/>
-          <w:kern w:val="0"/>
-          <w:sz w:val="22"/>
-          <w:szCs w:val="22"/>
-          <w14:ligatures w14:val="none"/>
-        </w:rPr>
-        <w:t xml:space="preserve"> have access to the book, you must purchase a digital rights key code from the bookstore.  </w:t>
-      </w:r>
-      <w:r>
-        <w:rPr>
-          <w:rFonts w:eastAsia="Times New Roman" w:cstheme="minorHAnsi"/>
-          <w:kern w:val="0"/>
-          <w:sz w:val="22"/>
-          <w:szCs w:val="22"/>
-          <w14:ligatures w14:val="none"/>
-        </w:rPr>
-        <w:t xml:space="preserve">Details will be provided at the start of class. </w:t>
-      </w:r>
-    </w:p>
-    <w:p>
-      <w:pPr>
-        <w:spacing w:before="100" w:beforeAutospacing="1" w:after="100" w:afterAutospacing="1"/>
-        <w:rPr>
-          <w:rFonts w:eastAsia="Times New Roman" w:cstheme="minorHAnsi"/>
-          <w:kern w:val="0"/>
-          <w:sz w:val="22"/>
-          <w:szCs w:val="22"/>
-          <w14:ligatures w14:val="none"/>
-        </w:rPr>
-      </w:pPr>
-      <w:r>
-        <w:rPr>
-          <w:rFonts w:eastAsia="Times New Roman" w:cstheme="minorHAnsi"/>
-          <w:kern w:val="0"/>
-          <w:sz w:val="22"/>
-          <w:szCs w:val="22"/>
-          <w14:ligatures w14:val="none"/>
-        </w:rPr>
-        <w:t xml:space="preserve">This book covers the fundamental material that will provide the basis for you to think and communicate about data science and business analytics. </w:t>
-      </w:r>
-      <w:r>
-        <w:rPr>
-          <w:rFonts w:eastAsia="Times New Roman" w:cstheme="minorHAnsi"/>
-          <w:kern w:val="0"/>
-          <w:sz w:val="22"/>
-          <w:szCs w:val="22"/>
-          <w14:ligatures w14:val="none"/>
-        </w:rPr>
-        <w:t xml:space="preserve"> </w:t>
-      </w:r>
-    </w:p>
-    <w:p>
-      <w:pPr>
-        <w:spacing w:before="100" w:beforeAutospacing="1" w:after="100" w:afterAutospacing="1"/>
-        <w:rPr>
-          <w:rFonts w:eastAsia="Times New Roman" w:cstheme="minorHAnsi"/>
-          <w:kern w:val="0"/>
-          <w:sz w:val="22"/>
-          <w:szCs w:val="22"/>
-          <w14:ligatures w14:val="none"/>
-        </w:rPr>
-      </w:pPr>
-      <w:r>
-        <w:rPr>
-          <w:rFonts w:eastAsia="Times New Roman" w:cstheme="minorHAnsi"/>
-          <w:kern w:val="0"/>
-          <w:sz w:val="22"/>
-          <w:szCs w:val="22"/>
-          <w14:ligatures w14:val="none"/>
-        </w:rPr>
-        <w:t>There are</w:t>
-      </w:r>
-      <w:r>
-        <w:rPr>
-          <w:rFonts w:eastAsia="Times New Roman" w:cstheme="minorHAnsi"/>
-          <w:kern w:val="0"/>
-          <w:sz w:val="22"/>
-          <w:szCs w:val="22"/>
-          <w14:ligatures w14:val="none"/>
-        </w:rPr>
-        <w:t xml:space="preserve"> </w:t>
-      </w:r>
-      <w:r>
-        <w:rPr>
-          <w:rFonts w:eastAsia="Times New Roman" w:cstheme="minorHAnsi"/>
-          <w:b/>
-          <w:bCs/>
-          <w:kern w:val="0"/>
-          <w:sz w:val="22"/>
-          <w:szCs w:val="22"/>
-          <w14:ligatures w14:val="none"/>
-        </w:rPr>
-        <w:t>optional</w:t>
-      </w:r>
-      <w:r>
-        <w:rPr>
-          <w:rFonts w:eastAsia="Times New Roman" w:cstheme="minorHAnsi"/>
-          <w:kern w:val="0"/>
-          <w:sz w:val="22"/>
-          <w:szCs w:val="22"/>
-          <w14:ligatures w14:val="none"/>
-        </w:rPr>
-        <w:t xml:space="preserve"> </w:t>
-      </w:r>
-      <w:r>
-        <w:rPr>
-          <w:rFonts w:eastAsia="Times New Roman" w:cstheme="minorHAnsi"/>
-          <w:kern w:val="0"/>
-          <w:sz w:val="22"/>
-          <w:szCs w:val="22"/>
-          <w14:ligatures w14:val="none"/>
-        </w:rPr>
-        <w:t>secondary</w:t>
-      </w:r>
-      <w:r>
-        <w:rPr>
-          <w:rFonts w:eastAsia="Times New Roman" w:cstheme="minorHAnsi"/>
-          <w:kern w:val="0"/>
-          <w:sz w:val="22"/>
-          <w:szCs w:val="22"/>
-          <w14:ligatures w14:val="none"/>
-        </w:rPr>
-        <w:t xml:space="preserve"> books I will </w:t>
-      </w:r>
-      <w:r>
-        <w:rPr>
-          <w:rFonts w:eastAsia="Times New Roman" w:cstheme="minorHAnsi"/>
-          <w:kern w:val="0"/>
-          <w:sz w:val="22"/>
-          <w:szCs w:val="22"/>
-          <w14:ligatures w14:val="none"/>
-        </w:rPr>
-        <w:t>refer to</w:t>
-      </w:r>
-      <w:r>
-        <w:rPr>
-          <w:rFonts w:eastAsia="Times New Roman" w:cstheme="minorHAnsi"/>
-          <w:kern w:val="0"/>
-          <w:sz w:val="22"/>
-          <w:szCs w:val="22"/>
-          <w14:ligatures w14:val="none"/>
-        </w:rPr>
-        <w:t xml:space="preserve"> during the semester that will be helpful in getting a fully rounded view of the material.   </w:t>
-      </w:r>
-      <w:r>
-        <w:rPr>
-          <w:rFonts w:eastAsia="Times New Roman" w:cstheme="minorHAnsi"/>
-          <w:kern w:val="0"/>
-          <w:sz w:val="22"/>
-          <w:szCs w:val="22"/>
-          <w14:ligatures w14:val="none"/>
-        </w:rPr>
-        <w:t>They</w:t>
-      </w:r>
-      <w:r>
-        <w:rPr>
-          <w:rFonts w:eastAsia="Times New Roman" w:cstheme="minorHAnsi"/>
-          <w:kern w:val="0"/>
-          <w:sz w:val="22"/>
-          <w:szCs w:val="22"/>
-          <w14:ligatures w14:val="none"/>
-        </w:rPr>
-        <w:t xml:space="preserve"> are available for free</w:t>
-      </w:r>
-      <w:r>
-        <w:rPr>
-          <w:rFonts w:eastAsia="Times New Roman" w:cstheme="minorHAnsi"/>
-          <w:kern w:val="0"/>
-          <w:sz w:val="22"/>
-          <w:szCs w:val="22"/>
-          <w14:ligatures w14:val="none"/>
-        </w:rPr>
-        <w:t>:</w:t>
-      </w:r>
-    </w:p>
-    <w:p>
-      <w:pPr>
-        <w:spacing w:before="100" w:beforeAutospacing="1" w:after="100" w:afterAutospacing="1"/>
-        <w:rPr>
-          <w:rFonts w:eastAsia="Times New Roman" w:cstheme="minorHAnsi"/>
-          <w:kern w:val="0"/>
-          <w:sz w:val="22"/>
-          <w:szCs w:val="22"/>
-          <w14:ligatures w14:val="none"/>
-        </w:rPr>
-      </w:pPr>
-      <w:r>
-        <w:rPr>
-          <w:rFonts w:eastAsia="Times New Roman" w:cstheme="minorHAnsi"/>
-          <w:b/>
-          <w:bCs/>
-          <w:kern w:val="0"/>
-          <w:sz w:val="22"/>
-          <w:szCs w:val="22"/>
-          <w14:ligatures w14:val="none"/>
-        </w:rPr>
-        <w:lastRenderedPageBreak/>
-        <w:t>[ISL]</w:t>
-      </w:r>
-      <w:r>
-        <w:rPr>
-          <w:rFonts w:eastAsia="Times New Roman" w:cstheme="minorHAnsi"/>
-          <w:kern w:val="0"/>
-          <w:sz w:val="22"/>
-          <w:szCs w:val="22"/>
-          <w14:ligatures w14:val="none"/>
-        </w:rPr>
-        <w:t xml:space="preserve"> </w:t>
-      </w:r>
-      <w:r>
-        <w:rPr>
-          <w:rFonts w:eastAsia="Times New Roman" w:cstheme="minorHAnsi"/>
-          <w:i/>
-          <w:iCs/>
-          <w:kern w:val="0"/>
-          <w:sz w:val="22"/>
-          <w:szCs w:val="22"/>
-          <w14:ligatures w14:val="none"/>
-        </w:rPr>
-        <w:t>An Introduction to Statistical Learning (with Applications in Python),</w:t>
-      </w:r>
-      <w:r>
-        <w:rPr>
-          <w:rFonts w:eastAsia="Times New Roman" w:cstheme="minorHAnsi"/>
-          <w:kern w:val="0"/>
-          <w:sz w:val="22"/>
-          <w:szCs w:val="22"/>
-          <w14:ligatures w14:val="none"/>
-        </w:rPr>
-        <w:t xml:space="preserve"> by James, </w:t>
-      </w:r>
-      <w:r>
-        <w:rPr>
-          <w:rFonts w:eastAsia="Times New Roman" w:cstheme="minorHAnsi"/>
-          <w:kern w:val="0"/>
-          <w:sz w:val="22"/>
-          <w:szCs w:val="22"/>
-          <w14:ligatures w14:val="none"/>
-        </w:rPr>
-        <w:t>Witten</w:t>
-      </w:r>
-      <w:r>
-        <w:rPr>
-          <w:rFonts w:eastAsia="Times New Roman" w:cstheme="minorHAnsi"/>
-          <w:kern w:val="0"/>
-          <w:sz w:val="22"/>
-          <w:szCs w:val="22"/>
-          <w14:ligatures w14:val="none"/>
-        </w:rPr>
-        <w:t xml:space="preserve">, Hastie, </w:t>
-      </w:r>
-      <w:proofErr w:type="spellStart"/>
-      <w:r>
-        <w:rPr>
-          <w:rFonts w:eastAsia="Times New Roman" w:cstheme="minorHAnsi"/>
-          <w:kern w:val="0"/>
-          <w:sz w:val="22"/>
-          <w:szCs w:val="22"/>
-          <w14:ligatures w14:val="none"/>
-        </w:rPr>
-        <w:t>Tibshirani</w:t>
-      </w:r>
-      <w:proofErr w:type="spellEnd"/>
-      <w:r>
-        <w:rPr>
-          <w:rFonts w:eastAsia="Times New Roman" w:cstheme="minorHAnsi"/>
-          <w:kern w:val="0"/>
-          <w:sz w:val="22"/>
-          <w:szCs w:val="22"/>
-          <w14:ligatures w14:val="none"/>
-        </w:rPr>
-        <w:t xml:space="preserve">, Taylor.  Available free at </w:t>
-      </w:r>
-      <w:hyperlink r:id="rId7" w:history="1">
-        <w:r>
-          <w:rPr>
-            <w:rStyle w:val="Hyperlink"/>
-            <w:rFonts w:eastAsia="Times New Roman" w:cstheme="minorHAnsi"/>
-            <w:kern w:val="0"/>
-            <w:sz w:val="22"/>
-            <w:szCs w:val="22"/>
-            <w14:ligatures w14:val="none"/>
-          </w:rPr>
-          <w:t>http://statlearning.com</w:t>
-        </w:r>
-      </w:hyperlink>
-      <w:r>
-        <w:rPr>
-          <w:rFonts w:eastAsia="Times New Roman" w:cstheme="minorHAnsi"/>
-          <w:kern w:val="0"/>
-          <w:sz w:val="22"/>
-          <w:szCs w:val="22"/>
-          <w14:ligatures w14:val="none"/>
-        </w:rPr>
-        <w:t xml:space="preserve">. </w:t>
-      </w:r>
-      <w:r>
-        <w:rPr>
-          <w:rFonts w:eastAsia="Times New Roman" w:cstheme="minorHAnsi"/>
-          <w:kern w:val="0"/>
-          <w:sz w:val="22"/>
-          <w:szCs w:val="22"/>
-          <w14:ligatures w14:val="none"/>
-        </w:rPr>
-        <w:t xml:space="preserve"> </w:t>
-      </w:r>
-      <w:hyperlink r:id="rId8" w:history="1">
-        <w:r>
-          <w:rPr>
-            <w:rStyle w:val="Hyperlink"/>
-            <w:rFonts w:eastAsia="Times New Roman" w:cstheme="minorHAnsi"/>
-            <w:kern w:val="0"/>
-            <w:sz w:val="22"/>
-            <w:szCs w:val="22"/>
-            <w14:ligatures w14:val="none"/>
-          </w:rPr>
-          <w:t>Here is the link</w:t>
-        </w:r>
-      </w:hyperlink>
-      <w:r>
-        <w:rPr>
-          <w:rFonts w:eastAsia="Times New Roman" w:cstheme="minorHAnsi"/>
-          <w:kern w:val="0"/>
-          <w:sz w:val="22"/>
-          <w:szCs w:val="22"/>
-          <w14:ligatures w14:val="none"/>
-        </w:rPr>
-        <w:t xml:space="preserve"> to download the Python version of the book. </w:t>
-      </w:r>
-      <w:r>
-        <w:rPr>
-          <w:rFonts w:eastAsia="Times New Roman" w:cstheme="minorHAnsi"/>
-          <w:kern w:val="0"/>
-          <w:sz w:val="22"/>
-          <w:szCs w:val="22"/>
-          <w14:ligatures w14:val="none"/>
-        </w:rPr>
-        <w:t xml:space="preserve">This book is a bit technical for students who want to go </w:t>
-      </w:r>
-      <w:proofErr w:type="gramStart"/>
-      <w:r>
-        <w:rPr>
-          <w:rFonts w:eastAsia="Times New Roman" w:cstheme="minorHAnsi"/>
-          <w:kern w:val="0"/>
-          <w:sz w:val="22"/>
-          <w:szCs w:val="22"/>
-          <w14:ligatures w14:val="none"/>
-        </w:rPr>
-        <w:t>deeper, and</w:t>
-      </w:r>
-      <w:proofErr w:type="gramEnd"/>
-      <w:r>
-        <w:rPr>
-          <w:rFonts w:eastAsia="Times New Roman" w:cstheme="minorHAnsi"/>
-          <w:kern w:val="0"/>
-          <w:sz w:val="22"/>
-          <w:szCs w:val="22"/>
-          <w14:ligatures w14:val="none"/>
-        </w:rPr>
-        <w:t xml:space="preserve"> provides more statistical background than we will cover in class. It also goes into other algorithms and methods that we will not cover in class, but you might want to consider for your class project.   </w:t>
-      </w:r>
-      <w:proofErr w:type="gramStart"/>
-      <w:r>
-        <w:rPr>
-          <w:rFonts w:eastAsia="Times New Roman" w:cstheme="minorHAnsi"/>
-          <w:kern w:val="0"/>
-          <w:sz w:val="22"/>
-          <w:szCs w:val="22"/>
-          <w14:ligatures w14:val="none"/>
-        </w:rPr>
-        <w:t>Additionally</w:t>
-      </w:r>
-      <w:proofErr w:type="gramEnd"/>
-      <w:r>
-        <w:rPr>
-          <w:rFonts w:eastAsia="Times New Roman" w:cstheme="minorHAnsi"/>
-          <w:kern w:val="0"/>
-          <w:sz w:val="22"/>
-          <w:szCs w:val="22"/>
-          <w14:ligatures w14:val="none"/>
-        </w:rPr>
-        <w:t xml:space="preserve"> the book contains detailed Python snippets to apply these methods to real data.  </w:t>
-      </w:r>
-    </w:p>
-    <w:p>
-      <w:pPr>
-        <w:spacing w:before="100" w:beforeAutospacing="1" w:after="100" w:afterAutospacing="1"/>
-        <w:rPr>
-          <w:rFonts w:cstheme="minorHAnsi"/>
-          <w:b/>
-          <w:bCs/>
-          <w:color w:val="0070C0"/>
-        </w:rPr>
-      </w:pPr>
-      <w:r>
-        <w:rPr>
-          <w:rFonts w:eastAsia="Times New Roman" w:cstheme="minorHAnsi"/>
-          <w:b/>
-          <w:bCs/>
-          <w:kern w:val="0"/>
-          <w:sz w:val="22"/>
-          <w:szCs w:val="22"/>
-          <w14:ligatures w14:val="none"/>
-        </w:rPr>
-        <w:t>[</w:t>
-      </w:r>
-      <w:proofErr w:type="spellStart"/>
-      <w:r>
-        <w:rPr>
-          <w:rFonts w:eastAsia="Times New Roman" w:cstheme="minorHAnsi"/>
-          <w:b/>
-          <w:bCs/>
-          <w:kern w:val="0"/>
-          <w:sz w:val="22"/>
-          <w:szCs w:val="22"/>
-          <w14:ligatures w14:val="none"/>
-        </w:rPr>
-        <w:t>Shmueli</w:t>
-      </w:r>
-      <w:proofErr w:type="spellEnd"/>
-      <w:r>
-        <w:rPr>
-          <w:rFonts w:eastAsia="Times New Roman" w:cstheme="minorHAnsi"/>
-          <w:b/>
-          <w:bCs/>
-          <w:kern w:val="0"/>
-          <w:sz w:val="22"/>
-          <w:szCs w:val="22"/>
-          <w14:ligatures w14:val="none"/>
-        </w:rPr>
-        <w:t>]</w:t>
-      </w:r>
-      <w:r>
-        <w:rPr>
-          <w:rFonts w:eastAsia="Times New Roman" w:cstheme="minorHAnsi"/>
-          <w:kern w:val="0"/>
-          <w:sz w:val="22"/>
-          <w:szCs w:val="22"/>
-          <w14:ligatures w14:val="none"/>
-        </w:rPr>
-        <w:t xml:space="preserve"> </w:t>
-      </w:r>
-      <w:r>
-        <w:rPr>
-          <w:rFonts w:eastAsia="Times New Roman" w:cstheme="minorHAnsi"/>
-          <w:i/>
-          <w:iCs/>
-          <w:kern w:val="0"/>
-          <w:sz w:val="22"/>
-          <w:szCs w:val="22"/>
-          <w14:ligatures w14:val="none"/>
-        </w:rPr>
-        <w:t>Data Mining for Business Analytics</w:t>
-      </w:r>
-      <w:r>
-        <w:rPr>
-          <w:rFonts w:eastAsia="Times New Roman" w:cstheme="minorHAnsi"/>
-          <w:i/>
-          <w:iCs/>
-          <w:kern w:val="0"/>
-          <w:sz w:val="22"/>
-          <w:szCs w:val="22"/>
-          <w14:ligatures w14:val="none"/>
-        </w:rPr>
-        <w:t xml:space="preserve"> (Applications in Python)</w:t>
-      </w:r>
-      <w:r>
-        <w:rPr>
-          <w:rFonts w:eastAsia="Times New Roman" w:cstheme="minorHAnsi"/>
-          <w:kern w:val="0"/>
-          <w:sz w:val="22"/>
-          <w:szCs w:val="22"/>
-          <w14:ligatures w14:val="none"/>
-        </w:rPr>
-        <w:t xml:space="preserve">, by </w:t>
-      </w:r>
-      <w:proofErr w:type="spellStart"/>
-      <w:r>
-        <w:rPr>
-          <w:rFonts w:eastAsia="Times New Roman" w:cstheme="minorHAnsi"/>
-          <w:kern w:val="0"/>
-          <w:sz w:val="22"/>
-          <w:szCs w:val="22"/>
-          <w14:ligatures w14:val="none"/>
-        </w:rPr>
-        <w:t>Shmueli</w:t>
-      </w:r>
-      <w:proofErr w:type="spellEnd"/>
-      <w:r>
-        <w:rPr>
-          <w:rFonts w:eastAsia="Times New Roman" w:cstheme="minorHAnsi"/>
-          <w:kern w:val="0"/>
-          <w:sz w:val="22"/>
-          <w:szCs w:val="22"/>
-          <w14:ligatures w14:val="none"/>
-        </w:rPr>
-        <w:t xml:space="preserve">, Bruce, </w:t>
-      </w:r>
-      <w:proofErr w:type="spellStart"/>
-      <w:r>
-        <w:rPr>
-          <w:rFonts w:eastAsia="Times New Roman" w:cstheme="minorHAnsi"/>
-          <w:kern w:val="0"/>
-          <w:sz w:val="22"/>
-          <w:szCs w:val="22"/>
-          <w14:ligatures w14:val="none"/>
-        </w:rPr>
-        <w:t>Gedeck</w:t>
-      </w:r>
-      <w:proofErr w:type="spellEnd"/>
-      <w:r>
-        <w:rPr>
-          <w:rFonts w:eastAsia="Times New Roman" w:cstheme="minorHAnsi"/>
-          <w:kern w:val="0"/>
-          <w:sz w:val="22"/>
-          <w:szCs w:val="22"/>
-          <w14:ligatures w14:val="none"/>
-        </w:rPr>
-        <w:t xml:space="preserve">, and Patel.  Available freely in digital form at NYU Libraries.  Covers similar material to what we are covering with many excellent Python examples.  </w:t>
-      </w:r>
-    </w:p>
-    <w:p>
-      <w:pPr>
-        <w:rPr>
-          <w:rFonts w:cstheme="minorHAnsi"/>
-          <w:b/>
-          <w:bCs/>
-          <w:color w:val="000000" w:themeColor="text1"/>
-          <w:sz w:val="28"/>
-          <w:szCs w:val="28"/>
-        </w:rPr>
-      </w:pPr>
-      <w:r>
-        <w:rPr>
-          <w:rFonts w:cstheme="minorHAnsi"/>
-          <w:b/>
-          <w:bCs/>
-          <w:color w:val="000000" w:themeColor="text1"/>
-          <w:sz w:val="28"/>
-          <w:szCs w:val="28"/>
-        </w:rPr>
-        <w:t xml:space="preserve">Other </w:t>
-      </w:r>
-      <w:r>
-        <w:rPr>
-          <w:rFonts w:cstheme="minorHAnsi"/>
-          <w:b/>
-          <w:bCs/>
-          <w:color w:val="000000" w:themeColor="text1"/>
-          <w:sz w:val="28"/>
-          <w:szCs w:val="28"/>
-        </w:rPr>
-        <w:t>U</w:t>
-      </w:r>
-      <w:r>
-        <w:rPr>
-          <w:rFonts w:cstheme="minorHAnsi"/>
-          <w:b/>
-          <w:bCs/>
-          <w:color w:val="000000" w:themeColor="text1"/>
-          <w:sz w:val="28"/>
-          <w:szCs w:val="28"/>
-        </w:rPr>
-        <w:t>seful Resources</w:t>
-      </w:r>
-      <w:r>
-        <w:rPr>
-          <w:rFonts w:cstheme="minorHAnsi"/>
-          <w:b/>
-          <w:bCs/>
-          <w:color w:val="000000" w:themeColor="text1"/>
-          <w:sz w:val="28"/>
-          <w:szCs w:val="28"/>
-        </w:rPr>
-        <w:t xml:space="preserve">: </w:t>
-      </w:r>
-    </w:p>
-    <w:p>
-      <w:pPr>
-        <w:rPr>
-          <w:rFonts w:cstheme="minorHAnsi"/>
-          <w:b/>
-          <w:bCs/>
-          <w:color w:val="000000" w:themeColor="text1"/>
-          <w:sz w:val="28"/>
-          <w:szCs w:val="28"/>
-        </w:rPr>
-      </w:pPr>
-    </w:p>
-    <w:p>
-      <w:pPr>
-        <w:rPr>
-          <w:rFonts w:cstheme="minorHAnsi"/>
-          <w:color w:val="000000" w:themeColor="text1"/>
-          <w:sz w:val="22"/>
-          <w:szCs w:val="22"/>
-        </w:rPr>
-      </w:pPr>
-      <w:r>
-        <w:rPr>
-          <w:rFonts w:cstheme="minorHAnsi"/>
-          <w:b/>
-          <w:bCs/>
-          <w:color w:val="000000" w:themeColor="text1"/>
-          <w:sz w:val="22"/>
-          <w:szCs w:val="22"/>
-        </w:rPr>
-        <w:t xml:space="preserve">[Pandas] </w:t>
-      </w:r>
-      <w:r>
-        <w:rPr>
-          <w:rFonts w:cstheme="minorHAnsi"/>
-          <w:i/>
-          <w:iCs/>
-          <w:color w:val="000000" w:themeColor="text1"/>
-          <w:sz w:val="22"/>
-          <w:szCs w:val="22"/>
-        </w:rPr>
-        <w:t xml:space="preserve">Pandas Workout: 200 Exercises to make you a stronger data scientist. </w:t>
-      </w:r>
-      <w:r>
-        <w:rPr>
-          <w:rFonts w:cstheme="minorHAnsi"/>
-          <w:color w:val="000000" w:themeColor="text1"/>
-          <w:sz w:val="22"/>
-          <w:szCs w:val="22"/>
-        </w:rPr>
-        <w:t xml:space="preserve"> Excellent repository of examples for those who want to sharpen Python coding skills on interesting problems. Available free online via NYU Libraries. </w:t>
-      </w:r>
-    </w:p>
-    <w:p>
-      <w:pPr>
-        <w:spacing w:before="100" w:beforeAutospacing="1" w:after="100" w:afterAutospacing="1"/>
-        <w:rPr>
-          <w:rFonts w:eastAsia="Times New Roman" w:cstheme="minorHAnsi"/>
-          <w:kern w:val="0"/>
-          <w:sz w:val="22"/>
-          <w:szCs w:val="22"/>
-          <w14:ligatures w14:val="none"/>
-        </w:rPr>
-      </w:pPr>
-      <w:r>
-        <w:rPr>
-          <w:rFonts w:eastAsia="Times New Roman" w:cstheme="minorHAnsi"/>
-          <w:b/>
-          <w:bCs/>
-          <w:kern w:val="0"/>
-          <w:sz w:val="22"/>
-          <w:szCs w:val="22"/>
-          <w14:ligatures w14:val="none"/>
-        </w:rPr>
-        <w:t>[</w:t>
-      </w:r>
-      <w:proofErr w:type="spellStart"/>
-      <w:r>
-        <w:rPr>
-          <w:rFonts w:eastAsia="Times New Roman" w:cstheme="minorHAnsi"/>
-          <w:b/>
-          <w:bCs/>
-          <w:kern w:val="0"/>
-          <w:sz w:val="22"/>
-          <w:szCs w:val="22"/>
-          <w14:ligatures w14:val="none"/>
-        </w:rPr>
-        <w:t>OpenIntro</w:t>
-      </w:r>
-      <w:proofErr w:type="spellEnd"/>
-      <w:r>
-        <w:rPr>
-          <w:rFonts w:eastAsia="Times New Roman" w:cstheme="minorHAnsi"/>
-          <w:b/>
-          <w:bCs/>
-          <w:kern w:val="0"/>
-          <w:sz w:val="22"/>
-          <w:szCs w:val="22"/>
-          <w14:ligatures w14:val="none"/>
-        </w:rPr>
-        <w:t>]</w:t>
-      </w:r>
-      <w:r>
-        <w:rPr>
-          <w:rFonts w:eastAsia="Times New Roman" w:cstheme="minorHAnsi"/>
-          <w:kern w:val="0"/>
-          <w:sz w:val="22"/>
-          <w:szCs w:val="22"/>
-          <w14:ligatures w14:val="none"/>
-        </w:rPr>
-        <w:t xml:space="preserve"> </w:t>
-      </w:r>
-      <w:proofErr w:type="spellStart"/>
-      <w:r>
-        <w:rPr>
-          <w:rFonts w:eastAsia="Times New Roman" w:cstheme="minorHAnsi"/>
-          <w:i/>
-          <w:iCs/>
-          <w:kern w:val="0"/>
-          <w:sz w:val="22"/>
-          <w:szCs w:val="22"/>
-          <w14:ligatures w14:val="none"/>
-        </w:rPr>
-        <w:t>OpenIntro</w:t>
-      </w:r>
-      <w:proofErr w:type="spellEnd"/>
-      <w:r>
-        <w:rPr>
-          <w:rFonts w:eastAsia="Times New Roman" w:cstheme="minorHAnsi"/>
-          <w:i/>
-          <w:iCs/>
-          <w:kern w:val="0"/>
-          <w:sz w:val="22"/>
-          <w:szCs w:val="22"/>
-          <w14:ligatures w14:val="none"/>
-        </w:rPr>
-        <w:t xml:space="preserve"> Statistics</w:t>
-      </w:r>
-      <w:r>
-        <w:rPr>
-          <w:rFonts w:eastAsia="Times New Roman" w:cstheme="minorHAnsi"/>
-          <w:kern w:val="0"/>
-          <w:sz w:val="22"/>
-          <w:szCs w:val="22"/>
-          <w14:ligatures w14:val="none"/>
-        </w:rPr>
-        <w:t xml:space="preserve">.  PDF available for free at </w:t>
+        <w:t xml:space="preserve">(Click on </w:t>
       </w:r>
       <w:hyperlink r:id="rId9" w:history="1">
         <w:r>
@@ -2719,38 +2687,295 @@
             <w:rStyle w:val="Hyperlink"/>
             <w:rFonts w:eastAsia="Times New Roman" w:cstheme="minorHAnsi"/>
             <w:kern w:val="0"/>
-            <w:sz w:val="22"/>
-            <w:szCs w:val="22"/>
             <w14:ligatures w14:val="none"/>
           </w:rPr>
-          <w:t>https://www.openintro.org/book/os/</w:t>
+          <w:t>Textbooks</w:t>
         </w:r>
       </w:hyperlink>
       <w:r>
         <w:rPr>
           <w:rFonts w:eastAsia="Times New Roman" w:cstheme="minorHAnsi"/>
           <w:kern w:val="0"/>
-          <w:sz w:val="22"/>
-          <w:szCs w:val="22"/>
           <w14:ligatures w14:val="none"/>
         </w:rPr>
-        <w:t xml:space="preserve">.  An online introductory statistics course.  Excellent for brushing up on statistical topics and data-oriented thinking. </w:t>
-      </w:r>
-    </w:p>
-    <w:p>
-      <w:pPr>
-        <w:rPr>
-          <w:rFonts w:cstheme="minorHAnsi"/>
-          <w:b/>
-          <w:bCs/>
-          <w:color w:val="000000" w:themeColor="text1"/>
-          <w:sz w:val="28"/>
-          <w:szCs w:val="28"/>
-        </w:rPr>
-      </w:pPr>
-    </w:p>
-    <w:p>
-      <w:pPr>
+        <w:t>)</w:t>
+      </w:r>
+      <w:r>
+        <w:rPr>
+          <w:rFonts w:eastAsia="Times New Roman" w:cstheme="minorHAnsi"/>
+          <w:kern w:val="0"/>
+          <w14:ligatures w14:val="none"/>
+        </w:rPr>
+        <w:t xml:space="preserve">.  </w:t>
+      </w:r>
+      <w:r>
+        <w:rPr>
+          <w:rFonts w:eastAsia="Times New Roman" w:cstheme="minorHAnsi"/>
+          <w:kern w:val="0"/>
+          <w14:ligatures w14:val="none"/>
+        </w:rPr>
+        <w:t xml:space="preserve"> </w:t>
+      </w:r>
+      <w:r>
+        <w:rPr>
+          <w:rFonts w:eastAsia="Times New Roman" w:cstheme="minorHAnsi"/>
+          <w:kern w:val="0"/>
+          <w14:ligatures w14:val="none"/>
+        </w:rPr>
+        <w:t xml:space="preserve">(This is the most recent version of the book, not available elsewhere).  </w:t>
+      </w:r>
+      <w:r>
+        <w:rPr>
+          <w:rFonts w:eastAsia="Times New Roman" w:cstheme="minorHAnsi"/>
+          <w:kern w:val="0"/>
+          <w14:ligatures w14:val="none"/>
+        </w:rPr>
+        <w:t xml:space="preserve">This book covers the fundamental material that will provide the basis for you to think and communicate about data science and business analytics. </w:t>
+      </w:r>
+      <w:r>
+        <w:rPr>
+          <w:rFonts w:eastAsia="Times New Roman" w:cstheme="minorHAnsi"/>
+          <w:kern w:val="0"/>
+          <w14:ligatures w14:val="none"/>
+        </w:rPr>
+        <w:t xml:space="preserve"> </w:t>
+      </w:r>
+    </w:p>
+    <w:p>
+      <w:pPr>
+        <w:spacing w:before="100" w:beforeAutospacing="1" w:after="100" w:afterAutospacing="1"/>
+        <w:rPr>
+          <w:rFonts w:eastAsia="Times New Roman" w:cstheme="minorHAnsi"/>
+          <w:kern w:val="0"/>
+          <w14:ligatures w14:val="none"/>
+        </w:rPr>
+      </w:pPr>
+      <w:r>
+        <w:rPr>
+          <w:rFonts w:eastAsia="Times New Roman" w:cstheme="minorHAnsi"/>
+          <w:kern w:val="0"/>
+          <w14:ligatures w14:val="none"/>
+        </w:rPr>
+        <w:t>There are</w:t>
+      </w:r>
+      <w:r>
+        <w:rPr>
+          <w:rFonts w:eastAsia="Times New Roman" w:cstheme="minorHAnsi"/>
+          <w:kern w:val="0"/>
+          <w14:ligatures w14:val="none"/>
+        </w:rPr>
+        <w:t xml:space="preserve"> </w:t>
+      </w:r>
+      <w:r>
+        <w:rPr>
+          <w:rFonts w:eastAsia="Times New Roman" w:cstheme="minorHAnsi"/>
+          <w:b/>
+          <w:bCs/>
+          <w:kern w:val="0"/>
+          <w14:ligatures w14:val="none"/>
+        </w:rPr>
+        <w:t>optional</w:t>
+      </w:r>
+      <w:r>
+        <w:rPr>
+          <w:rFonts w:eastAsia="Times New Roman" w:cstheme="minorHAnsi"/>
+          <w:kern w:val="0"/>
+          <w14:ligatures w14:val="none"/>
+        </w:rPr>
+        <w:t xml:space="preserve"> </w:t>
+      </w:r>
+      <w:r>
+        <w:rPr>
+          <w:rFonts w:eastAsia="Times New Roman" w:cstheme="minorHAnsi"/>
+          <w:kern w:val="0"/>
+          <w14:ligatures w14:val="none"/>
+        </w:rPr>
+        <w:t>secondary</w:t>
+      </w:r>
+      <w:r>
+        <w:rPr>
+          <w:rFonts w:eastAsia="Times New Roman" w:cstheme="minorHAnsi"/>
+          <w:kern w:val="0"/>
+          <w14:ligatures w14:val="none"/>
+        </w:rPr>
+        <w:t xml:space="preserve"> books I will </w:t>
+      </w:r>
+      <w:r>
+        <w:rPr>
+          <w:rFonts w:eastAsia="Times New Roman" w:cstheme="minorHAnsi"/>
+          <w:kern w:val="0"/>
+          <w14:ligatures w14:val="none"/>
+        </w:rPr>
+        <w:t>refer to</w:t>
+      </w:r>
+      <w:r>
+        <w:rPr>
+          <w:rFonts w:eastAsia="Times New Roman" w:cstheme="minorHAnsi"/>
+          <w:kern w:val="0"/>
+          <w14:ligatures w14:val="none"/>
+        </w:rPr>
+        <w:t xml:space="preserve"> during the semester that will be helpful in getting a fully rounded view of the material.   </w:t>
+      </w:r>
+      <w:r>
+        <w:rPr>
+          <w:rFonts w:eastAsia="Times New Roman" w:cstheme="minorHAnsi"/>
+          <w:kern w:val="0"/>
+          <w14:ligatures w14:val="none"/>
+        </w:rPr>
+        <w:t>They</w:t>
+      </w:r>
+      <w:r>
+        <w:rPr>
+          <w:rFonts w:eastAsia="Times New Roman" w:cstheme="minorHAnsi"/>
+          <w:kern w:val="0"/>
+          <w14:ligatures w14:val="none"/>
+        </w:rPr>
+        <w:t xml:space="preserve"> are available for free</w:t>
+      </w:r>
+      <w:r>
+        <w:rPr>
+          <w:rFonts w:eastAsia="Times New Roman" w:cstheme="minorHAnsi"/>
+          <w:kern w:val="0"/>
+          <w14:ligatures w14:val="none"/>
+        </w:rPr>
+        <w:t>:</w:t>
+      </w:r>
+    </w:p>
+    <w:p>
+      <w:pPr>
+        <w:spacing w:before="100" w:beforeAutospacing="1" w:after="100" w:afterAutospacing="1"/>
+        <w:rPr>
+          <w:rFonts w:eastAsia="Times New Roman" w:cstheme="minorHAnsi"/>
+          <w:kern w:val="0"/>
+          <w14:ligatures w14:val="none"/>
+        </w:rPr>
+      </w:pPr>
+      <w:r>
+        <w:rPr>
+          <w:rFonts w:eastAsia="Times New Roman" w:cstheme="minorHAnsi"/>
+          <w:b/>
+          <w:bCs/>
+          <w:kern w:val="0"/>
+          <w14:ligatures w14:val="none"/>
+        </w:rPr>
+        <w:t>[ISL]</w:t>
+      </w:r>
+      <w:r>
+        <w:rPr>
+          <w:rFonts w:eastAsia="Times New Roman" w:cstheme="minorHAnsi"/>
+          <w:kern w:val="0"/>
+          <w14:ligatures w14:val="none"/>
+        </w:rPr>
+        <w:t xml:space="preserve"> </w:t>
+      </w:r>
+      <w:r>
+        <w:rPr>
+          <w:rFonts w:eastAsia="Times New Roman" w:cstheme="minorHAnsi"/>
+          <w:i/>
+          <w:iCs/>
+          <w:kern w:val="0"/>
+          <w14:ligatures w14:val="none"/>
+        </w:rPr>
+        <w:t>An Introduction to Statistical Learning (with Applications in Python),</w:t>
+      </w:r>
+      <w:r>
+        <w:rPr>
+          <w:rFonts w:eastAsia="Times New Roman" w:cstheme="minorHAnsi"/>
+          <w:kern w:val="0"/>
+          <w14:ligatures w14:val="none"/>
+        </w:rPr>
+        <w:t xml:space="preserve"> by James, </w:t>
+      </w:r>
+      <w:r>
+        <w:rPr>
+          <w:rFonts w:eastAsia="Times New Roman" w:cstheme="minorHAnsi"/>
+          <w:kern w:val="0"/>
+          <w14:ligatures w14:val="none"/>
+        </w:rPr>
+        <w:t>Witten</w:t>
+      </w:r>
+      <w:r>
+        <w:rPr>
+          <w:rFonts w:eastAsia="Times New Roman" w:cstheme="minorHAnsi"/>
+          <w:kern w:val="0"/>
+          <w14:ligatures w14:val="none"/>
+        </w:rPr>
+        <w:t xml:space="preserve">, Hastie, Tibshirani, Taylor.  Available free at </w:t>
+      </w:r>
+      <w:hyperlink r:id="rId10" w:history="1">
+        <w:r>
+          <w:rPr>
+            <w:rStyle w:val="Hyperlink"/>
+            <w:rFonts w:eastAsia="Times New Roman" w:cstheme="minorHAnsi"/>
+            <w:kern w:val="0"/>
+            <w14:ligatures w14:val="none"/>
+          </w:rPr>
+          <w:t>http://statlearning.com</w:t>
+        </w:r>
+      </w:hyperlink>
+      <w:r>
+        <w:rPr>
+          <w:rFonts w:eastAsia="Times New Roman" w:cstheme="minorHAnsi"/>
+          <w:kern w:val="0"/>
+          <w14:ligatures w14:val="none"/>
+        </w:rPr>
+        <w:t xml:space="preserve">. </w:t>
+      </w:r>
+      <w:r>
+        <w:rPr>
+          <w:rFonts w:eastAsia="Times New Roman" w:cstheme="minorHAnsi"/>
+          <w:kern w:val="0"/>
+          <w14:ligatures w14:val="none"/>
+        </w:rPr>
+        <w:t xml:space="preserve"> </w:t>
+      </w:r>
+      <w:hyperlink r:id="rId11" w:history="1">
+        <w:r>
+          <w:rPr>
+            <w:rStyle w:val="Hyperlink"/>
+            <w:rFonts w:eastAsia="Times New Roman" w:cstheme="minorHAnsi"/>
+            <w:kern w:val="0"/>
+            <w14:ligatures w14:val="none"/>
+          </w:rPr>
+          <w:t>Here is the link</w:t>
+        </w:r>
+      </w:hyperlink>
+      <w:r>
+        <w:rPr>
+          <w:rFonts w:eastAsia="Times New Roman" w:cstheme="minorHAnsi"/>
+          <w:kern w:val="0"/>
+          <w14:ligatures w14:val="none"/>
+        </w:rPr>
+        <w:t xml:space="preserve"> to download the Python version of the book. </w:t>
+      </w:r>
+      <w:r>
+        <w:rPr>
+          <w:rFonts w:eastAsia="Times New Roman" w:cstheme="minorHAnsi"/>
+          <w:kern w:val="0"/>
+          <w14:ligatures w14:val="none"/>
+        </w:rPr>
+        <w:t xml:space="preserve">This book is a bit technical for students who want to go deeper, and provides more statistical background than we will cover in class. </w:t>
+      </w:r>
+      <w:r>
+        <w:rPr>
+          <w:rFonts w:eastAsia="Times New Roman" w:cstheme="minorHAnsi"/>
+          <w:kern w:val="0"/>
+          <w14:ligatures w14:val="none"/>
+        </w:rPr>
+        <w:t>The</w:t>
+      </w:r>
+      <w:r>
+        <w:rPr>
+          <w:rFonts w:eastAsia="Times New Roman" w:cstheme="minorHAnsi"/>
+          <w:kern w:val="0"/>
+          <w14:ligatures w14:val="none"/>
+        </w:rPr>
+        <w:t xml:space="preserve"> book contains detailed Python snippets to apply these methods to real data.  </w:t>
+      </w:r>
+    </w:p>
+    <w:p>
+      <w:pPr>
+        <w:spacing w:before="100" w:beforeAutospacing="1" w:after="100" w:afterAutospacing="1"/>
         <w:rPr>
           <w:rFonts w:cstheme="minorHAnsi"/>
           <w:b/>
@@ -2760,12 +2985,162 @@
       </w:pPr>
       <w:r>
         <w:rPr>
-          <w:rFonts w:cstheme="minorHAnsi"/>
-          <w:b/>
-          <w:bCs/>
-          <w:color w:val="000000" w:themeColor="text1"/>
-          <w:sz w:val="28"/>
-          <w:szCs w:val="28"/>
+          <w:rFonts w:eastAsia="Times New Roman" w:cstheme="minorHAnsi"/>
+          <w:b/>
+          <w:bCs/>
+          <w:kern w:val="0"/>
+          <w14:ligatures w14:val="none"/>
+        </w:rPr>
+        <w:lastRenderedPageBreak/>
+        <w:t>[Shmueli]</w:t>
+      </w:r>
+      <w:r>
+        <w:rPr>
+          <w:rFonts w:eastAsia="Times New Roman" w:cstheme="minorHAnsi"/>
+          <w:kern w:val="0"/>
+          <w14:ligatures w14:val="none"/>
+        </w:rPr>
+        <w:t xml:space="preserve"> </w:t>
+      </w:r>
+      <w:r>
+        <w:rPr>
+          <w:rFonts w:eastAsia="Times New Roman" w:cstheme="minorHAnsi"/>
+          <w:i/>
+          <w:iCs/>
+          <w:kern w:val="0"/>
+          <w14:ligatures w14:val="none"/>
+        </w:rPr>
+        <w:t>Data Mining for Business Analytics</w:t>
+      </w:r>
+      <w:r>
+        <w:rPr>
+          <w:rFonts w:eastAsia="Times New Roman" w:cstheme="minorHAnsi"/>
+          <w:i/>
+          <w:iCs/>
+          <w:kern w:val="0"/>
+          <w14:ligatures w14:val="none"/>
+        </w:rPr>
+        <w:t xml:space="preserve"> (Applications in Python)</w:t>
+      </w:r>
+      <w:r>
+        <w:rPr>
+          <w:rFonts w:eastAsia="Times New Roman" w:cstheme="minorHAnsi"/>
+          <w:kern w:val="0"/>
+          <w14:ligatures w14:val="none"/>
+        </w:rPr>
+        <w:t xml:space="preserve">, by Shmueli, Bruce, Gedeck, and Patel.  Available freely in digital form at NYU Libraries.  </w:t>
+      </w:r>
+      <w:r>
+        <w:rPr>
+          <w:rFonts w:eastAsia="Times New Roman" w:cstheme="minorHAnsi"/>
+          <w:kern w:val="0"/>
+          <w14:ligatures w14:val="none"/>
+        </w:rPr>
+        <w:t xml:space="preserve">I use several examples from this book, and it has many excellent code examples.  </w:t>
+      </w:r>
+    </w:p>
+    <w:p>
+      <w:pPr>
+        <w:rPr>
+          <w:rFonts w:cstheme="minorHAnsi"/>
+          <w:b/>
+          <w:bCs/>
+          <w:color w:val="000000" w:themeColor="text1"/>
+        </w:rPr>
+      </w:pPr>
+      <w:r>
+        <w:rPr>
+          <w:rFonts w:cstheme="minorHAnsi"/>
+          <w:b/>
+          <w:bCs/>
+          <w:color w:val="000000" w:themeColor="text1"/>
+        </w:rPr>
+        <w:t>Technical Only: [Pandas]</w:t>
+      </w:r>
+      <w:r>
+        <w:rPr>
+          <w:rFonts w:cstheme="minorHAnsi"/>
+          <w:b/>
+          <w:bCs/>
+          <w:color w:val="000000" w:themeColor="text1"/>
+        </w:rPr>
+        <w:t xml:space="preserve"> </w:t>
+      </w:r>
+      <w:r>
+        <w:rPr>
+          <w:rFonts w:cstheme="minorHAnsi"/>
+          <w:b/>
+          <w:bCs/>
+          <w:color w:val="000000" w:themeColor="text1"/>
+        </w:rPr>
+        <w:t xml:space="preserve">  </w:t>
+      </w:r>
+      <w:r>
+        <w:rPr>
+          <w:rFonts w:cstheme="minorHAnsi"/>
+          <w:i/>
+          <w:iCs/>
+          <w:color w:val="000000" w:themeColor="text1"/>
+        </w:rPr>
+        <w:t xml:space="preserve">Pandas Workout: 200 Exercises to make you a stronger data scientist. </w:t>
+      </w:r>
+      <w:r>
+        <w:rPr>
+          <w:rFonts w:cstheme="minorHAnsi"/>
+          <w:color w:val="000000" w:themeColor="text1"/>
+        </w:rPr>
+        <w:t xml:space="preserve"> </w:t>
+      </w:r>
+      <w:r>
+        <w:rPr>
+          <w:rFonts w:cstheme="minorHAnsi"/>
+          <w:color w:val="000000" w:themeColor="text1"/>
+        </w:rPr>
+        <w:t>Not used in class, but an e</w:t>
+      </w:r>
+      <w:r>
+        <w:rPr>
+          <w:rFonts w:cstheme="minorHAnsi"/>
+          <w:color w:val="000000" w:themeColor="text1"/>
+        </w:rPr>
+        <w:t>xcellent repository of examples for those who want to sharpen Python coding skills on interesting problems. Available free online via NYU Libraries.</w:t>
+      </w:r>
+      <w:r>
+        <w:rPr>
+          <w:rFonts w:cstheme="minorHAnsi"/>
+          <w:color w:val="000000" w:themeColor="text1"/>
+        </w:rPr>
+        <w:t xml:space="preserve"> </w:t>
+      </w:r>
+    </w:p>
+    <w:p>
+      <w:pPr>
+        <w:rPr>
+          <w:rFonts w:cstheme="minorHAnsi"/>
+          <w:b/>
+          <w:bCs/>
+        </w:rPr>
+      </w:pPr>
+    </w:p>
+    <w:p>
+      <w:pPr>
+        <w:rPr>
+          <w:rFonts w:cstheme="minorHAnsi"/>
+          <w:b/>
+          <w:bCs/>
+          <w:color w:val="0070C0"/>
+          <w:sz w:val="32"/>
+          <w:szCs w:val="32"/>
+        </w:rPr>
+      </w:pPr>
+      <w:r>
+        <w:rPr>
+          <w:rFonts w:cstheme="minorHAnsi"/>
+          <w:b/>
+          <w:bCs/>
+          <w:color w:val="0070C0"/>
+          <w:sz w:val="32"/>
+          <w:szCs w:val="32"/>
         </w:rPr>
         <w:t>Software</w:t>
       </w:r>
@@ -2775,33 +3150,57 @@
           <w:b/>
           <w:bCs/>
           <w:color w:val="0070C0"/>
-        </w:rPr>
-        <w:t>:</w:t>
-      </w:r>
-    </w:p>
-    <w:p>
-      <w:pPr>
+          <w:sz w:val="32"/>
+          <w:szCs w:val="32"/>
+        </w:rPr>
+        <w:t xml:space="preserve"> (Technical </w:t>
+      </w:r>
+      <w:r>
         <w:rPr>
           <w:rFonts w:cstheme="minorHAnsi"/>
           <w:b/>
           <w:bCs/>
           <w:color w:val="0070C0"/>
-        </w:rPr>
-      </w:pPr>
-    </w:p>
-    <w:p>
-      <w:pPr>
-        <w:rPr>
-          <w:rFonts w:cstheme="minorHAnsi"/>
-          <w:color w:val="000000" w:themeColor="text1"/>
-        </w:rPr>
-      </w:pPr>
-      <w:r>
-        <w:rPr>
-          <w:rFonts w:cstheme="minorHAnsi"/>
-          <w:color w:val="000000" w:themeColor="text1"/>
-        </w:rPr>
-        <w:t xml:space="preserve">As noted above, some working knowledge of Python is required as a prerequisite. We will spend our time exploring the data analysis and machine learning libraries that you will use through the class (mainly </w:t>
+          <w:sz w:val="32"/>
+          <w:szCs w:val="32"/>
+        </w:rPr>
+        <w:t>ONLY</w:t>
+      </w:r>
+      <w:r>
+        <w:rPr>
+          <w:rFonts w:cstheme="minorHAnsi"/>
+          <w:b/>
+          <w:bCs/>
+          <w:color w:val="0070C0"/>
+          <w:sz w:val="32"/>
+          <w:szCs w:val="32"/>
+        </w:rPr>
+        <w:t>)</w:t>
+      </w:r>
+    </w:p>
+    <w:p>
+      <w:pPr>
+        <w:rPr>
+          <w:rFonts w:cstheme="minorHAnsi"/>
+          <w:b/>
+          <w:bCs/>
+          <w:color w:val="0070C0"/>
+        </w:rPr>
+      </w:pPr>
+    </w:p>
+    <w:p>
+      <w:pPr>
+        <w:rPr>
+          <w:rFonts w:cstheme="minorHAnsi"/>
+          <w:color w:val="000000" w:themeColor="text1"/>
+        </w:rPr>
+      </w:pPr>
+      <w:r>
+        <w:rPr>
+          <w:rFonts w:cstheme="minorHAnsi"/>
+          <w:color w:val="000000" w:themeColor="text1"/>
+        </w:rPr>
+        <w:t xml:space="preserve">As noted above, working knowledge of Python is required as a prerequisite. We will spend our time exploring the data analysis and machine learning libraries that you will use through the class (mainly </w:t>
       </w:r>
       <w:r>
         <w:rPr>
@@ -2824,7 +3223,6 @@
         </w:rPr>
         <w:t xml:space="preserve">, </w:t>
       </w:r>
-      <w:proofErr w:type="spellStart"/>
       <w:r>
         <w:rPr>
           <w:rFonts w:ascii="Consolas" w:hAnsi="Consolas" w:cs="Consolas"/>
@@ -2832,7 +3230,6 @@
         </w:rPr>
         <w:t>sklearn</w:t>
       </w:r>
-      <w:proofErr w:type="spellEnd"/>
       <w:r>
         <w:rPr>
           <w:rFonts w:cstheme="minorHAnsi"/>
@@ -2868,15 +3265,13 @@
         </w:rPr>
         <w:t xml:space="preserve"> will provide several </w:t>
       </w:r>
-      <w:proofErr w:type="spellStart"/>
-      <w:r>
-        <w:rPr>
-          <w:rFonts w:cstheme="minorHAnsi"/>
-          <w:color w:val="000000" w:themeColor="text1"/>
-        </w:rPr>
-        <w:t>iPython</w:t>
-      </w:r>
-      <w:proofErr w:type="spellEnd"/>
+      <w:r>
+        <w:rPr>
+          <w:rFonts w:cstheme="minorHAnsi"/>
+          <w:color w:val="000000" w:themeColor="text1"/>
+        </w:rPr>
+        <w:t>Jupyter</w:t>
+      </w:r>
       <w:r>
         <w:rPr>
           <w:rFonts w:cstheme="minorHAnsi"/>
@@ -2963,29 +3358,13 @@
         </w:rPr>
         <w:t xml:space="preserve"> </w:t>
       </w:r>
-      <w:hyperlink r:id="rId10" w:history="1">
+      <w:hyperlink r:id="rId12" w:history="1">
         <w:r>
           <w:rPr>
             <w:rStyle w:val="Hyperlink"/>
             <w:rFonts w:cstheme="minorHAnsi"/>
           </w:rPr>
-          <w:t xml:space="preserve">Google’s </w:t>
-        </w:r>
-        <w:proofErr w:type="spellStart"/>
-        <w:r>
-          <w:rPr>
-            <w:rStyle w:val="Hyperlink"/>
-            <w:rFonts w:cstheme="minorHAnsi"/>
-          </w:rPr>
-          <w:t>Colab</w:t>
-        </w:r>
-        <w:proofErr w:type="spellEnd"/>
-        <w:r>
-          <w:rPr>
-            <w:rStyle w:val="Hyperlink"/>
-            <w:rFonts w:cstheme="minorHAnsi"/>
-          </w:rPr>
-          <w:t xml:space="preserve"> platform</w:t>
+          <w:t>Google’s Colab platform</w:t>
         </w:r>
       </w:hyperlink>
       <w:r>
@@ -2993,23 +3372,28 @@
           <w:rFonts w:cstheme="minorHAnsi"/>
           <w:color w:val="000000" w:themeColor="text1"/>
         </w:rPr>
-        <w:t xml:space="preserve">.  You must have access to a computer on which you can access and run the class </w:t>
-      </w:r>
-      <w:proofErr w:type="spellStart"/>
-      <w:r>
-        <w:rPr>
-          <w:rFonts w:cstheme="minorHAnsi"/>
-          <w:color w:val="000000" w:themeColor="text1"/>
-        </w:rPr>
-        <w:t>Colab</w:t>
-      </w:r>
-      <w:proofErr w:type="spellEnd"/>
-      <w:r>
-        <w:rPr>
-          <w:rFonts w:cstheme="minorHAnsi"/>
-          <w:color w:val="000000" w:themeColor="text1"/>
-        </w:rPr>
-        <w:t xml:space="preserve"> notebooks.</w:t>
+        <w:t xml:space="preserve"> as our IDE. </w:t>
+      </w:r>
+      <w:r>
+        <w:rPr>
+          <w:rFonts w:cstheme="minorHAnsi"/>
+          <w:color w:val="000000" w:themeColor="text1"/>
+        </w:rPr>
+        <w:t xml:space="preserve"> You should bring your computer to class. If you need additional help with Colab or Python, please see </w:t>
+      </w:r>
+      <w:r>
+        <w:rPr>
+          <w:rFonts w:cstheme="minorHAnsi"/>
+          <w:color w:val="000000" w:themeColor="text1"/>
+        </w:rPr>
+        <w:t>your</w:t>
+      </w:r>
+      <w:r>
+        <w:rPr>
+          <w:rFonts w:cstheme="minorHAnsi"/>
+          <w:color w:val="000000" w:themeColor="text1"/>
+        </w:rPr>
+        <w:t xml:space="preserve"> teaching assistant.  </w:t>
       </w:r>
       <w:r>
         <w:rPr>
@@ -3023,37 +3407,130 @@
           <w:rFonts w:cstheme="minorHAnsi"/>
           <w:color w:val="000000" w:themeColor="text1"/>
         </w:rPr>
-        <w:t xml:space="preserve"> If you do not have such a computer, please see me immediately so we can make alternative arrangements. You should bring your computer to class. If you need additional help with </w:t>
-      </w:r>
-      <w:proofErr w:type="spellStart"/>
-      <w:r>
-        <w:rPr>
-          <w:rFonts w:cstheme="minorHAnsi"/>
-          <w:color w:val="000000" w:themeColor="text1"/>
-        </w:rPr>
-        <w:t>Colab</w:t>
-      </w:r>
-      <w:proofErr w:type="spellEnd"/>
-      <w:r>
-        <w:rPr>
-          <w:rFonts w:cstheme="minorHAnsi"/>
-          <w:color w:val="000000" w:themeColor="text1"/>
-        </w:rPr>
-        <w:t xml:space="preserve"> or Python, please see </w:t>
-      </w:r>
-      <w:r>
-        <w:rPr>
-          <w:rFonts w:cstheme="minorHAnsi"/>
-          <w:color w:val="000000" w:themeColor="text1"/>
-        </w:rPr>
-        <w:t>your</w:t>
-      </w:r>
-      <w:r>
-        <w:rPr>
-          <w:rFonts w:cstheme="minorHAnsi"/>
-          <w:color w:val="000000" w:themeColor="text1"/>
-        </w:rPr>
-        <w:t xml:space="preserve"> teaching assistant.  </w:t>
+        <w:t xml:space="preserve">Feel free to code using any Python IDE you are familiar with (VSCode, PyCharm, etc), but you will need to submit notebooks that we can run on Colab. </w:t>
+      </w:r>
+    </w:p>
+    <w:p>
+      <w:pPr>
+        <w:rPr>
+          <w:rFonts w:cstheme="minorHAnsi"/>
+          <w:b/>
+          <w:bCs/>
+          <w:color w:val="000000" w:themeColor="text1"/>
+        </w:rPr>
+      </w:pPr>
+    </w:p>
+    <w:p>
+      <w:pPr>
+        <w:rPr>
+          <w:rFonts w:cstheme="minorHAnsi"/>
+          <w:b/>
+          <w:bCs/>
+          <w:color w:val="0070C0"/>
+          <w:sz w:val="32"/>
+          <w:szCs w:val="32"/>
+        </w:rPr>
+      </w:pPr>
+      <w:r>
+        <w:rPr>
+          <w:rFonts w:cstheme="minorHAnsi"/>
+          <w:b/>
+          <w:bCs/>
+          <w:color w:val="0070C0"/>
+          <w:sz w:val="32"/>
+          <w:szCs w:val="32"/>
+        </w:rPr>
+        <w:t>Policy</w:t>
+      </w:r>
+      <w:r>
+        <w:rPr>
+          <w:rFonts w:cstheme="minorHAnsi"/>
+          <w:b/>
+          <w:bCs/>
+          <w:color w:val="0070C0"/>
+          <w:sz w:val="32"/>
+          <w:szCs w:val="32"/>
+        </w:rPr>
+        <w:t xml:space="preserve"> on Generative AI:</w:t>
+      </w:r>
+    </w:p>
+    <w:p>
+      <w:pPr>
+        <w:rPr>
+          <w:rFonts w:cstheme="minorHAnsi"/>
+          <w:color w:val="000000" w:themeColor="text1"/>
+        </w:rPr>
+      </w:pPr>
+    </w:p>
+    <w:p>
+      <w:pPr>
+        <w:rPr>
+          <w:rFonts w:cstheme="minorHAnsi"/>
+          <w:color w:val="000000" w:themeColor="text1"/>
+        </w:rPr>
+      </w:pPr>
+      <w:r>
+        <w:rPr>
+          <w:rFonts w:cstheme="minorHAnsi"/>
+          <w:color w:val="000000" w:themeColor="text1"/>
+        </w:rPr>
+        <w:t xml:space="preserve">Generative AI tools such as ChatGPT, Gemini, and Copilot have become a valuable part of the learning experience, and an important skill in the business world today. </w:t>
+      </w:r>
+      <w:r>
+        <w:rPr>
+          <w:rFonts w:cstheme="minorHAnsi"/>
+          <w:color w:val="000000" w:themeColor="text1"/>
+        </w:rPr>
+        <w:t xml:space="preserve"> I </w:t>
+      </w:r>
+      <w:r>
+        <w:rPr>
+          <w:rFonts w:cstheme="minorHAnsi"/>
+          <w:color w:val="000000" w:themeColor="text1"/>
+        </w:rPr>
+        <w:t xml:space="preserve">fully </w:t>
+      </w:r>
+      <w:r>
+        <w:rPr>
+          <w:rFonts w:cstheme="minorHAnsi"/>
+          <w:color w:val="000000" w:themeColor="text1"/>
+        </w:rPr>
+        <w:t xml:space="preserve">encourage the use of </w:t>
+      </w:r>
+      <w:r>
+        <w:rPr>
+          <w:rFonts w:cstheme="minorHAnsi"/>
+          <w:color w:val="000000" w:themeColor="text1"/>
+        </w:rPr>
+        <w:t xml:space="preserve">these </w:t>
+      </w:r>
+      <w:r>
+        <w:rPr>
+          <w:rFonts w:cstheme="minorHAnsi"/>
+          <w:color w:val="000000" w:themeColor="text1"/>
+        </w:rPr>
+        <w:t xml:space="preserve">and other AI tools to aid in </w:t>
+      </w:r>
+      <w:r>
+        <w:rPr>
+          <w:rFonts w:cstheme="minorHAnsi"/>
+          <w:color w:val="000000" w:themeColor="text1"/>
+        </w:rPr>
+        <w:t>coding assistance, idea generation, and overcoming obstacles in your work</w:t>
+      </w:r>
+      <w:r>
+        <w:rPr>
+          <w:rFonts w:cstheme="minorHAnsi"/>
+          <w:color w:val="000000" w:themeColor="text1"/>
+        </w:rPr>
+        <w:t xml:space="preserve">.  </w:t>
+      </w:r>
+      <w:r>
+        <w:rPr>
+          <w:rFonts w:cstheme="minorHAnsi"/>
+          <w:color w:val="000000" w:themeColor="text1"/>
+        </w:rPr>
+        <w:t xml:space="preserve">Specifically for coding, these tools can greatly help the speed of getting things done as well as the speed of learning new concepts.  </w:t>
       </w:r>
       <w:r>
         <w:rPr>
@@ -3067,49 +3544,52 @@
           <w:rFonts w:cstheme="minorHAnsi"/>
           <w:color w:val="000000" w:themeColor="text1"/>
         </w:rPr>
-        <w:t>Feel free to code using any Python IDE you are familiar with (</w:t>
-      </w:r>
-      <w:proofErr w:type="spellStart"/>
-      <w:r>
-        <w:rPr>
-          <w:rFonts w:cstheme="minorHAnsi"/>
-          <w:color w:val="000000" w:themeColor="text1"/>
-        </w:rPr>
-        <w:t>VSCode</w:t>
-      </w:r>
-      <w:proofErr w:type="spellEnd"/>
-      <w:r>
-        <w:rPr>
-          <w:rFonts w:cstheme="minorHAnsi"/>
-          <w:color w:val="000000" w:themeColor="text1"/>
-        </w:rPr>
-        <w:t xml:space="preserve">, PyCharm, </w:t>
-      </w:r>
-      <w:proofErr w:type="spellStart"/>
-      <w:r>
-        <w:rPr>
-          <w:rFonts w:cstheme="minorHAnsi"/>
-          <w:color w:val="000000" w:themeColor="text1"/>
-        </w:rPr>
-        <w:t>etc</w:t>
-      </w:r>
-      <w:proofErr w:type="spellEnd"/>
-      <w:r>
-        <w:rPr>
-          <w:rFonts w:cstheme="minorHAnsi"/>
-          <w:color w:val="000000" w:themeColor="text1"/>
-        </w:rPr>
-        <w:t xml:space="preserve">), but you will need to submit notebooks that we can run on </w:t>
-      </w:r>
-      <w:proofErr w:type="spellStart"/>
-      <w:r>
-        <w:rPr>
-          <w:rFonts w:cstheme="minorHAnsi"/>
-          <w:color w:val="000000" w:themeColor="text1"/>
-        </w:rPr>
-        <w:t>Colab</w:t>
-      </w:r>
-      <w:proofErr w:type="spellEnd"/>
+        <w:t xml:space="preserve"> In class I will demonstrate how to use these tools </w:t>
+      </w:r>
+      <w:r>
+        <w:rPr>
+          <w:rFonts w:cstheme="minorHAnsi"/>
+          <w:color w:val="000000" w:themeColor="text1"/>
+        </w:rPr>
+        <w:t xml:space="preserve">effectively </w:t>
+      </w:r>
+      <w:r>
+        <w:rPr>
+          <w:rFonts w:cstheme="minorHAnsi"/>
+          <w:color w:val="000000" w:themeColor="text1"/>
+        </w:rPr>
+        <w:t xml:space="preserve">to aid in data science problem solving, coding, and understanding. </w:t>
+      </w:r>
+    </w:p>
+    <w:p>
+      <w:pPr>
+        <w:rPr>
+          <w:rFonts w:cstheme="minorHAnsi"/>
+          <w:color w:val="000000" w:themeColor="text1"/>
+        </w:rPr>
+      </w:pPr>
+    </w:p>
+    <w:p>
+      <w:pPr>
+        <w:rPr>
+          <w:rFonts w:cstheme="minorHAnsi"/>
+          <w:color w:val="000000" w:themeColor="text1"/>
+        </w:rPr>
+      </w:pPr>
+      <w:r>
+        <w:rPr>
+          <w:rFonts w:cstheme="minorHAnsi"/>
+          <w:color w:val="000000" w:themeColor="text1"/>
+        </w:rPr>
+        <w:t>Please use these powerful tools wisely!   The best learning approach is to attempt problems yourself, and reach for the power tools when you hit a stumbling block.   In written examples like homeworks and your data project, use GenAI output as a suggestion and a guide to frame your own writing</w:t>
+      </w:r>
+      <w:r>
+        <w:rPr>
+          <w:rFonts w:cstheme="minorHAnsi"/>
+          <w:color w:val="000000" w:themeColor="text1"/>
+        </w:rPr>
+        <w:t>, but not to do the assignment for you</w:t>
+      </w:r>
       <w:r>
         <w:rPr>
           <w:rFonts w:cstheme="minorHAnsi"/>
@@ -3117,277 +3597,12 @@
         </w:rPr>
         <w:t xml:space="preserve">. </w:t>
       </w:r>
-    </w:p>
-    <w:p>
-      <w:pPr>
-        <w:rPr>
-          <w:rFonts w:cstheme="minorHAnsi"/>
-          <w:color w:val="000000" w:themeColor="text1"/>
-        </w:rPr>
-      </w:pPr>
-    </w:p>
-    <w:p>
-      <w:pPr>
-        <w:rPr>
-          <w:rFonts w:cstheme="minorHAnsi"/>
-          <w:color w:val="000000" w:themeColor="text1"/>
-        </w:rPr>
-      </w:pPr>
-    </w:p>
-    <w:p>
-      <w:pPr>
-        <w:rPr>
-          <w:rFonts w:cstheme="minorHAnsi"/>
-          <w:b/>
-          <w:bCs/>
-          <w:color w:val="000000" w:themeColor="text1"/>
-          <w:sz w:val="28"/>
-          <w:szCs w:val="28"/>
-        </w:rPr>
-      </w:pPr>
-      <w:r>
-        <w:rPr>
-          <w:rFonts w:cstheme="minorHAnsi"/>
-          <w:b/>
-          <w:bCs/>
-          <w:color w:val="000000" w:themeColor="text1"/>
-          <w:sz w:val="28"/>
-          <w:szCs w:val="28"/>
-        </w:rPr>
-        <w:t>Statement on Generative AI:</w:t>
-      </w:r>
-    </w:p>
-    <w:p>
-      <w:pPr>
-        <w:rPr>
-          <w:rFonts w:cstheme="minorHAnsi"/>
-          <w:color w:val="000000" w:themeColor="text1"/>
-        </w:rPr>
-      </w:pPr>
-    </w:p>
-    <w:p>
-      <w:pPr>
-        <w:rPr>
-          <w:rFonts w:cstheme="minorHAnsi"/>
-          <w:color w:val="000000" w:themeColor="text1"/>
-        </w:rPr>
-      </w:pPr>
-      <w:r>
-        <w:rPr>
-          <w:rFonts w:cstheme="minorHAnsi"/>
-          <w:color w:val="000000" w:themeColor="text1"/>
-        </w:rPr>
-        <w:t xml:space="preserve">Generative AI tools such as ChatGPT, Gemini, and Copilot have become a valuable part of the learning experience, and an important skill in the business world today. </w:t>
-      </w:r>
-      <w:r>
-        <w:rPr>
-          <w:rFonts w:cstheme="minorHAnsi"/>
-          <w:color w:val="000000" w:themeColor="text1"/>
-        </w:rPr>
-        <w:t xml:space="preserve"> I encourage the use of</w:t>
-      </w:r>
-      <w:r>
-        <w:rPr>
-          <w:rFonts w:cstheme="minorHAnsi"/>
-          <w:color w:val="000000" w:themeColor="text1"/>
-        </w:rPr>
-        <w:t xml:space="preserve"> </w:t>
-      </w:r>
-      <w:r>
-        <w:rPr>
-          <w:rFonts w:cstheme="minorHAnsi"/>
-          <w:color w:val="000000" w:themeColor="text1"/>
-        </w:rPr>
-        <w:t xml:space="preserve">these </w:t>
-      </w:r>
-      <w:r>
-        <w:rPr>
-          <w:rFonts w:cstheme="minorHAnsi"/>
-          <w:color w:val="000000" w:themeColor="text1"/>
-        </w:rPr>
-        <w:t xml:space="preserve">and </w:t>
-      </w:r>
-      <w:r>
-        <w:rPr>
-          <w:rFonts w:cstheme="minorHAnsi"/>
-          <w:color w:val="000000" w:themeColor="text1"/>
-        </w:rPr>
-        <w:t>other AI tools</w:t>
-      </w:r>
-      <w:r>
-        <w:rPr>
-          <w:rFonts w:cstheme="minorHAnsi"/>
-          <w:color w:val="000000" w:themeColor="text1"/>
-        </w:rPr>
-        <w:t xml:space="preserve"> to aid in </w:t>
-      </w:r>
-      <w:r>
-        <w:rPr>
-          <w:rFonts w:cstheme="minorHAnsi"/>
-          <w:color w:val="000000" w:themeColor="text1"/>
-        </w:rPr>
-        <w:t>coding assistance, idea generation, and overcoming obstacles in your work</w:t>
-      </w:r>
-      <w:r>
-        <w:rPr>
-          <w:rFonts w:cstheme="minorHAnsi"/>
-          <w:color w:val="000000" w:themeColor="text1"/>
-        </w:rPr>
-        <w:t xml:space="preserve">.  </w:t>
-      </w:r>
-      <w:r>
-        <w:rPr>
-          <w:rFonts w:cstheme="minorHAnsi"/>
-          <w:color w:val="000000" w:themeColor="text1"/>
-        </w:rPr>
-        <w:t xml:space="preserve">Specifically for coding, these tools can greatly help the speed of getting things done as well as the </w:t>
-      </w:r>
-      <w:r>
-        <w:rPr>
-          <w:rFonts w:cstheme="minorHAnsi"/>
-          <w:color w:val="000000" w:themeColor="text1"/>
-        </w:rPr>
-        <w:lastRenderedPageBreak/>
-        <w:t xml:space="preserve">speed of learning new concepts.  </w:t>
-      </w:r>
-      <w:r>
-        <w:rPr>
-          <w:rFonts w:cstheme="minorHAnsi"/>
-          <w:color w:val="000000" w:themeColor="text1"/>
-        </w:rPr>
-        <w:t xml:space="preserve"> </w:t>
-      </w:r>
-      <w:r>
-        <w:rPr>
-          <w:rFonts w:cstheme="minorHAnsi"/>
-          <w:color w:val="000000" w:themeColor="text1"/>
-        </w:rPr>
-        <w:t xml:space="preserve"> In class I will demonstrate how to use these tools to aid in data science problem solving, coding, and understanding. </w:t>
-      </w:r>
-    </w:p>
-    <w:p>
-      <w:pPr>
-        <w:rPr>
-          <w:rFonts w:cstheme="minorHAnsi"/>
-          <w:color w:val="000000" w:themeColor="text1"/>
-        </w:rPr>
-      </w:pPr>
-    </w:p>
-    <w:p>
-      <w:pPr>
-        <w:rPr>
-          <w:rFonts w:cstheme="minorHAnsi"/>
-          <w:color w:val="000000" w:themeColor="text1"/>
-        </w:rPr>
-      </w:pPr>
-      <w:r>
-        <w:rPr>
-          <w:rFonts w:cstheme="minorHAnsi"/>
-          <w:color w:val="000000" w:themeColor="text1"/>
-        </w:rPr>
-        <w:t xml:space="preserve">Please use these powerful tools wisely!   The best learning approach is to attempt problems </w:t>
-      </w:r>
-      <w:proofErr w:type="gramStart"/>
-      <w:r>
-        <w:rPr>
-          <w:rFonts w:cstheme="minorHAnsi"/>
-          <w:color w:val="000000" w:themeColor="text1"/>
-        </w:rPr>
-        <w:t>yourself, and</w:t>
-      </w:r>
-      <w:proofErr w:type="gramEnd"/>
-      <w:r>
-        <w:rPr>
-          <w:rFonts w:cstheme="minorHAnsi"/>
-          <w:color w:val="000000" w:themeColor="text1"/>
-        </w:rPr>
-        <w:t xml:space="preserve"> reach for the power tools when you hit a stumbling block.   In written examples like </w:t>
-      </w:r>
-      <w:proofErr w:type="spellStart"/>
-      <w:r>
-        <w:rPr>
-          <w:rFonts w:cstheme="minorHAnsi"/>
-          <w:color w:val="000000" w:themeColor="text1"/>
-        </w:rPr>
-        <w:t>homeworks</w:t>
-      </w:r>
-      <w:proofErr w:type="spellEnd"/>
-      <w:r>
-        <w:rPr>
-          <w:rFonts w:cstheme="minorHAnsi"/>
-          <w:color w:val="000000" w:themeColor="text1"/>
-        </w:rPr>
-        <w:t xml:space="preserve"> and your data project, use </w:t>
-      </w:r>
-      <w:proofErr w:type="spellStart"/>
-      <w:r>
-        <w:rPr>
-          <w:rFonts w:cstheme="minorHAnsi"/>
-          <w:color w:val="000000" w:themeColor="text1"/>
-        </w:rPr>
-        <w:t>GenAI</w:t>
-      </w:r>
-      <w:proofErr w:type="spellEnd"/>
-      <w:r>
-        <w:rPr>
-          <w:rFonts w:cstheme="minorHAnsi"/>
-          <w:color w:val="000000" w:themeColor="text1"/>
-        </w:rPr>
-        <w:t xml:space="preserve"> output as a suggestion and a guide to frame your own writing.  </w:t>
-      </w:r>
-      <w:r>
-        <w:rPr>
-          <w:rFonts w:cstheme="minorHAnsi"/>
-          <w:b/>
-          <w:bCs/>
-          <w:color w:val="000000" w:themeColor="text1"/>
-        </w:rPr>
-        <w:t>Note that d</w:t>
-      </w:r>
-      <w:r>
-        <w:rPr>
-          <w:rFonts w:cstheme="minorHAnsi"/>
-          <w:b/>
-          <w:bCs/>
-          <w:color w:val="000000" w:themeColor="text1"/>
-        </w:rPr>
-        <w:t xml:space="preserve">irect copying and pasting content generated by AI without appropriate modification, critical thinking, or attribution </w:t>
-      </w:r>
-      <w:r>
-        <w:rPr>
-          <w:rFonts w:cstheme="minorHAnsi"/>
-          <w:b/>
-          <w:bCs/>
-          <w:color w:val="000000" w:themeColor="text1"/>
-        </w:rPr>
-        <w:t xml:space="preserve">can be considered </w:t>
-      </w:r>
-      <w:r>
-        <w:rPr>
-          <w:rFonts w:cstheme="minorHAnsi"/>
-          <w:b/>
-          <w:bCs/>
-          <w:color w:val="000000" w:themeColor="text1"/>
-        </w:rPr>
-        <w:t>plagiarism</w:t>
-      </w:r>
-      <w:r>
-        <w:rPr>
-          <w:rFonts w:cstheme="minorHAnsi"/>
-          <w:b/>
-          <w:bCs/>
-          <w:color w:val="000000" w:themeColor="text1"/>
-        </w:rPr>
-        <w:t xml:space="preserve"> and violate Stern’s</w:t>
-      </w:r>
-      <w:r>
-        <w:rPr>
-          <w:rFonts w:cstheme="minorHAnsi"/>
-          <w:b/>
-          <w:bCs/>
-          <w:color w:val="000000" w:themeColor="text1"/>
-        </w:rPr>
-        <w:t xml:space="preserve"> academic integrity standards</w:t>
+      <w:r>
+        <w:rPr>
+          <w:rFonts w:cstheme="minorHAnsi"/>
+          <w:color w:val="000000" w:themeColor="text1"/>
+        </w:rPr>
+        <w:t xml:space="preserve"> I expect you to use AI as a tool to support your learning, not to do the work for you.  Assignments that are deemed to be solely the work of cut-and-paste GenAI may be marked down</w:t>
       </w:r>
       <w:r>
         <w:rPr>
@@ -3414,27 +3629,20 @@
           <w:b/>
           <w:bCs/>
           <w:color w:val="0070C0"/>
-        </w:rPr>
-      </w:pPr>
-      <w:r>
-        <w:rPr>
-          <w:rFonts w:cstheme="minorHAnsi"/>
-          <w:b/>
-          <w:bCs/>
-          <w:color w:val="000000" w:themeColor="text1"/>
-          <w:sz w:val="28"/>
-          <w:szCs w:val="28"/>
-        </w:rPr>
-        <w:t>Grading</w:t>
-      </w:r>
+          <w:sz w:val="32"/>
+          <w:szCs w:val="32"/>
+        </w:rPr>
+      </w:pPr>
       <w:r>
         <w:rPr>
           <w:rFonts w:cstheme="minorHAnsi"/>
           <w:b/>
           <w:bCs/>
           <w:color w:val="0070C0"/>
-        </w:rPr>
-        <w:t>:</w:t>
+          <w:sz w:val="32"/>
+          <w:szCs w:val="32"/>
+        </w:rPr>
+        <w:t>Grading:</w:t>
       </w:r>
     </w:p>
     <w:p>
@@ -3471,14 +3679,14 @@
           <w:rFonts w:cstheme="minorHAnsi"/>
           <w:color w:val="000000" w:themeColor="text1"/>
         </w:rPr>
-        <w:t xml:space="preserve"> (Analytic Exercises</w:t>
-      </w:r>
-      <w:r>
-        <w:rPr>
-          <w:rFonts w:cstheme="minorHAnsi"/>
-          <w:color w:val="000000" w:themeColor="text1"/>
-        </w:rPr>
-        <w:t>/Reflections</w:t>
+        <w:t xml:space="preserve"> (</w:t>
+      </w:r>
+      <w:r>
+        <w:rPr>
+          <w:rFonts w:cstheme="minorHAnsi"/>
+          <w:color w:val="000000" w:themeColor="text1"/>
+        </w:rPr>
+        <w:t>Data Exploration/Analysis : 4-5 assignments</w:t>
       </w:r>
       <w:r>
         <w:rPr>
@@ -3540,7 +3748,7 @@
           <w:rFonts w:cstheme="minorHAnsi"/>
           <w:color w:val="000000" w:themeColor="text1"/>
         </w:rPr>
-        <w:t>2-3 in-class</w:t>
+        <w:t>2 in-class</w:t>
       </w:r>
       <w:r>
         <w:rPr>
@@ -3595,7 +3803,21 @@
           <w:rFonts w:cstheme="minorHAnsi"/>
           <w:color w:val="000000" w:themeColor="text1"/>
         </w:rPr>
-        <w:t>Project: 3</w:t>
+        <w:t>Project</w:t>
+      </w:r>
+      <w:r>
+        <w:rPr>
+          <w:rFonts w:cstheme="minorHAnsi"/>
+          <w:color w:val="000000" w:themeColor="text1"/>
+        </w:rPr>
+        <w:t xml:space="preserve"> (due at end of term)</w:t>
+      </w:r>
+      <w:r>
+        <w:rPr>
+          <w:rFonts w:cstheme="minorHAnsi"/>
+          <w:color w:val="000000" w:themeColor="text1"/>
+        </w:rPr>
+        <w:t>: 3</w:t>
       </w:r>
       <w:r>
         <w:rPr>
@@ -3629,9 +3851,9 @@
           <w:rFonts w:cstheme="minorHAnsi"/>
           <w:color w:val="000000" w:themeColor="text1"/>
         </w:rPr>
+        <w:lastRenderedPageBreak/>
         <w:t xml:space="preserve">Participation / </w:t>
       </w:r>
-      <w:proofErr w:type="gramStart"/>
       <w:r>
         <w:rPr>
           <w:rFonts w:cstheme="minorHAnsi"/>
@@ -3653,7 +3875,6 @@
         </w:rPr>
         <w:t>:</w:t>
       </w:r>
-      <w:proofErr w:type="gramEnd"/>
       <w:r>
         <w:rPr>
           <w:rFonts w:cstheme="minorHAnsi"/>
@@ -3697,29 +3918,6 @@
       <w:pPr>
         <w:rPr>
           <w:rFonts w:cstheme="minorHAnsi"/>
-          <w:b/>
-          <w:bCs/>
-          <w:color w:val="000000" w:themeColor="text1"/>
-          <w:sz w:val="28"/>
-          <w:szCs w:val="28"/>
-        </w:rPr>
-      </w:pPr>
-      <w:r>
-        <w:rPr>
-          <w:rFonts w:cstheme="minorHAnsi"/>
-          <w:b/>
-          <w:bCs/>
-          <w:color w:val="000000" w:themeColor="text1"/>
-          <w:sz w:val="28"/>
-          <w:szCs w:val="28"/>
-        </w:rPr>
-        <w:t>Grading Policies:</w:t>
-      </w:r>
-    </w:p>
-    <w:p>
-      <w:pPr>
-        <w:rPr>
-          <w:rFonts w:cstheme="minorHAnsi"/>
         </w:rPr>
       </w:pPr>
     </w:p>
@@ -3759,27 +3957,25 @@
         <w:rPr>
           <w:rFonts w:cstheme="minorHAnsi"/>
         </w:rPr>
-        <w:t xml:space="preserve">grade will be scaled based on the performance of the class. Outside of that cap, </w:t>
-      </w:r>
-      <w:proofErr w:type="gramStart"/>
-      <w:r>
-        <w:rPr>
-          <w:rFonts w:cstheme="minorHAnsi"/>
-        </w:rPr>
-        <w:t>the majority of</w:t>
-      </w:r>
-      <w:proofErr w:type="gramEnd"/>
-      <w:r>
-        <w:rPr>
-          <w:rFonts w:cstheme="minorHAnsi"/>
-        </w:rPr>
-        <w:t xml:space="preserve"> students will receive B</w:t>
-      </w:r>
-      <w:r>
-        <w:rPr>
-          <w:rFonts w:cstheme="minorHAnsi"/>
-        </w:rPr>
-        <w:t xml:space="preserve"> range grade</w:t>
+        <w:t xml:space="preserve">grade will be scaled based on the performance of the class. Outside of that cap, the majority of students will receive </w:t>
+      </w:r>
+      <w:r>
+        <w:rPr>
+          <w:rFonts w:cstheme="minorHAnsi"/>
+        </w:rPr>
+        <w:t>B</w:t>
+      </w:r>
+      <w:r>
+        <w:rPr>
+          <w:rFonts w:cstheme="minorHAnsi"/>
+        </w:rPr>
+        <w:t xml:space="preserve"> </w:t>
+      </w:r>
+      <w:r>
+        <w:rPr>
+          <w:rFonts w:cstheme="minorHAnsi"/>
+        </w:rPr>
+        <w:t>range grade</w:t>
       </w:r>
       <w:r>
         <w:rPr>
@@ -3832,21 +4028,7 @@
         <w:rPr>
           <w:rFonts w:cstheme="minorHAnsi"/>
         </w:rPr>
-        <w:t xml:space="preserve">Although you will get your grades back from </w:t>
-      </w:r>
-      <w:proofErr w:type="spellStart"/>
-      <w:r>
-        <w:rPr>
-          <w:rFonts w:cstheme="minorHAnsi"/>
-        </w:rPr>
-        <w:t>homeworks</w:t>
-      </w:r>
-      <w:proofErr w:type="spellEnd"/>
-      <w:r>
-        <w:rPr>
-          <w:rFonts w:cstheme="minorHAnsi"/>
-        </w:rPr>
-        <w:t xml:space="preserve"> and quizzes quickly, you may not know how this transfers to a letter grade.  Mid-semester, I will provide an assessment of where you are letter-wise so it will provide an opportunity for course correction if needed</w:t>
+        <w:t>Although you will get your grades back from homeworks and quizzes quickly, you may not know how this transfers to a letter grade.  Mid-semester, I will provide an assessment of where you are letter-wise so it will provide an opportunity for course correction if needed</w:t>
       </w:r>
       <w:r>
         <w:rPr>
@@ -3895,7 +4077,6 @@
         </w:rPr>
         <w:t xml:space="preserve"> </w:t>
       </w:r>
-      <w:proofErr w:type="spellStart"/>
       <w:r>
         <w:rPr>
           <w:rFonts w:cstheme="minorHAnsi"/>
@@ -3903,7 +4084,6 @@
         </w:rPr>
         <w:t>Homeworks</w:t>
       </w:r>
-      <w:proofErr w:type="spellEnd"/>
       <w:r>
         <w:rPr>
           <w:rFonts w:cstheme="minorHAnsi"/>
@@ -3916,7 +4096,21 @@
           <w:rFonts w:cstheme="minorHAnsi"/>
           <w:color w:val="000000" w:themeColor="text1"/>
         </w:rPr>
-        <w:t xml:space="preserve">are intended for you to practice your analytic and coding skills. </w:t>
+        <w:t xml:space="preserve">are intended for you to practice your </w:t>
+      </w:r>
+      <w:r>
+        <w:rPr>
+          <w:rFonts w:cstheme="minorHAnsi"/>
+          <w:color w:val="000000" w:themeColor="text1"/>
+        </w:rPr>
+        <w:t>skills in managing, exploring, and understanding data</w:t>
+      </w:r>
+      <w:r>
+        <w:rPr>
+          <w:rFonts w:cstheme="minorHAnsi"/>
+          <w:color w:val="000000" w:themeColor="text1"/>
+        </w:rPr>
+        <w:t xml:space="preserve">. </w:t>
       </w:r>
       <w:r>
         <w:rPr>
@@ -3930,47 +4124,414 @@
           <w:rFonts w:cstheme="minorHAnsi"/>
           <w:color w:val="000000" w:themeColor="text1"/>
         </w:rPr>
-        <w:t xml:space="preserve">The problems </w:t>
-      </w:r>
-      <w:r>
-        <w:rPr>
-          <w:rFonts w:cstheme="minorHAnsi"/>
-          <w:color w:val="000000" w:themeColor="text1"/>
-        </w:rPr>
-        <w:t xml:space="preserve">will be provided as </w:t>
-      </w:r>
-      <w:proofErr w:type="spellStart"/>
-      <w:r>
-        <w:rPr>
-          <w:rFonts w:cstheme="minorHAnsi"/>
-          <w:color w:val="000000" w:themeColor="text1"/>
-        </w:rPr>
-        <w:t>iPython</w:t>
-      </w:r>
-      <w:proofErr w:type="spellEnd"/>
-      <w:r>
-        <w:rPr>
-          <w:rFonts w:cstheme="minorHAnsi"/>
-          <w:color w:val="000000" w:themeColor="text1"/>
-        </w:rPr>
-        <w:t xml:space="preserve"> notebooks </w:t>
-      </w:r>
-      <w:proofErr w:type="gramStart"/>
-      <w:r>
-        <w:rPr>
-          <w:rFonts w:cstheme="minorHAnsi"/>
-          <w:color w:val="000000" w:themeColor="text1"/>
-        </w:rPr>
-        <w:t xml:space="preserve">- </w:t>
-      </w:r>
-      <w:r>
-        <w:rPr>
-          <w:rFonts w:cstheme="minorHAnsi"/>
-          <w:color w:val="000000" w:themeColor="text1"/>
-        </w:rPr>
-        <w:t xml:space="preserve"> you</w:t>
-      </w:r>
-      <w:proofErr w:type="gramEnd"/>
+        <w:t xml:space="preserve">Each homework will </w:t>
+      </w:r>
+      <w:r>
+        <w:rPr>
+          <w:rFonts w:cstheme="minorHAnsi"/>
+          <w:color w:val="000000" w:themeColor="text1"/>
+        </w:rPr>
+        <w:t>revolve</w:t>
+      </w:r>
+      <w:r>
+        <w:rPr>
+          <w:rFonts w:cstheme="minorHAnsi"/>
+          <w:color w:val="000000" w:themeColor="text1"/>
+        </w:rPr>
+        <w:t xml:space="preserve"> around a real-world data set, and require analysis and interpretation.  </w:t>
+      </w:r>
+      <w:r>
+        <w:rPr>
+          <w:rFonts w:cstheme="minorHAnsi"/>
+          <w:color w:val="000000" w:themeColor="text1"/>
+        </w:rPr>
+        <w:t xml:space="preserve">For those not experienced </w:t>
+      </w:r>
+      <w:r>
+        <w:rPr>
+          <w:rFonts w:cstheme="minorHAnsi"/>
+          <w:color w:val="000000" w:themeColor="text1"/>
+        </w:rPr>
+        <w:t>working with data</w:t>
+      </w:r>
+      <w:r>
+        <w:rPr>
+          <w:rFonts w:cstheme="minorHAnsi"/>
+          <w:color w:val="000000" w:themeColor="text1"/>
+        </w:rPr>
+        <w:t xml:space="preserve">, the HW assignments can be substantial and may take significant time.   Please start the assignments early and leave time to ask questions during class or during office hours so there is not a last minute crunch.  </w:t>
+      </w:r>
+    </w:p>
+    <w:p>
+      <w:pPr>
+        <w:rPr>
+          <w:rFonts w:cstheme="minorHAnsi"/>
+          <w:color w:val="000000" w:themeColor="text1"/>
+        </w:rPr>
+      </w:pPr>
+    </w:p>
+    <w:p>
+      <w:pPr>
+        <w:rPr>
+          <w:rFonts w:cstheme="minorHAnsi"/>
+          <w:color w:val="000000" w:themeColor="text1"/>
+        </w:rPr>
+      </w:pPr>
+      <w:r>
+        <w:rPr>
+          <w:rFonts w:cstheme="minorHAnsi"/>
+          <w:color w:val="000000" w:themeColor="text1"/>
+        </w:rPr>
+        <w:t xml:space="preserve">Homeworks </w:t>
+      </w:r>
+      <w:r>
+        <w:rPr>
+          <w:rFonts w:cstheme="minorHAnsi"/>
+          <w:color w:val="000000" w:themeColor="text1"/>
+        </w:rPr>
+        <w:t xml:space="preserve">will have a strict due date and time as noted in the class schedule.  </w:t>
+      </w:r>
+      <w:r>
+        <w:rPr>
+          <w:rFonts w:cstheme="minorHAnsi"/>
+          <w:b/>
+          <w:bCs/>
+          <w:color w:val="000000" w:themeColor="text1"/>
+        </w:rPr>
+        <w:t xml:space="preserve">Homeworks </w:t>
+      </w:r>
+      <w:r>
+        <w:rPr>
+          <w:rFonts w:cstheme="minorHAnsi"/>
+          <w:b/>
+          <w:bCs/>
+          <w:color w:val="000000" w:themeColor="text1"/>
+        </w:rPr>
+        <w:t xml:space="preserve">submitted up to 24 hours late will have a 25% penalty, </w:t>
+      </w:r>
+      <w:r>
+        <w:rPr>
+          <w:rFonts w:cstheme="minorHAnsi"/>
+          <w:b/>
+          <w:bCs/>
+          <w:color w:val="000000" w:themeColor="text1"/>
+        </w:rPr>
+        <w:t xml:space="preserve">and </w:t>
+      </w:r>
+      <w:r>
+        <w:rPr>
+          <w:rFonts w:cstheme="minorHAnsi"/>
+          <w:b/>
+          <w:bCs/>
+          <w:color w:val="000000" w:themeColor="text1"/>
+        </w:rPr>
+        <w:t>up to three days late will be a 50% penalty</w:t>
+      </w:r>
+      <w:r>
+        <w:rPr>
+          <w:rFonts w:cstheme="minorHAnsi"/>
+          <w:b/>
+          <w:bCs/>
+          <w:color w:val="000000" w:themeColor="text1"/>
+        </w:rPr>
+        <w:t>.</w:t>
+      </w:r>
+      <w:r>
+        <w:rPr>
+          <w:rFonts w:cstheme="minorHAnsi"/>
+          <w:color w:val="000000" w:themeColor="text1"/>
+        </w:rPr>
+        <w:t xml:space="preserve">   </w:t>
+      </w:r>
+      <w:r>
+        <w:rPr>
+          <w:rFonts w:cstheme="minorHAnsi"/>
+          <w:color w:val="000000" w:themeColor="text1"/>
+        </w:rPr>
+        <w:t xml:space="preserve">Homeworks </w:t>
+      </w:r>
+      <w:r>
+        <w:rPr>
+          <w:rFonts w:cstheme="minorHAnsi"/>
+          <w:color w:val="000000" w:themeColor="text1"/>
+        </w:rPr>
+        <w:t>may</w:t>
+      </w:r>
+      <w:r>
+        <w:rPr>
+          <w:rFonts w:cstheme="minorHAnsi"/>
+          <w:color w:val="000000" w:themeColor="text1"/>
+        </w:rPr>
+        <w:t xml:space="preserve"> be </w:t>
+      </w:r>
+      <w:r>
+        <w:rPr>
+          <w:rFonts w:cstheme="minorHAnsi"/>
+          <w:color w:val="000000" w:themeColor="text1"/>
+        </w:rPr>
+        <w:t xml:space="preserve">done </w:t>
+      </w:r>
+      <w:r>
+        <w:rPr>
+          <w:rFonts w:cstheme="minorHAnsi"/>
+          <w:color w:val="000000" w:themeColor="text1"/>
+        </w:rPr>
+        <w:t xml:space="preserve">collaboratively, but each student is required to submit their own </w:t>
+      </w:r>
+      <w:r>
+        <w:rPr>
+          <w:rFonts w:cstheme="minorHAnsi"/>
+          <w:color w:val="000000" w:themeColor="text1"/>
+        </w:rPr>
+        <w:t xml:space="preserve">unique </w:t>
+      </w:r>
+      <w:r>
+        <w:rPr>
+          <w:rFonts w:cstheme="minorHAnsi"/>
+          <w:color w:val="000000" w:themeColor="text1"/>
+        </w:rPr>
+        <w:t xml:space="preserve">homework and </w:t>
+      </w:r>
+      <w:r>
+        <w:rPr>
+          <w:rFonts w:cstheme="minorHAnsi"/>
+          <w:color w:val="000000" w:themeColor="text1"/>
+        </w:rPr>
+        <w:t>is</w:t>
+      </w:r>
+      <w:r>
+        <w:rPr>
+          <w:rFonts w:cstheme="minorHAnsi"/>
+          <w:color w:val="000000" w:themeColor="text1"/>
+        </w:rPr>
+        <w:t xml:space="preserve"> responsible for their </w:t>
+      </w:r>
+      <w:r>
+        <w:rPr>
+          <w:rFonts w:cstheme="minorHAnsi"/>
+          <w:color w:val="000000" w:themeColor="text1"/>
+        </w:rPr>
+        <w:t xml:space="preserve">own </w:t>
+      </w:r>
+      <w:r>
+        <w:rPr>
+          <w:rFonts w:cstheme="minorHAnsi"/>
+          <w:color w:val="000000" w:themeColor="text1"/>
+        </w:rPr>
+        <w:t>learning.</w:t>
+      </w:r>
+    </w:p>
+    <w:p>
+      <w:pPr>
+        <w:rPr>
+          <w:rFonts w:cstheme="minorHAnsi"/>
+          <w:b/>
+          <w:bCs/>
+          <w:color w:val="4472C4" w:themeColor="accent1"/>
+        </w:rPr>
+      </w:pPr>
+    </w:p>
+    <w:p>
+      <w:pPr>
+        <w:rPr>
+          <w:rFonts w:cstheme="minorHAnsi"/>
+          <w:color w:val="000000" w:themeColor="text1"/>
+        </w:rPr>
+      </w:pPr>
+      <w:r>
+        <w:rPr>
+          <w:rFonts w:cstheme="minorHAnsi"/>
+          <w:b/>
+          <w:bCs/>
+          <w:color w:val="4472C4" w:themeColor="accent1"/>
+        </w:rPr>
+        <w:t>Readings and Articles</w:t>
+      </w:r>
+      <w:r>
+        <w:rPr>
+          <w:rFonts w:cstheme="minorHAnsi"/>
+          <w:color w:val="000000" w:themeColor="text1"/>
+        </w:rPr>
+        <w:t xml:space="preserve">: Please note the readings and articles that are assigned </w:t>
+      </w:r>
+      <w:r>
+        <w:rPr>
+          <w:rFonts w:cstheme="minorHAnsi"/>
+          <w:color w:val="000000" w:themeColor="text1"/>
+        </w:rPr>
+        <w:t xml:space="preserve">on the class schedule </w:t>
+      </w:r>
+      <w:r>
+        <w:rPr>
+          <w:rFonts w:cstheme="minorHAnsi"/>
+          <w:color w:val="000000" w:themeColor="text1"/>
+        </w:rPr>
+        <w:t>and do the reading before the associated class.   Questions may come up in class, and you may be called on randomly.  Reading material is fair game for exams</w:t>
+      </w:r>
+      <w:r>
+        <w:rPr>
+          <w:rFonts w:cstheme="minorHAnsi"/>
+          <w:color w:val="000000" w:themeColor="text1"/>
+        </w:rPr>
+        <w:t>.</w:t>
+      </w:r>
+    </w:p>
+    <w:p>
+      <w:pPr>
+        <w:rPr>
+          <w:rFonts w:cstheme="minorHAnsi"/>
+          <w:color w:val="000000" w:themeColor="text1"/>
+        </w:rPr>
+      </w:pPr>
+    </w:p>
+    <w:p>
+      <w:pPr>
+        <w:rPr>
+          <w:rFonts w:cstheme="minorHAnsi"/>
+          <w:b/>
+          <w:bCs/>
+          <w:color w:val="000000" w:themeColor="text1"/>
+        </w:rPr>
+      </w:pPr>
+      <w:r>
+        <w:rPr>
+          <w:rFonts w:cstheme="minorHAnsi"/>
+          <w:b/>
+          <w:bCs/>
+          <w:color w:val="4472C4" w:themeColor="accent1"/>
+        </w:rPr>
+        <w:t>Quiz</w:t>
+      </w:r>
+      <w:r>
+        <w:rPr>
+          <w:rFonts w:cstheme="minorHAnsi"/>
+          <w:b/>
+          <w:bCs/>
+          <w:color w:val="000000" w:themeColor="text1"/>
+        </w:rPr>
+        <w:t>:</w:t>
+      </w:r>
+      <w:r>
+        <w:rPr>
+          <w:rFonts w:cstheme="minorHAnsi"/>
+          <w:b/>
+          <w:bCs/>
+          <w:color w:val="000000" w:themeColor="text1"/>
+        </w:rPr>
+        <w:t xml:space="preserve">  </w:t>
+      </w:r>
+      <w:r>
+        <w:rPr>
+          <w:rFonts w:cstheme="minorHAnsi"/>
+          <w:color w:val="000000" w:themeColor="text1"/>
+        </w:rPr>
+        <w:t>Two i</w:t>
+      </w:r>
+      <w:r>
+        <w:rPr>
+          <w:rFonts w:cstheme="minorHAnsi"/>
+          <w:color w:val="000000" w:themeColor="text1"/>
+        </w:rPr>
+        <w:t xml:space="preserve">n-class </w:t>
+      </w:r>
+      <w:r>
+        <w:rPr>
+          <w:rFonts w:cstheme="minorHAnsi"/>
+          <w:color w:val="000000" w:themeColor="text1"/>
+        </w:rPr>
+        <w:t>mid-term quizzes</w:t>
+      </w:r>
+      <w:r>
+        <w:rPr>
+          <w:rFonts w:cstheme="minorHAnsi"/>
+          <w:color w:val="000000" w:themeColor="text1"/>
+        </w:rPr>
+        <w:t xml:space="preserve"> will </w:t>
+      </w:r>
+      <w:r>
+        <w:rPr>
+          <w:rFonts w:cstheme="minorHAnsi"/>
+          <w:color w:val="000000" w:themeColor="text1"/>
+        </w:rPr>
+        <w:t xml:space="preserve">cover </w:t>
+      </w:r>
+      <w:r>
+        <w:rPr>
+          <w:rFonts w:cstheme="minorHAnsi"/>
+          <w:color w:val="000000" w:themeColor="text1"/>
+        </w:rPr>
+        <w:t xml:space="preserve">conceptual </w:t>
+      </w:r>
+      <w:r>
+        <w:rPr>
+          <w:rFonts w:cstheme="minorHAnsi"/>
+          <w:color w:val="000000" w:themeColor="text1"/>
+        </w:rPr>
+        <w:t>material from lectures and readings</w:t>
+      </w:r>
+      <w:r>
+        <w:rPr>
+          <w:rFonts w:cstheme="minorHAnsi"/>
+          <w:color w:val="000000" w:themeColor="text1"/>
+        </w:rPr>
+        <w:t xml:space="preserve"> – </w:t>
+      </w:r>
+      <w:r>
+        <w:rPr>
+          <w:rFonts w:cstheme="minorHAnsi"/>
+          <w:color w:val="000000" w:themeColor="text1"/>
+        </w:rPr>
+        <w:t>there is no coding on the quizzes</w:t>
+      </w:r>
+      <w:r>
+        <w:rPr>
+          <w:rFonts w:cstheme="minorHAnsi"/>
+          <w:color w:val="000000" w:themeColor="text1"/>
+        </w:rPr>
+        <w:t xml:space="preserve">. </w:t>
+      </w:r>
+      <w:r>
+        <w:rPr>
+          <w:rFonts w:cstheme="minorHAnsi"/>
+          <w:color w:val="000000" w:themeColor="text1"/>
+        </w:rPr>
+        <w:t xml:space="preserve">  </w:t>
+      </w:r>
+      <w:r>
+        <w:rPr>
+          <w:rFonts w:cstheme="minorHAnsi"/>
+          <w:color w:val="000000" w:themeColor="text1"/>
+        </w:rPr>
+        <w:t>They are closed book but y</w:t>
+      </w:r>
+      <w:r>
+        <w:rPr>
+          <w:rFonts w:cstheme="minorHAnsi"/>
+          <w:color w:val="000000" w:themeColor="text1"/>
+        </w:rPr>
+        <w:t xml:space="preserve">ou will be allowed </w:t>
+      </w:r>
+      <w:r>
+        <w:rPr>
+          <w:rFonts w:cstheme="minorHAnsi"/>
+          <w:color w:val="000000" w:themeColor="text1"/>
+        </w:rPr>
+        <w:t>one single</w:t>
+      </w:r>
+      <w:r>
+        <w:rPr>
+          <w:rFonts w:cstheme="minorHAnsi"/>
+          <w:color w:val="000000" w:themeColor="text1"/>
+        </w:rPr>
+        <w:t xml:space="preserve"> page of notes front and back</w:t>
+      </w:r>
+      <w:r>
+        <w:rPr>
+          <w:rFonts w:cstheme="minorHAnsi"/>
+          <w:color w:val="000000" w:themeColor="text1"/>
+        </w:rPr>
+        <w:t xml:space="preserve">.  </w:t>
+      </w:r>
       <w:r>
         <w:rPr>
           <w:rFonts w:cstheme="minorHAnsi"/>
@@ -3981,521 +4542,50 @@
       <w:r>
         <w:rPr>
           <w:rFonts w:cstheme="minorHAnsi"/>
-          <w:color w:val="000000" w:themeColor="text1"/>
-        </w:rPr>
-        <w:t>should</w:t>
-      </w:r>
-      <w:r>
-        <w:rPr>
-          <w:rFonts w:cstheme="minorHAnsi"/>
-          <w:color w:val="000000" w:themeColor="text1"/>
-        </w:rPr>
-        <w:t xml:space="preserve"> </w:t>
-      </w:r>
-      <w:r>
-        <w:rPr>
-          <w:rFonts w:cstheme="minorHAnsi"/>
-          <w:color w:val="000000" w:themeColor="text1"/>
-        </w:rPr>
-        <w:t>copy and save</w:t>
-      </w:r>
-      <w:r>
-        <w:rPr>
-          <w:rFonts w:cstheme="minorHAnsi"/>
-          <w:color w:val="000000" w:themeColor="text1"/>
-        </w:rPr>
-        <w:t xml:space="preserve"> to your own Google Drive, edit with your solutions, and submit into Brightspace as </w:t>
-      </w:r>
-      <w:r>
-        <w:rPr>
-          <w:rFonts w:cstheme="minorHAnsi"/>
-          <w:color w:val="000000" w:themeColor="text1"/>
-        </w:rPr>
-        <w:t xml:space="preserve">both </w:t>
-      </w:r>
-      <w:r>
-        <w:rPr>
-          <w:rFonts w:cstheme="minorHAnsi"/>
-          <w:color w:val="000000" w:themeColor="text1"/>
-        </w:rPr>
-        <w:t>.</w:t>
-      </w:r>
-      <w:proofErr w:type="spellStart"/>
-      <w:r>
-        <w:rPr>
-          <w:rFonts w:cstheme="minorHAnsi"/>
-          <w:color w:val="000000" w:themeColor="text1"/>
-        </w:rPr>
-        <w:t>ipynb</w:t>
-      </w:r>
-      <w:proofErr w:type="spellEnd"/>
-      <w:r>
-        <w:rPr>
-          <w:rFonts w:cstheme="minorHAnsi"/>
-          <w:color w:val="000000" w:themeColor="text1"/>
-        </w:rPr>
-        <w:t xml:space="preserve"> notebooks</w:t>
-      </w:r>
-      <w:r>
-        <w:rPr>
-          <w:rFonts w:cstheme="minorHAnsi"/>
-          <w:color w:val="000000" w:themeColor="text1"/>
-        </w:rPr>
-        <w:t xml:space="preserve"> and .pdf files</w:t>
-      </w:r>
-      <w:r>
-        <w:rPr>
-          <w:rFonts w:cstheme="minorHAnsi"/>
-          <w:color w:val="000000" w:themeColor="text1"/>
-        </w:rPr>
-        <w:t xml:space="preserve">.   Please add commenting to your code so we can see your reasoning in case the answer is wrong so we can give partial credit.  </w:t>
-      </w:r>
-      <w:r>
-        <w:rPr>
-          <w:rFonts w:cstheme="minorHAnsi"/>
-          <w:color w:val="000000" w:themeColor="text1"/>
-        </w:rPr>
-        <w:t xml:space="preserve"> For those not experienced with Python, the HW assignments can be </w:t>
-      </w:r>
-      <w:r>
-        <w:rPr>
-          <w:rFonts w:cstheme="minorHAnsi"/>
-          <w:color w:val="000000" w:themeColor="text1"/>
-        </w:rPr>
-        <w:t>substantial</w:t>
-      </w:r>
-      <w:r>
-        <w:rPr>
-          <w:rFonts w:cstheme="minorHAnsi"/>
-          <w:color w:val="000000" w:themeColor="text1"/>
-        </w:rPr>
-        <w:t xml:space="preserve"> and</w:t>
-      </w:r>
-      <w:r>
-        <w:rPr>
-          <w:rFonts w:cstheme="minorHAnsi"/>
-          <w:color w:val="000000" w:themeColor="text1"/>
-        </w:rPr>
-        <w:t xml:space="preserve"> may take significant time.   Please start the assignments early and leave time to ask questions during class or during office hours so there is not a </w:t>
-      </w:r>
-      <w:proofErr w:type="gramStart"/>
-      <w:r>
-        <w:rPr>
-          <w:rFonts w:cstheme="minorHAnsi"/>
-          <w:color w:val="000000" w:themeColor="text1"/>
-        </w:rPr>
-        <w:t>last minute</w:t>
-      </w:r>
-      <w:proofErr w:type="gramEnd"/>
-      <w:r>
-        <w:rPr>
-          <w:rFonts w:cstheme="minorHAnsi"/>
-          <w:color w:val="000000" w:themeColor="text1"/>
-        </w:rPr>
-        <w:t xml:space="preserve"> crunch.  </w:t>
-      </w:r>
-    </w:p>
-    <w:p>
-      <w:pPr>
-        <w:rPr>
-          <w:rFonts w:cstheme="minorHAnsi"/>
-          <w:color w:val="000000" w:themeColor="text1"/>
-        </w:rPr>
-      </w:pPr>
-    </w:p>
-    <w:p>
-      <w:pPr>
-        <w:rPr>
-          <w:rFonts w:cstheme="minorHAnsi"/>
-          <w:color w:val="000000" w:themeColor="text1"/>
-        </w:rPr>
-      </w:pPr>
-      <w:proofErr w:type="spellStart"/>
-      <w:r>
-        <w:rPr>
-          <w:rFonts w:cstheme="minorHAnsi"/>
-          <w:color w:val="000000" w:themeColor="text1"/>
-        </w:rPr>
-        <w:t>Homeworks</w:t>
-      </w:r>
-      <w:proofErr w:type="spellEnd"/>
-      <w:r>
-        <w:rPr>
-          <w:rFonts w:cstheme="minorHAnsi"/>
-          <w:color w:val="000000" w:themeColor="text1"/>
-        </w:rPr>
-        <w:t xml:space="preserve"> </w:t>
-      </w:r>
-      <w:r>
-        <w:rPr>
-          <w:rFonts w:cstheme="minorHAnsi"/>
-          <w:color w:val="000000" w:themeColor="text1"/>
-        </w:rPr>
-        <w:t xml:space="preserve">will have a strict due date and time as noted in the class schedule.  </w:t>
-      </w:r>
-      <w:proofErr w:type="spellStart"/>
-      <w:r>
-        <w:rPr>
-          <w:rFonts w:cstheme="minorHAnsi"/>
-          <w:color w:val="000000" w:themeColor="text1"/>
-        </w:rPr>
-        <w:t>Homeworks</w:t>
-      </w:r>
-      <w:proofErr w:type="spellEnd"/>
-      <w:r>
-        <w:rPr>
-          <w:rFonts w:cstheme="minorHAnsi"/>
-          <w:color w:val="000000" w:themeColor="text1"/>
-        </w:rPr>
-        <w:t xml:space="preserve"> </w:t>
-      </w:r>
-      <w:r>
-        <w:rPr>
-          <w:rFonts w:cstheme="minorHAnsi"/>
-          <w:color w:val="000000" w:themeColor="text1"/>
-        </w:rPr>
-        <w:t xml:space="preserve">submitted up to 24 hours late will have a 25% penalty, </w:t>
-      </w:r>
-      <w:r>
-        <w:rPr>
-          <w:rFonts w:cstheme="minorHAnsi"/>
-          <w:color w:val="000000" w:themeColor="text1"/>
-        </w:rPr>
-        <w:t xml:space="preserve">and </w:t>
-      </w:r>
-      <w:r>
-        <w:rPr>
-          <w:rFonts w:cstheme="minorHAnsi"/>
-          <w:color w:val="000000" w:themeColor="text1"/>
-        </w:rPr>
-        <w:t>up to three days late will be a 50% penalty</w:t>
-      </w:r>
-      <w:r>
-        <w:rPr>
-          <w:rFonts w:cstheme="minorHAnsi"/>
-          <w:color w:val="000000" w:themeColor="text1"/>
-        </w:rPr>
-        <w:t xml:space="preserve">.   </w:t>
-      </w:r>
-      <w:proofErr w:type="spellStart"/>
-      <w:r>
-        <w:rPr>
-          <w:rFonts w:cstheme="minorHAnsi"/>
-          <w:color w:val="000000" w:themeColor="text1"/>
-        </w:rPr>
-        <w:t>Homeworks</w:t>
-      </w:r>
-      <w:proofErr w:type="spellEnd"/>
-      <w:r>
-        <w:rPr>
-          <w:rFonts w:cstheme="minorHAnsi"/>
-          <w:color w:val="000000" w:themeColor="text1"/>
-        </w:rPr>
-        <w:t xml:space="preserve"> can be </w:t>
-      </w:r>
-      <w:r>
-        <w:rPr>
-          <w:rFonts w:cstheme="minorHAnsi"/>
-          <w:color w:val="000000" w:themeColor="text1"/>
-        </w:rPr>
-        <w:t xml:space="preserve">done </w:t>
-      </w:r>
-      <w:r>
-        <w:rPr>
-          <w:rFonts w:cstheme="minorHAnsi"/>
-          <w:color w:val="000000" w:themeColor="text1"/>
-        </w:rPr>
-        <w:t xml:space="preserve">collaboratively, but each student is required to submit their own </w:t>
-      </w:r>
-      <w:r>
-        <w:rPr>
-          <w:rFonts w:cstheme="minorHAnsi"/>
-          <w:color w:val="000000" w:themeColor="text1"/>
-        </w:rPr>
-        <w:t xml:space="preserve">unique </w:t>
-      </w:r>
-      <w:r>
-        <w:rPr>
-          <w:rFonts w:cstheme="minorHAnsi"/>
-          <w:color w:val="000000" w:themeColor="text1"/>
-        </w:rPr>
-        <w:t xml:space="preserve">homework and </w:t>
-      </w:r>
-      <w:r>
-        <w:rPr>
-          <w:rFonts w:cstheme="minorHAnsi"/>
-          <w:color w:val="000000" w:themeColor="text1"/>
-        </w:rPr>
-        <w:t>is</w:t>
-      </w:r>
-      <w:r>
-        <w:rPr>
-          <w:rFonts w:cstheme="minorHAnsi"/>
-          <w:color w:val="000000" w:themeColor="text1"/>
-        </w:rPr>
-        <w:t xml:space="preserve"> responsible for their </w:t>
-      </w:r>
-      <w:r>
-        <w:rPr>
-          <w:rFonts w:cstheme="minorHAnsi"/>
-          <w:color w:val="000000" w:themeColor="text1"/>
-        </w:rPr>
-        <w:t xml:space="preserve">own </w:t>
-      </w:r>
-      <w:r>
-        <w:rPr>
-          <w:rFonts w:cstheme="minorHAnsi"/>
-          <w:color w:val="000000" w:themeColor="text1"/>
-        </w:rPr>
-        <w:t>learning.</w:t>
-      </w:r>
-    </w:p>
-    <w:p>
-      <w:pPr>
-        <w:rPr>
-          <w:rFonts w:cstheme="minorHAnsi"/>
-          <w:color w:val="000000" w:themeColor="text1"/>
-        </w:rPr>
-      </w:pPr>
-      <w:r>
+          <w:b/>
+          <w:bCs/>
+          <w:color w:val="000000" w:themeColor="text1"/>
+        </w:rPr>
+        <w:t>Make-up quizzes will not be offered</w:t>
+      </w:r>
+      <w:r>
+        <w:rPr>
+          <w:rFonts w:cstheme="minorHAnsi"/>
+          <w:color w:val="000000" w:themeColor="text1"/>
+        </w:rPr>
+        <w:t xml:space="preserve"> – if you have a hardship requiring you to miss a</w:t>
+      </w:r>
+      <w:r>
+        <w:rPr>
+          <w:rFonts w:cstheme="minorHAnsi"/>
+          <w:color w:val="000000" w:themeColor="text1"/>
+        </w:rPr>
+        <w:t xml:space="preserve"> quiz</w:t>
+      </w:r>
+      <w:r>
+        <w:rPr>
+          <w:rFonts w:cstheme="minorHAnsi"/>
+          <w:color w:val="000000" w:themeColor="text1"/>
+        </w:rPr>
+        <w:t xml:space="preserve">, you will need to let me know with at least a week’s notice, with a documented reason.    </w:t>
+      </w:r>
+      <w:r>
+        <w:rPr>
+          <w:rFonts w:cstheme="minorHAnsi"/>
+          <w:b/>
+          <w:bCs/>
+          <w:color w:val="000000" w:themeColor="text1"/>
+        </w:rPr>
+        <w:t xml:space="preserve">There is no final exam. </w:t>
+      </w:r>
+    </w:p>
+    <w:p>
+      <w:pPr>
         <w:rPr>
           <w:rFonts w:cstheme="minorHAnsi"/>
           <w:b/>
           <w:bCs/>
           <w:color w:val="4472C4" w:themeColor="accent1"/>
-        </w:rPr>
-        <w:t>Readings and Articles</w:t>
-      </w:r>
-      <w:r>
-        <w:rPr>
-          <w:rFonts w:cstheme="minorHAnsi"/>
-          <w:color w:val="000000" w:themeColor="text1"/>
-        </w:rPr>
-        <w:t xml:space="preserve">: Please note the readings and articles that are assigned and do the reading before the associated class.   Questions may come up in class, and you may be called on randomly.  Reading material is fair game for exams. </w:t>
-      </w:r>
-    </w:p>
-    <w:p>
-      <w:pPr>
-        <w:rPr>
-          <w:rFonts w:cstheme="minorHAnsi"/>
-          <w:color w:val="000000" w:themeColor="text1"/>
-        </w:rPr>
-      </w:pPr>
-    </w:p>
-    <w:p>
-      <w:pPr>
-        <w:rPr>
-          <w:rFonts w:cstheme="minorHAnsi"/>
-          <w:color w:val="000000" w:themeColor="text1"/>
-        </w:rPr>
-      </w:pPr>
-      <w:r>
-        <w:rPr>
-          <w:rFonts w:cstheme="minorHAnsi"/>
-          <w:b/>
-          <w:bCs/>
-          <w:color w:val="4472C4" w:themeColor="accent1"/>
-        </w:rPr>
-        <w:t>Quiz</w:t>
-      </w:r>
-      <w:r>
-        <w:rPr>
-          <w:rFonts w:cstheme="minorHAnsi"/>
-          <w:b/>
-          <w:bCs/>
-          <w:color w:val="000000" w:themeColor="text1"/>
-        </w:rPr>
-        <w:t>:</w:t>
-      </w:r>
-      <w:r>
-        <w:rPr>
-          <w:rFonts w:cstheme="minorHAnsi"/>
-          <w:b/>
-          <w:bCs/>
-          <w:color w:val="000000" w:themeColor="text1"/>
-        </w:rPr>
-        <w:t xml:space="preserve">  </w:t>
-      </w:r>
-      <w:r>
-        <w:rPr>
-          <w:rFonts w:cstheme="minorHAnsi"/>
-          <w:color w:val="000000" w:themeColor="text1"/>
-        </w:rPr>
-        <w:t xml:space="preserve">In-class </w:t>
-      </w:r>
-      <w:r>
-        <w:rPr>
-          <w:rFonts w:cstheme="minorHAnsi"/>
-          <w:color w:val="000000" w:themeColor="text1"/>
-        </w:rPr>
-        <w:t>exams</w:t>
-      </w:r>
-      <w:r>
-        <w:rPr>
-          <w:rFonts w:cstheme="minorHAnsi"/>
-          <w:color w:val="000000" w:themeColor="text1"/>
-        </w:rPr>
-        <w:t xml:space="preserve"> will </w:t>
-      </w:r>
-      <w:r>
-        <w:rPr>
-          <w:rFonts w:cstheme="minorHAnsi"/>
-          <w:color w:val="000000" w:themeColor="text1"/>
-        </w:rPr>
-        <w:t xml:space="preserve">cover </w:t>
-      </w:r>
-      <w:r>
-        <w:rPr>
-          <w:rFonts w:cstheme="minorHAnsi"/>
-          <w:color w:val="000000" w:themeColor="text1"/>
-        </w:rPr>
-        <w:t>material from lectures and readings</w:t>
-      </w:r>
-      <w:r>
-        <w:rPr>
-          <w:rFonts w:cstheme="minorHAnsi"/>
-          <w:color w:val="000000" w:themeColor="text1"/>
-        </w:rPr>
-        <w:t xml:space="preserve"> – and will </w:t>
-      </w:r>
-      <w:r>
-        <w:rPr>
-          <w:rFonts w:cstheme="minorHAnsi"/>
-          <w:b/>
-          <w:bCs/>
-          <w:color w:val="000000" w:themeColor="text1"/>
-        </w:rPr>
-        <w:t>not</w:t>
-      </w:r>
-      <w:r>
-        <w:rPr>
-          <w:rFonts w:cstheme="minorHAnsi"/>
-          <w:color w:val="000000" w:themeColor="text1"/>
-        </w:rPr>
-        <w:t xml:space="preserve"> have a </w:t>
-      </w:r>
-      <w:r>
-        <w:rPr>
-          <w:rFonts w:cstheme="minorHAnsi"/>
-          <w:color w:val="000000" w:themeColor="text1"/>
-        </w:rPr>
-        <w:t>coding</w:t>
-      </w:r>
-      <w:r>
-        <w:rPr>
-          <w:rFonts w:cstheme="minorHAnsi"/>
-          <w:color w:val="000000" w:themeColor="text1"/>
-        </w:rPr>
-        <w:t xml:space="preserve"> requirement</w:t>
-      </w:r>
-      <w:r>
-        <w:rPr>
-          <w:rFonts w:cstheme="minorHAnsi"/>
-          <w:color w:val="000000" w:themeColor="text1"/>
-        </w:rPr>
-        <w:t xml:space="preserve">. </w:t>
-      </w:r>
-      <w:r>
-        <w:rPr>
-          <w:rFonts w:cstheme="minorHAnsi"/>
-          <w:color w:val="000000" w:themeColor="text1"/>
-        </w:rPr>
-        <w:t xml:space="preserve">  </w:t>
-      </w:r>
-      <w:r>
-        <w:rPr>
-          <w:rFonts w:cstheme="minorHAnsi"/>
-          <w:color w:val="000000" w:themeColor="text1"/>
-        </w:rPr>
-        <w:t xml:space="preserve">They are closed </w:t>
-      </w:r>
-      <w:proofErr w:type="gramStart"/>
-      <w:r>
-        <w:rPr>
-          <w:rFonts w:cstheme="minorHAnsi"/>
-          <w:color w:val="000000" w:themeColor="text1"/>
-        </w:rPr>
-        <w:t>book</w:t>
-      </w:r>
-      <w:proofErr w:type="gramEnd"/>
-      <w:r>
-        <w:rPr>
-          <w:rFonts w:cstheme="minorHAnsi"/>
-          <w:color w:val="000000" w:themeColor="text1"/>
-        </w:rPr>
-        <w:t xml:space="preserve"> but y</w:t>
-      </w:r>
-      <w:r>
-        <w:rPr>
-          <w:rFonts w:cstheme="minorHAnsi"/>
-          <w:color w:val="000000" w:themeColor="text1"/>
-        </w:rPr>
-        <w:t xml:space="preserve">ou will be allowed </w:t>
-      </w:r>
-      <w:r>
-        <w:rPr>
-          <w:rFonts w:cstheme="minorHAnsi"/>
-          <w:color w:val="000000" w:themeColor="text1"/>
-        </w:rPr>
-        <w:t>one single</w:t>
-      </w:r>
-      <w:r>
-        <w:rPr>
-          <w:rFonts w:cstheme="minorHAnsi"/>
-          <w:color w:val="000000" w:themeColor="text1"/>
-        </w:rPr>
-        <w:t xml:space="preserve"> page of notes front and back</w:t>
-      </w:r>
-      <w:r>
-        <w:rPr>
-          <w:rFonts w:cstheme="minorHAnsi"/>
-          <w:color w:val="000000" w:themeColor="text1"/>
-        </w:rPr>
-        <w:t xml:space="preserve">.  </w:t>
-      </w:r>
-      <w:r>
-        <w:rPr>
-          <w:rFonts w:cstheme="minorHAnsi"/>
-          <w:color w:val="000000" w:themeColor="text1"/>
-        </w:rPr>
-        <w:t xml:space="preserve"> </w:t>
-      </w:r>
-      <w:r>
-        <w:rPr>
-          <w:rFonts w:cstheme="minorHAnsi"/>
-          <w:b/>
-          <w:bCs/>
-          <w:color w:val="000000" w:themeColor="text1"/>
-        </w:rPr>
-        <w:t>Make-up quizzes will not be offered</w:t>
-      </w:r>
-      <w:r>
-        <w:rPr>
-          <w:rFonts w:cstheme="minorHAnsi"/>
-          <w:color w:val="000000" w:themeColor="text1"/>
-        </w:rPr>
-        <w:t xml:space="preserve"> – if you have a hardship requiring you to miss a</w:t>
-      </w:r>
-      <w:r>
-        <w:rPr>
-          <w:rFonts w:cstheme="minorHAnsi"/>
-          <w:color w:val="000000" w:themeColor="text1"/>
-        </w:rPr>
-        <w:t xml:space="preserve"> quiz</w:t>
-      </w:r>
-      <w:r>
-        <w:rPr>
-          <w:rFonts w:cstheme="minorHAnsi"/>
-          <w:color w:val="000000" w:themeColor="text1"/>
-        </w:rPr>
-        <w:t xml:space="preserve">, you will need to let me know with at least a week’s notice, with a documented reason.    </w:t>
-      </w:r>
-    </w:p>
-    <w:p>
-      <w:pPr>
-        <w:rPr>
-          <w:rFonts w:cstheme="minorHAnsi"/>
-          <w:color w:val="000000" w:themeColor="text1"/>
         </w:rPr>
       </w:pPr>
     </w:p>
@@ -4538,90 +4628,149 @@
           <w:rFonts w:cstheme="minorHAnsi"/>
           <w:color w:val="000000" w:themeColor="text1"/>
         </w:rPr>
-        <w:t>This is a measure of a student’s engagement in the course</w:t>
-      </w:r>
-      <w:r>
-        <w:rPr>
-          <w:rFonts w:cstheme="minorHAnsi"/>
-          <w:color w:val="000000" w:themeColor="text1"/>
-        </w:rPr>
-        <w:t xml:space="preserve"> via 1) Attendance and 2) </w:t>
-      </w:r>
-      <w:r>
-        <w:rPr>
-          <w:rFonts w:cstheme="minorHAnsi"/>
-          <w:color w:val="000000" w:themeColor="text1"/>
-        </w:rPr>
-        <w:t>Class participation during in-</w:t>
-      </w:r>
-      <w:proofErr w:type="gramStart"/>
-      <w:r>
-        <w:rPr>
-          <w:rFonts w:cstheme="minorHAnsi"/>
-          <w:color w:val="000000" w:themeColor="text1"/>
-        </w:rPr>
-        <w:t>class  and</w:t>
-      </w:r>
-      <w:proofErr w:type="gramEnd"/>
-      <w:r>
-        <w:rPr>
-          <w:rFonts w:cstheme="minorHAnsi"/>
-          <w:color w:val="000000" w:themeColor="text1"/>
-        </w:rPr>
-        <w:t xml:space="preserve"> online discussions</w:t>
-      </w:r>
-      <w:r>
-        <w:rPr>
-          <w:rFonts w:cstheme="minorHAnsi"/>
-          <w:color w:val="000000" w:themeColor="text1"/>
-        </w:rPr>
-        <w:t xml:space="preserve">.   It will be graded on the scale </w:t>
-      </w:r>
-      <w:proofErr w:type="gramStart"/>
-      <w:r>
-        <w:rPr>
-          <w:rFonts w:cstheme="minorHAnsi"/>
-          <w:color w:val="000000" w:themeColor="text1"/>
-        </w:rPr>
-        <w:t>of  1</w:t>
-      </w:r>
-      <w:proofErr w:type="gramEnd"/>
-      <w:r>
-        <w:rPr>
-          <w:rFonts w:cstheme="minorHAnsi"/>
-          <w:color w:val="000000" w:themeColor="text1"/>
-        </w:rPr>
-        <w:t xml:space="preserve">=minimum </w:t>
-      </w:r>
-      <w:proofErr w:type="spellStart"/>
-      <w:r>
-        <w:rPr>
-          <w:rFonts w:cstheme="minorHAnsi"/>
-          <w:color w:val="000000" w:themeColor="text1"/>
-        </w:rPr>
-        <w:t>enagement</w:t>
-      </w:r>
-      <w:proofErr w:type="spellEnd"/>
-      <w:r>
-        <w:rPr>
-          <w:rFonts w:cstheme="minorHAnsi"/>
-          <w:color w:val="000000" w:themeColor="text1"/>
-        </w:rPr>
-        <w:t xml:space="preserve"> , 3=expected engagement and 5= exceptional engagement.  I will</w:t>
-      </w:r>
-      <w:r>
-        <w:rPr>
-          <w:rFonts w:cstheme="minorHAnsi"/>
-          <w:color w:val="000000" w:themeColor="text1"/>
-        </w:rPr>
-        <w:t xml:space="preserve"> take attendance via a sign in sheet at the beginning of each class.  Please let me know if you will not be attending class</w:t>
-      </w:r>
-      <w:r>
-        <w:rPr>
-          <w:rFonts w:cstheme="minorHAnsi"/>
-          <w:color w:val="000000" w:themeColor="text1"/>
-        </w:rPr>
-        <w:t xml:space="preserve"> – each student may have up to 2 absences without impact on this grade.  </w:t>
+        <w:t>This</w:t>
+      </w:r>
+      <w:r>
+        <w:rPr>
+          <w:rFonts w:cstheme="minorHAnsi"/>
+          <w:color w:val="000000" w:themeColor="text1"/>
+        </w:rPr>
+        <w:t xml:space="preserve"> 5% of the overall grade </w:t>
+      </w:r>
+      <w:r>
+        <w:rPr>
+          <w:rFonts w:cstheme="minorHAnsi"/>
+          <w:color w:val="000000" w:themeColor="text1"/>
+        </w:rPr>
+        <w:t xml:space="preserve"> is a measure of a student’s engagement in the course</w:t>
+      </w:r>
+      <w:r>
+        <w:rPr>
+          <w:rFonts w:cstheme="minorHAnsi"/>
+          <w:color w:val="000000" w:themeColor="text1"/>
+        </w:rPr>
+        <w:t xml:space="preserve"> via 1) Attendance and 2) Class participation during in-</w:t>
+      </w:r>
+      <w:r>
+        <w:rPr>
+          <w:rFonts w:cstheme="minorHAnsi"/>
+          <w:color w:val="000000" w:themeColor="text1"/>
+        </w:rPr>
+        <w:t>class and</w:t>
+      </w:r>
+      <w:r>
+        <w:rPr>
+          <w:rFonts w:cstheme="minorHAnsi"/>
+          <w:color w:val="000000" w:themeColor="text1"/>
+        </w:rPr>
+        <w:t xml:space="preserve"> online discussions.   It will be graded on the </w:t>
+      </w:r>
+      <w:r>
+        <w:rPr>
+          <w:rFonts w:cstheme="minorHAnsi"/>
+          <w:color w:val="000000" w:themeColor="text1"/>
+        </w:rPr>
+        <w:t xml:space="preserve">following </w:t>
+      </w:r>
+      <w:r>
+        <w:rPr>
+          <w:rFonts w:cstheme="minorHAnsi"/>
+          <w:color w:val="000000" w:themeColor="text1"/>
+        </w:rPr>
+        <w:t>scale</w:t>
+      </w:r>
+      <w:r>
+        <w:rPr>
+          <w:rFonts w:cstheme="minorHAnsi"/>
+          <w:color w:val="000000" w:themeColor="text1"/>
+        </w:rPr>
+        <w:t xml:space="preserve">: </w:t>
+      </w:r>
+      <w:r>
+        <w:rPr>
+          <w:rFonts w:cstheme="minorHAnsi"/>
+          <w:color w:val="000000" w:themeColor="text1"/>
+        </w:rPr>
+        <w:t xml:space="preserve"> 1=minimum </w:t>
+      </w:r>
+      <w:r>
+        <w:rPr>
+          <w:rFonts w:cstheme="minorHAnsi"/>
+          <w:color w:val="000000" w:themeColor="text1"/>
+        </w:rPr>
+        <w:t>engagement</w:t>
+      </w:r>
+      <w:r>
+        <w:rPr>
+          <w:rFonts w:cstheme="minorHAnsi"/>
+          <w:color w:val="000000" w:themeColor="text1"/>
+        </w:rPr>
+        <w:t xml:space="preserve"> , 3=expected engagement and 5=exceptional engagement.  I will</w:t>
+      </w:r>
+      <w:r>
+        <w:rPr>
+          <w:rFonts w:cstheme="minorHAnsi"/>
+          <w:color w:val="000000" w:themeColor="text1"/>
+        </w:rPr>
+        <w:t xml:space="preserve"> take attendance via a sign in sheet at the beginning of each class.  </w:t>
+      </w:r>
+      <w:r>
+        <w:rPr>
+          <w:rFonts w:cstheme="minorHAnsi"/>
+          <w:color w:val="000000" w:themeColor="text1"/>
+        </w:rPr>
+        <w:t>Each</w:t>
+      </w:r>
+      <w:r>
+        <w:rPr>
+          <w:rFonts w:cstheme="minorHAnsi"/>
+          <w:color w:val="000000" w:themeColor="text1"/>
+        </w:rPr>
+        <w:t xml:space="preserve"> student</w:t>
+      </w:r>
+      <w:r>
+        <w:rPr>
+          <w:rFonts w:cstheme="minorHAnsi"/>
+          <w:color w:val="000000" w:themeColor="text1"/>
+        </w:rPr>
+        <w:t xml:space="preserve"> gets either 1 (evening classes) or 3 (daytime classes) “freebie” </w:t>
+      </w:r>
+      <w:r>
+        <w:rPr>
+          <w:rFonts w:cstheme="minorHAnsi"/>
+          <w:color w:val="000000" w:themeColor="text1"/>
+        </w:rPr>
+        <w:t>absences without impact on this grade</w:t>
+      </w:r>
+      <w:r>
+        <w:rPr>
+          <w:rFonts w:cstheme="minorHAnsi"/>
+          <w:color w:val="000000" w:themeColor="text1"/>
+        </w:rPr>
+        <w:t xml:space="preserve"> – therefore </w:t>
+      </w:r>
+      <w:r>
+        <w:rPr>
+          <w:rFonts w:cstheme="minorHAnsi"/>
+          <w:b/>
+          <w:bCs/>
+          <w:color w:val="000000" w:themeColor="text1"/>
+        </w:rPr>
+        <w:t>you do not need to contact me when you are missing class.</w:t>
+      </w:r>
+      <w:r>
+        <w:rPr>
+          <w:rFonts w:cstheme="minorHAnsi"/>
+          <w:color w:val="000000" w:themeColor="text1"/>
+        </w:rPr>
+        <w:t xml:space="preserve">   Note:</w:t>
+      </w:r>
+      <w:r>
+        <w:rPr>
+          <w:rFonts w:cstheme="minorHAnsi"/>
+          <w:color w:val="000000" w:themeColor="text1"/>
+        </w:rPr>
+        <w:t xml:space="preserve"> </w:t>
       </w:r>
       <w:r>
         <w:rPr>
@@ -4630,7 +4779,7 @@
           <w:iCs/>
           <w:color w:val="000000" w:themeColor="text1"/>
         </w:rPr>
-        <w:t>Having someone else sign your name to the attendance sheet is considered a violation of Stern Code of Conduct and will be subject to appropriate disciplinary action.</w:t>
+        <w:t>h</w:t>
       </w:r>
       <w:r>
         <w:rPr>
@@ -4639,6 +4788,93 @@
           <w:iCs/>
           <w:color w:val="000000" w:themeColor="text1"/>
         </w:rPr>
+        <w:t xml:space="preserve">aving someone else sign your name to the attendance sheet is considered a violation of Stern Code of Conduct and will be subject to appropriate disciplinary action. </w:t>
+      </w:r>
+      <w:r>
+        <w:rPr>
+          <w:rFonts w:cstheme="minorHAnsi"/>
+          <w:color w:val="000000" w:themeColor="text1"/>
+        </w:rPr>
+        <w:t>Additionally, l</w:t>
+      </w:r>
+      <w:r>
+        <w:rPr>
+          <w:rFonts w:cstheme="minorHAnsi"/>
+          <w:color w:val="000000" w:themeColor="text1"/>
+        </w:rPr>
+        <w:t xml:space="preserve">ate arrivals to class and early departures will be noted and </w:t>
+      </w:r>
+      <w:r>
+        <w:rPr>
+          <w:rFonts w:cstheme="minorHAnsi"/>
+          <w:color w:val="000000" w:themeColor="text1"/>
+        </w:rPr>
+        <w:t>may</w:t>
+      </w:r>
+      <w:r>
+        <w:rPr>
+          <w:rFonts w:cstheme="minorHAnsi"/>
+          <w:color w:val="000000" w:themeColor="text1"/>
+        </w:rPr>
+        <w:t xml:space="preserve"> affect this aspect of your grade.  </w:t>
+      </w:r>
+    </w:p>
+    <w:p>
+      <w:pPr>
+        <w:rPr>
+          <w:rFonts w:cstheme="minorHAnsi"/>
+          <w:color w:val="000000" w:themeColor="text1"/>
+        </w:rPr>
+      </w:pPr>
+    </w:p>
+    <w:p>
+      <w:pPr>
+        <w:rPr>
+          <w:rFonts w:cstheme="minorHAnsi"/>
+          <w:color w:val="000000" w:themeColor="text1"/>
+        </w:rPr>
+      </w:pPr>
+      <w:r>
+        <w:rPr>
+          <w:rFonts w:cstheme="minorHAnsi"/>
+          <w:color w:val="000000" w:themeColor="text1"/>
+        </w:rPr>
+        <w:lastRenderedPageBreak/>
+        <w:t>I will attempt</w:t>
+      </w:r>
+      <w:r>
+        <w:rPr>
+          <w:rFonts w:cstheme="minorHAnsi"/>
+          <w:color w:val="000000" w:themeColor="text1"/>
+        </w:rPr>
+        <w:t xml:space="preserve"> to get to know every student by name, but it </w:t>
+      </w:r>
+      <w:r>
+        <w:rPr>
+          <w:rFonts w:cstheme="minorHAnsi"/>
+          <w:color w:val="000000" w:themeColor="text1"/>
+        </w:rPr>
+        <w:t xml:space="preserve">is a challenge!  Helping me learn who you are </w:t>
+      </w:r>
+      <w:r>
+        <w:rPr>
+          <w:rFonts w:cstheme="minorHAnsi"/>
+          <w:color w:val="000000" w:themeColor="text1"/>
+        </w:rPr>
+        <w:t>is a good way to do well on this grade</w:t>
+      </w:r>
+      <w:r>
+        <w:rPr>
+          <w:rFonts w:cstheme="minorHAnsi"/>
+          <w:color w:val="000000" w:themeColor="text1"/>
+        </w:rPr>
+        <w:t xml:space="preserve">. </w:t>
+      </w:r>
+      <w:r>
+        <w:rPr>
+          <w:rFonts w:cstheme="minorHAnsi"/>
+          <w:color w:val="000000" w:themeColor="text1"/>
+        </w:rPr>
         <w:t xml:space="preserve"> </w:t>
       </w:r>
       <w:r>
@@ -4646,90 +4882,110 @@
           <w:rFonts w:cstheme="minorHAnsi"/>
           <w:color w:val="000000" w:themeColor="text1"/>
         </w:rPr>
-        <w:t>Additionally, l</w:t>
-      </w:r>
-      <w:r>
-        <w:rPr>
-          <w:rFonts w:cstheme="minorHAnsi"/>
-          <w:color w:val="000000" w:themeColor="text1"/>
-        </w:rPr>
-        <w:t xml:space="preserve">ate arrivals to class and early departures will be noted and </w:t>
-      </w:r>
-      <w:r>
-        <w:rPr>
-          <w:rFonts w:cstheme="minorHAnsi"/>
-          <w:color w:val="000000" w:themeColor="text1"/>
-        </w:rPr>
-        <w:t>may</w:t>
-      </w:r>
-      <w:r>
-        <w:rPr>
-          <w:rFonts w:cstheme="minorHAnsi"/>
-          <w:color w:val="000000" w:themeColor="text1"/>
-        </w:rPr>
-        <w:t xml:space="preserve"> affect this aspect of your grade.  </w:t>
-      </w:r>
-    </w:p>
-    <w:p>
-      <w:pPr>
-        <w:rPr>
-          <w:rFonts w:cstheme="minorHAnsi"/>
-          <w:color w:val="000000" w:themeColor="text1"/>
-        </w:rPr>
-      </w:pPr>
-    </w:p>
-    <w:p>
-      <w:pPr>
-        <w:rPr>
-          <w:rFonts w:cstheme="minorHAnsi"/>
-          <w:color w:val="000000" w:themeColor="text1"/>
-        </w:rPr>
-      </w:pPr>
-      <w:r>
-        <w:rPr>
-          <w:rFonts w:cstheme="minorHAnsi"/>
-          <w:color w:val="000000" w:themeColor="text1"/>
-        </w:rPr>
-        <w:t>I will attempt</w:t>
-      </w:r>
-      <w:r>
-        <w:rPr>
-          <w:rFonts w:cstheme="minorHAnsi"/>
-          <w:color w:val="000000" w:themeColor="text1"/>
-        </w:rPr>
-        <w:t xml:space="preserve"> to get to know every student by name, but it </w:t>
-      </w:r>
-      <w:r>
-        <w:rPr>
-          <w:rFonts w:cstheme="minorHAnsi"/>
-          <w:color w:val="000000" w:themeColor="text1"/>
-        </w:rPr>
-        <w:t xml:space="preserve">is a challenge!  Helping me learn who you are </w:t>
-      </w:r>
-      <w:r>
-        <w:rPr>
-          <w:rFonts w:cstheme="minorHAnsi"/>
-          <w:color w:val="000000" w:themeColor="text1"/>
-        </w:rPr>
-        <w:t>is a good way to do well on this grade</w:t>
-      </w:r>
-      <w:r>
-        <w:rPr>
-          <w:rFonts w:cstheme="minorHAnsi"/>
-          <w:color w:val="000000" w:themeColor="text1"/>
-        </w:rPr>
-        <w:t xml:space="preserve">. </w:t>
-      </w:r>
-      <w:r>
-        <w:rPr>
-          <w:rFonts w:cstheme="minorHAnsi"/>
-          <w:color w:val="000000" w:themeColor="text1"/>
-        </w:rPr>
         <w:t xml:space="preserve"> </w:t>
       </w:r>
       <w:r>
         <w:rPr>
           <w:rFonts w:cstheme="minorHAnsi"/>
+          <w:b/>
+          <w:bCs/>
+          <w:color w:val="000000" w:themeColor="text1"/>
+        </w:rPr>
+        <w:t xml:space="preserve">Please use your name placards regularly </w:t>
+      </w:r>
+      <w:r>
+        <w:rPr>
+          <w:rFonts w:cstheme="minorHAnsi"/>
+          <w:b/>
+          <w:bCs/>
+          <w:color w:val="000000" w:themeColor="text1"/>
+        </w:rPr>
+        <w:t xml:space="preserve">throughout the semester </w:t>
+      </w:r>
+      <w:r>
+        <w:rPr>
+          <w:rFonts w:cstheme="minorHAnsi"/>
+          <w:color w:val="000000" w:themeColor="text1"/>
+        </w:rPr>
+        <w:t xml:space="preserve">so </w:t>
+      </w:r>
+      <w:r>
+        <w:rPr>
+          <w:rFonts w:cstheme="minorHAnsi"/>
+          <w:color w:val="000000" w:themeColor="text1"/>
+        </w:rPr>
+        <w:t xml:space="preserve">that </w:t>
+      </w:r>
+      <w:r>
+        <w:rPr>
+          <w:rFonts w:cstheme="minorHAnsi"/>
+          <w:color w:val="000000" w:themeColor="text1"/>
+        </w:rPr>
+        <w:t xml:space="preserve">I can </w:t>
+      </w:r>
+      <w:r>
+        <w:rPr>
+          <w:rFonts w:cstheme="minorHAnsi"/>
+          <w:color w:val="000000" w:themeColor="text1"/>
+        </w:rPr>
+        <w:t xml:space="preserve">best </w:t>
+      </w:r>
+      <w:r>
+        <w:rPr>
+          <w:rFonts w:cstheme="minorHAnsi"/>
+          <w:color w:val="000000" w:themeColor="text1"/>
+        </w:rPr>
+        <w:t xml:space="preserve">learn your name.   </w:t>
+      </w:r>
+    </w:p>
+    <w:p>
+      <w:pPr>
+        <w:rPr>
+          <w:rFonts w:cstheme="minorHAnsi"/>
+          <w:b/>
+          <w:bCs/>
+          <w:color w:val="000000" w:themeColor="text1"/>
+        </w:rPr>
+      </w:pPr>
+    </w:p>
+    <w:p>
+      <w:pPr>
+        <w:rPr>
+          <w:rFonts w:cstheme="minorHAnsi"/>
+          <w:color w:val="000000" w:themeColor="text1"/>
+        </w:rPr>
+      </w:pPr>
+      <w:r>
+        <w:rPr>
+          <w:rFonts w:cstheme="minorHAnsi"/>
+          <w:color w:val="000000" w:themeColor="text1"/>
+        </w:rPr>
+        <w:t xml:space="preserve">Note: </w:t>
+      </w:r>
+      <w:r>
+        <w:rPr>
+          <w:rFonts w:cstheme="minorHAnsi"/>
+          <w:color w:val="000000" w:themeColor="text1"/>
+        </w:rPr>
+        <w:t xml:space="preserve">All classes will be </w:t>
+      </w:r>
+      <w:r>
+        <w:rPr>
+          <w:rFonts w:cstheme="minorHAnsi"/>
+          <w:color w:val="000000" w:themeColor="text1"/>
+        </w:rPr>
+        <w:t xml:space="preserve">video </w:t>
+      </w:r>
+      <w:r>
+        <w:rPr>
+          <w:rFonts w:cstheme="minorHAnsi"/>
+          <w:color w:val="000000" w:themeColor="text1"/>
+        </w:rPr>
+        <w:t>recorded and posted on the Content</w:t>
+      </w:r>
+      <w:r>
+        <w:rPr>
+          <w:rFonts w:cstheme="minorHAnsi"/>
           <w:color w:val="000000" w:themeColor="text1"/>
         </w:rPr>
         <w:t xml:space="preserve"> </w:t>
@@ -4737,62 +4993,9 @@
       <w:r>
         <w:rPr>
           <w:rFonts w:cstheme="minorHAnsi"/>
-          <w:b/>
-          <w:bCs/>
-          <w:color w:val="000000" w:themeColor="text1"/>
-        </w:rPr>
-        <w:t xml:space="preserve">Please use your name placards regularly </w:t>
-      </w:r>
-      <w:r>
-        <w:rPr>
-          <w:rFonts w:cstheme="minorHAnsi"/>
-          <w:b/>
-          <w:bCs/>
-          <w:color w:val="000000" w:themeColor="text1"/>
-        </w:rPr>
-        <w:t xml:space="preserve">throughout the semester </w:t>
-      </w:r>
-      <w:r>
-        <w:rPr>
-          <w:rFonts w:cstheme="minorHAnsi"/>
-          <w:color w:val="000000" w:themeColor="text1"/>
-        </w:rPr>
-        <w:t xml:space="preserve">so </w:t>
-      </w:r>
-      <w:r>
-        <w:rPr>
-          <w:rFonts w:cstheme="minorHAnsi"/>
-          <w:color w:val="000000" w:themeColor="text1"/>
-        </w:rPr>
-        <w:t xml:space="preserve">that </w:t>
-      </w:r>
-      <w:r>
-        <w:rPr>
-          <w:rFonts w:cstheme="minorHAnsi"/>
-          <w:color w:val="000000" w:themeColor="text1"/>
-        </w:rPr>
-        <w:t xml:space="preserve">I can </w:t>
-      </w:r>
-      <w:r>
-        <w:rPr>
-          <w:rFonts w:cstheme="minorHAnsi"/>
-          <w:color w:val="000000" w:themeColor="text1"/>
-        </w:rPr>
-        <w:t xml:space="preserve">best </w:t>
-      </w:r>
-      <w:r>
-        <w:rPr>
-          <w:rFonts w:cstheme="minorHAnsi"/>
-          <w:color w:val="000000" w:themeColor="text1"/>
-        </w:rPr>
-        <w:t>learn your name</w:t>
-      </w:r>
-      <w:r>
-        <w:rPr>
-          <w:rFonts w:cstheme="minorHAnsi"/>
-          <w:color w:val="000000" w:themeColor="text1"/>
-        </w:rPr>
-        <w:t xml:space="preserve">. </w:t>
+          <w:color w:val="000000" w:themeColor="text1"/>
+        </w:rPr>
+        <w:t>=&gt;</w:t>
       </w:r>
       <w:r>
         <w:rPr>
@@ -4806,90 +5009,7 @@
           <w:rFonts w:cstheme="minorHAnsi"/>
           <w:color w:val="000000" w:themeColor="text1"/>
         </w:rPr>
-        <w:t xml:space="preserve"> </w:t>
-      </w:r>
-    </w:p>
-    <w:p>
-      <w:pPr>
-        <w:rPr>
-          <w:rFonts w:cstheme="minorHAnsi"/>
-          <w:b/>
-          <w:bCs/>
-          <w:color w:val="000000" w:themeColor="text1"/>
-        </w:rPr>
-      </w:pPr>
-    </w:p>
-    <w:p>
-      <w:pPr>
-        <w:rPr>
-          <w:rFonts w:cstheme="minorHAnsi"/>
-          <w:color w:val="000000" w:themeColor="text1"/>
-        </w:rPr>
-      </w:pPr>
-      <w:r>
-        <w:rPr>
-          <w:rFonts w:cstheme="minorHAnsi"/>
-          <w:color w:val="000000" w:themeColor="text1"/>
-        </w:rPr>
-        <w:t xml:space="preserve">Note: </w:t>
-      </w:r>
-      <w:r>
-        <w:rPr>
-          <w:rFonts w:cstheme="minorHAnsi"/>
-          <w:color w:val="000000" w:themeColor="text1"/>
-        </w:rPr>
-        <w:t xml:space="preserve">All classes will be </w:t>
-      </w:r>
-      <w:r>
-        <w:rPr>
-          <w:rFonts w:cstheme="minorHAnsi"/>
-          <w:color w:val="000000" w:themeColor="text1"/>
-        </w:rPr>
-        <w:t xml:space="preserve">video </w:t>
-      </w:r>
-      <w:r>
-        <w:rPr>
-          <w:rFonts w:cstheme="minorHAnsi"/>
-          <w:color w:val="000000" w:themeColor="text1"/>
-        </w:rPr>
-        <w:t>recorded and posted on the Content</w:t>
-      </w:r>
-      <w:r>
-        <w:rPr>
-          <w:rFonts w:cstheme="minorHAnsi"/>
-          <w:color w:val="000000" w:themeColor="text1"/>
-        </w:rPr>
-        <w:t xml:space="preserve"> </w:t>
-      </w:r>
-      <w:r>
-        <w:rPr>
-          <w:rFonts w:cstheme="minorHAnsi"/>
-          <w:color w:val="000000" w:themeColor="text1"/>
-        </w:rPr>
-        <w:t>=&gt;</w:t>
-      </w:r>
-      <w:r>
-        <w:rPr>
-          <w:rFonts w:cstheme="minorHAnsi"/>
-          <w:color w:val="000000" w:themeColor="text1"/>
-        </w:rPr>
-        <w:t xml:space="preserve"> </w:t>
-      </w:r>
-      <w:proofErr w:type="spellStart"/>
-      <w:r>
-        <w:rPr>
-          <w:rFonts w:cstheme="minorHAnsi"/>
-          <w:color w:val="000000" w:themeColor="text1"/>
-        </w:rPr>
-        <w:t>Mediasite</w:t>
-      </w:r>
-      <w:proofErr w:type="spellEnd"/>
-      <w:r>
-        <w:rPr>
-          <w:rFonts w:cstheme="minorHAnsi"/>
-          <w:color w:val="000000" w:themeColor="text1"/>
-        </w:rPr>
-        <w:t xml:space="preserve"> tab in Brightspace. </w:t>
+        <w:t xml:space="preserve">Mediasite tab in Brightspace. </w:t>
       </w:r>
     </w:p>
     <w:p>
@@ -4957,30 +5077,14 @@
           <w:rFonts w:cstheme="minorHAnsi"/>
           <w:color w:val="000000" w:themeColor="text1"/>
         </w:rPr>
-        <w:t xml:space="preserve">Your class project will consist of: defining a business problem that can be addressed by data; writing up and proposing the analysis; collecting the data; cleaning and preparing the data; performing the proper </w:t>
-      </w:r>
-      <w:proofErr w:type="gramStart"/>
-      <w:r>
-        <w:rPr>
-          <w:rFonts w:cstheme="minorHAnsi"/>
-          <w:color w:val="000000" w:themeColor="text1"/>
-        </w:rPr>
-        <w:t>analysis</w:t>
-      </w:r>
-      <w:r>
-        <w:rPr>
-          <w:rFonts w:cstheme="minorHAnsi"/>
-          <w:color w:val="000000" w:themeColor="text1"/>
-        </w:rPr>
-        <w:t>;  providing</w:t>
-      </w:r>
-      <w:proofErr w:type="gramEnd"/>
-      <w:r>
-        <w:rPr>
-          <w:rFonts w:cstheme="minorHAnsi"/>
-          <w:color w:val="000000" w:themeColor="text1"/>
-        </w:rPr>
-        <w:t xml:space="preserve"> an appropriate evaluation and defense of the model selected; and communication of the results via a presentation.   </w:t>
+        <w:t>Your class project will consist of: defining a business problem that can be addressed by data; writing up and proposing the analysis; collecting the data; cleaning and preparing the data; performing the proper analysis</w:t>
+      </w:r>
+      <w:r>
+        <w:rPr>
+          <w:rFonts w:cstheme="minorHAnsi"/>
+          <w:color w:val="000000" w:themeColor="text1"/>
+        </w:rPr>
+        <w:t xml:space="preserve">;  providing an appropriate evaluation and defense of the model selected; and communication of the results via a presentation.   </w:t>
       </w:r>
       <w:r>
         <w:rPr>
@@ -5024,97 +5128,88 @@
           <w:rFonts w:cstheme="minorHAnsi"/>
           <w:color w:val="000000" w:themeColor="text1"/>
         </w:rPr>
-        <w:t xml:space="preserve">Learning how to work within a team is </w:t>
-      </w:r>
-      <w:r>
-        <w:rPr>
-          <w:rFonts w:cstheme="minorHAnsi"/>
-          <w:color w:val="000000" w:themeColor="text1"/>
-        </w:rPr>
-        <w:t>one</w:t>
-      </w:r>
-      <w:r>
-        <w:rPr>
-          <w:rFonts w:cstheme="minorHAnsi"/>
-          <w:color w:val="000000" w:themeColor="text1"/>
-        </w:rPr>
-        <w:t xml:space="preserve"> main point of the project.  Some of you will be better coders, others will be better communicators, and the team should make use of the skills of all members team in the best way possible while trying to balance the responsibilities.  </w:t>
-      </w:r>
-      <w:r>
-        <w:rPr>
-          <w:rFonts w:cstheme="minorHAnsi"/>
-          <w:color w:val="000000" w:themeColor="text1"/>
-        </w:rPr>
-        <w:t xml:space="preserve">  You will be asked to evaluate the contributions of your team members at the end of the project.  </w:t>
-      </w:r>
-    </w:p>
-    <w:p>
-      <w:pPr>
-        <w:rPr>
-          <w:rFonts w:cstheme="minorHAnsi"/>
-          <w:color w:val="000000" w:themeColor="text1"/>
-        </w:rPr>
-      </w:pPr>
-    </w:p>
-    <w:p>
-      <w:pPr>
-        <w:rPr>
-          <w:rFonts w:cstheme="minorHAnsi"/>
-          <w:b/>
-          <w:bCs/>
-          <w:color w:val="000000" w:themeColor="text1"/>
-        </w:rPr>
-      </w:pPr>
-      <w:r>
-        <w:rPr>
-          <w:rFonts w:cstheme="minorHAnsi"/>
-          <w:color w:val="000000" w:themeColor="text1"/>
-        </w:rPr>
-        <w:t xml:space="preserve">You will have several benchmarks over the course of the term to meet </w:t>
-      </w:r>
-      <w:proofErr w:type="gramStart"/>
-      <w:r>
-        <w:rPr>
-          <w:rFonts w:cstheme="minorHAnsi"/>
-          <w:color w:val="000000" w:themeColor="text1"/>
-        </w:rPr>
-        <w:t>in order to</w:t>
-      </w:r>
-      <w:proofErr w:type="gramEnd"/>
-      <w:r>
-        <w:rPr>
-          <w:rFonts w:cstheme="minorHAnsi"/>
-          <w:color w:val="000000" w:themeColor="text1"/>
-        </w:rPr>
-        <w:t xml:space="preserve"> successfully complete the project, including an initial proposal writeup of the business question, and a “plan of attack”</w:t>
-      </w:r>
-      <w:r>
-        <w:rPr>
-          <w:rFonts w:cstheme="minorHAnsi"/>
-          <w:color w:val="000000" w:themeColor="text1"/>
-        </w:rPr>
-        <w:t xml:space="preserve">, and a project update around the middle of the term.  Your team will be expected to provide a writeup of the project and present the project and solution in a class presentation the last week of the class.    </w:t>
-      </w:r>
-      <w:r>
-        <w:rPr>
-          <w:rFonts w:cstheme="minorHAnsi"/>
-          <w:color w:val="000000" w:themeColor="text1"/>
-        </w:rPr>
-        <w:t xml:space="preserve">More </w:t>
-      </w:r>
-      <w:r>
-        <w:rPr>
-          <w:rFonts w:cstheme="minorHAnsi"/>
-          <w:color w:val="000000" w:themeColor="text1"/>
-        </w:rPr>
-        <w:t>information will be provided</w:t>
-      </w:r>
-      <w:r>
-        <w:rPr>
-          <w:rFonts w:cstheme="minorHAnsi"/>
-          <w:color w:val="000000" w:themeColor="text1"/>
-        </w:rPr>
-        <w:t xml:space="preserve">. </w:t>
+        <w:t xml:space="preserve">Learning how to work within a team is one main point of the project.  Some of you will be better coders, others will be better communicators, and the team should make use of the skills of all members team in the best way possible while trying to balance the responsibilities.    You will be asked to evaluate the contributions of your team members at the end of the project.  </w:t>
+      </w:r>
+    </w:p>
+    <w:p>
+      <w:pPr>
+        <w:rPr>
+          <w:rFonts w:cstheme="minorHAnsi"/>
+          <w:color w:val="000000" w:themeColor="text1"/>
+        </w:rPr>
+      </w:pPr>
+    </w:p>
+    <w:p>
+      <w:pPr>
+        <w:rPr>
+          <w:rFonts w:cstheme="minorHAnsi"/>
+          <w:b/>
+          <w:bCs/>
+          <w:color w:val="000000" w:themeColor="text1"/>
+        </w:rPr>
+      </w:pPr>
+      <w:r>
+        <w:rPr>
+          <w:rFonts w:cstheme="minorHAnsi"/>
+          <w:color w:val="000000" w:themeColor="text1"/>
+        </w:rPr>
+        <w:t>You will have several benchmarks over the course of the term to meet in order to successfully complete the project, including an initial proposal writeup of the business question, a “plan of attack”</w:t>
+      </w:r>
+      <w:r>
+        <w:rPr>
+          <w:rFonts w:cstheme="minorHAnsi"/>
+          <w:color w:val="000000" w:themeColor="text1"/>
+        </w:rPr>
+        <w:t xml:space="preserve">, and a project update around the middle of the term.  Your team will be expected to provide a writeup of the project and present </w:t>
+      </w:r>
+      <w:r>
+        <w:rPr>
+          <w:rFonts w:cstheme="minorHAnsi"/>
+          <w:color w:val="000000" w:themeColor="text1"/>
+        </w:rPr>
+        <w:t>your project as</w:t>
+      </w:r>
+      <w:r>
+        <w:rPr>
+          <w:rFonts w:cstheme="minorHAnsi"/>
+          <w:color w:val="000000" w:themeColor="text1"/>
+        </w:rPr>
+        <w:t xml:space="preserve"> a class presentation </w:t>
+      </w:r>
+      <w:r>
+        <w:rPr>
+          <w:rFonts w:cstheme="minorHAnsi"/>
+          <w:color w:val="000000" w:themeColor="text1"/>
+        </w:rPr>
+        <w:t xml:space="preserve">during </w:t>
+      </w:r>
+      <w:r>
+        <w:rPr>
+          <w:rFonts w:cstheme="minorHAnsi"/>
+          <w:color w:val="000000" w:themeColor="text1"/>
+        </w:rPr>
+        <w:t xml:space="preserve">the last </w:t>
+      </w:r>
+      <w:r>
+        <w:rPr>
+          <w:rFonts w:cstheme="minorHAnsi"/>
+          <w:color w:val="000000" w:themeColor="text1"/>
+        </w:rPr>
+        <w:t>two weeks</w:t>
+      </w:r>
+      <w:r>
+        <w:rPr>
+          <w:rFonts w:cstheme="minorHAnsi"/>
+          <w:color w:val="000000" w:themeColor="text1"/>
+        </w:rPr>
+        <w:t xml:space="preserve"> of the class.    </w:t>
+      </w:r>
+      <w:r>
+        <w:rPr>
+          <w:rFonts w:cstheme="minorHAnsi"/>
+          <w:color w:val="000000" w:themeColor="text1"/>
+        </w:rPr>
+        <w:t xml:space="preserve">You can find more details about the data project in Brightspace. </w:t>
       </w:r>
     </w:p>
     <w:p>
@@ -5133,43 +5228,53 @@
           <w:rFonts w:cstheme="minorHAnsi"/>
           <w:b/>
           <w:bCs/>
+          <w:color w:val="000000" w:themeColor="text1"/>
+        </w:rPr>
+      </w:pPr>
+    </w:p>
+    <w:p>
+      <w:pPr>
+        <w:rPr>
+          <w:rFonts w:cstheme="minorHAnsi"/>
+          <w:b/>
+          <w:bCs/>
           <w:color w:val="4472C4" w:themeColor="accent1"/>
-        </w:rPr>
-      </w:pPr>
-    </w:p>
-    <w:p>
-      <w:pPr>
-        <w:rPr>
-          <w:rFonts w:cstheme="minorHAnsi"/>
-          <w:b/>
-          <w:bCs/>
-          <w:color w:val="000000" w:themeColor="text1"/>
-          <w:sz w:val="28"/>
-          <w:szCs w:val="28"/>
-        </w:rPr>
-      </w:pPr>
-    </w:p>
-    <w:p>
-      <w:pPr>
-        <w:rPr>
-          <w:rFonts w:cstheme="minorHAnsi"/>
-          <w:b/>
-          <w:bCs/>
-          <w:color w:val="000000" w:themeColor="text1"/>
-          <w:sz w:val="28"/>
-          <w:szCs w:val="28"/>
-        </w:rPr>
-      </w:pPr>
-      <w:r>
-        <w:rPr>
-          <w:rFonts w:cstheme="minorHAnsi"/>
-          <w:b/>
-          <w:bCs/>
-          <w:color w:val="000000" w:themeColor="text1"/>
-          <w:sz w:val="28"/>
-          <w:szCs w:val="28"/>
-        </w:rPr>
-        <w:t>Other Policies:</w:t>
+          <w:sz w:val="32"/>
+          <w:szCs w:val="32"/>
+        </w:rPr>
+      </w:pPr>
+      <w:r>
+        <w:rPr>
+          <w:rFonts w:cstheme="minorHAnsi"/>
+          <w:b/>
+          <w:bCs/>
+          <w:color w:val="4472C4" w:themeColor="accent1"/>
+          <w:sz w:val="32"/>
+          <w:szCs w:val="32"/>
+        </w:rPr>
+        <w:t xml:space="preserve">Other </w:t>
+      </w:r>
+      <w:r>
+        <w:rPr>
+          <w:rFonts w:cstheme="minorHAnsi"/>
+          <w:b/>
+          <w:bCs/>
+          <w:color w:val="4472C4" w:themeColor="accent1"/>
+          <w:sz w:val="32"/>
+          <w:szCs w:val="32"/>
+        </w:rPr>
+        <w:t xml:space="preserve">Stern </w:t>
+      </w:r>
+      <w:r>
+        <w:rPr>
+          <w:rFonts w:cstheme="minorHAnsi"/>
+          <w:b/>
+          <w:bCs/>
+          <w:color w:val="4472C4" w:themeColor="accent1"/>
+          <w:sz w:val="32"/>
+          <w:szCs w:val="32"/>
+        </w:rPr>
+        <w:t>Policies:</w:t>
       </w:r>
     </w:p>
     <w:p>
@@ -5191,6 +5296,119 @@
           <w:bCs/>
           <w:color w:val="000000" w:themeColor="text1"/>
         </w:rPr>
+        <w:t>Student Wellness</w:t>
+      </w:r>
+      <w:r>
+        <w:rPr>
+          <w:rFonts w:cstheme="minorHAnsi"/>
+          <w:b/>
+          <w:bCs/>
+          <w:color w:val="000000" w:themeColor="text1"/>
+        </w:rPr>
+        <w:t xml:space="preserve">: </w:t>
+      </w:r>
+      <w:r>
+        <w:rPr>
+          <w:rFonts w:cstheme="minorHAnsi"/>
+          <w:color w:val="000000" w:themeColor="text1"/>
+        </w:rPr>
+        <w:t>Classes can get stressful. I encourage you to reach out if you need help. The NYU Wellness Exchange offers mental health support. You can reach them 24/7 at 212 443 9999, or via the “NYU Wellness Exchange” app. There are also drop in hours and appointments. Find out more at:</w:t>
+      </w:r>
+      <w:r>
+        <w:rPr>
+          <w:rFonts w:cstheme="minorHAnsi"/>
+          <w:color w:val="000000" w:themeColor="text1"/>
+        </w:rPr>
+        <w:t xml:space="preserve"> </w:t>
+      </w:r>
+      <w:r>
+        <w:rPr>
+          <w:rFonts w:cstheme="minorHAnsi"/>
+          <w:color w:val="000000" w:themeColor="text1"/>
+        </w:rPr>
+        <w:t>http://www.nyu.edu/students/health-and-wellness/counseling-services.html</w:t>
+      </w:r>
+    </w:p>
+    <w:p>
+      <w:pPr>
+        <w:pStyle w:val="ListParagraph"/>
+        <w:numPr>
+          <w:ilvl w:val="0"/>
+          <w:numId w:val="3"/>
+        </w:numPr>
+        <w:rPr>
+          <w:rFonts w:cstheme="minorHAnsi"/>
+          <w:color w:val="000000" w:themeColor="text1"/>
+        </w:rPr>
+      </w:pPr>
+      <w:r>
+        <w:rPr>
+          <w:rFonts w:cstheme="minorHAnsi"/>
+          <w:b/>
+          <w:bCs/>
+          <w:color w:val="000000" w:themeColor="text1"/>
+        </w:rPr>
+        <w:t>Name Pronunciation and Pronouns</w:t>
+      </w:r>
+      <w:r>
+        <w:rPr>
+          <w:rFonts w:cstheme="minorHAnsi"/>
+          <w:b/>
+          <w:bCs/>
+          <w:color w:val="000000" w:themeColor="text1"/>
+        </w:rPr>
+        <w:t xml:space="preserve">:  </w:t>
+      </w:r>
+      <w:r>
+        <w:rPr>
+          <w:rFonts w:cstheme="minorHAnsi"/>
+          <w:color w:val="000000" w:themeColor="text1"/>
+        </w:rPr>
+        <w:t>NYU Stern students now have the ability to include their pronouns and name pronunciation in</w:t>
+      </w:r>
+      <w:r>
+        <w:rPr>
+          <w:rFonts w:cstheme="minorHAnsi"/>
+          <w:color w:val="000000" w:themeColor="text1"/>
+        </w:rPr>
+        <w:t xml:space="preserve"> </w:t>
+      </w:r>
+      <w:r>
+        <w:rPr>
+          <w:rFonts w:cstheme="minorHAnsi"/>
+          <w:color w:val="000000" w:themeColor="text1"/>
+        </w:rPr>
+        <w:t>Albert. I encourage you to share your name pronunciation and pronouns this way</w:t>
+      </w:r>
+      <w:r>
+        <w:rPr>
+          <w:rFonts w:cstheme="minorHAnsi"/>
+          <w:color w:val="000000" w:themeColor="text1"/>
+        </w:rPr>
+        <w:t xml:space="preserve"> so I can better refer to you in your preferred manner. </w:t>
+      </w:r>
+    </w:p>
+    <w:p>
+      <w:pPr>
+        <w:pStyle w:val="ListParagraph"/>
+        <w:numPr>
+          <w:ilvl w:val="0"/>
+          <w:numId w:val="3"/>
+        </w:numPr>
+        <w:rPr>
+          <w:rFonts w:cstheme="minorHAnsi"/>
+          <w:b/>
+          <w:bCs/>
+          <w:color w:val="000000" w:themeColor="text1"/>
+        </w:rPr>
+      </w:pPr>
+      <w:r>
+        <w:rPr>
+          <w:rFonts w:cstheme="minorHAnsi"/>
+          <w:b/>
+          <w:bCs/>
+          <w:color w:val="000000" w:themeColor="text1"/>
+        </w:rPr>
         <w:t>Religious Holidays:</w:t>
       </w:r>
       <w:r>
@@ -5207,7 +5425,7 @@
         </w:rPr>
         <w:t xml:space="preserve">NYU’s </w:t>
       </w:r>
-      <w:hyperlink r:id="rId11">
+      <w:hyperlink r:id="rId13">
         <w:r>
           <w:rPr>
             <w:rStyle w:val="Hyperlink"/>
@@ -5221,24 +5439,7 @@
           <w:rFonts w:cstheme="minorHAnsi"/>
           <w:color w:val="000000" w:themeColor="text1"/>
         </w:rPr>
-        <w:t xml:space="preserve"> states that members of any religious group may, without penalty, absent themselves from classes when required in </w:t>
-      </w:r>
-      <w:r>
-        <w:rPr>
-          <w:rFonts w:cstheme="minorHAnsi"/>
-          <w:color w:val="000000" w:themeColor="text1"/>
-        </w:rPr>
-        <w:lastRenderedPageBreak/>
-        <w:t xml:space="preserve">compliance with their religious obligations. </w:t>
-      </w:r>
-      <w:r>
-        <w:rPr>
-          <w:rFonts w:cstheme="minorHAnsi"/>
-          <w:b/>
-          <w:bCs/>
-          <w:color w:val="000000" w:themeColor="text1"/>
-        </w:rPr>
-        <w:t xml:space="preserve">You must notify me </w:t>
+        <w:t xml:space="preserve"> states states that members of any religious group may, without penalty, absent themselves from classes when required in compliance with their religious obligations. You must notify me in advance of religious holidays or observances that might coincide with exams, assignments, or class times to schedule mutually acceptable alternatives. Please review all class dates </w:t>
       </w:r>
       <w:r>
         <w:rPr>
@@ -5254,21 +5455,7 @@
           <w:rFonts w:cstheme="minorHAnsi"/>
           <w:color w:val="000000" w:themeColor="text1"/>
         </w:rPr>
-        <w:t xml:space="preserve"> of religious holidays or observances that might coincide with exams, assignments, or class times to schedule mutually acceptable alternatives.</w:t>
-      </w:r>
-      <w:r>
-        <w:rPr>
-          <w:rFonts w:cstheme="minorHAnsi"/>
-          <w:color w:val="000000" w:themeColor="text1"/>
-        </w:rPr>
-        <w:t xml:space="preserve"> </w:t>
-      </w:r>
-      <w:r>
-        <w:rPr>
-          <w:rFonts w:cstheme="minorHAnsi"/>
-          <w:color w:val="000000" w:themeColor="text1"/>
-        </w:rPr>
-        <w:t xml:space="preserve">Please review all class dates at the start of the semester and review all course requirements to identify any foreseeable conflicts with exams, course assignments, projects, or other items required for participation and attendance. </w:t>
+        <w:t xml:space="preserve"> to identify any foreseeable conflicts. If you are aware of a potential conflict, please contact me to discuss how they can be accommodated. </w:t>
       </w:r>
     </w:p>
     <w:p>
@@ -5313,7 +5500,7 @@
         </w:rPr>
         <w:t xml:space="preserve">apply through the </w:t>
       </w:r>
-      <w:hyperlink r:id="rId12" w:history="1">
+      <w:hyperlink r:id="rId14" w:history="1">
         <w:r>
           <w:rPr>
             <w:rStyle w:val="Hyperlink"/>
@@ -5344,7 +5531,7 @@
         </w:rPr>
         <w:t xml:space="preserve">, </w:t>
       </w:r>
-      <w:hyperlink r:id="rId13">
+      <w:hyperlink r:id="rId15">
         <w:r>
           <w:rPr>
             <w:rStyle w:val="Hyperlink"/>
@@ -5379,7 +5566,22 @@
           <w:rFonts w:cstheme="minorHAnsi"/>
           <w:color w:val="000000" w:themeColor="text1"/>
         </w:rPr>
-        <w:t xml:space="preserve">If you will need to take an exam at the Moses Center for Student Accessibility, you must submit a completed Exam Accommodations Form to them at least one week prior to the scheduled exam time to be guaranteed accommodation. </w:t>
+        <w:t xml:space="preserve">If you will need to take an exam at the Moses Center for Student Accessibility, you must submit a </w:t>
+      </w:r>
+      <w:r>
+        <w:rPr>
+          <w:rFonts w:cstheme="minorHAnsi"/>
+          <w:color w:val="000000" w:themeColor="text1"/>
+        </w:rPr>
+        <w:lastRenderedPageBreak/>
+        <w:t xml:space="preserve">completed Exam Accommodations Form to them at least one week prior to the scheduled exam time to be guaranteed accommodation. </w:t>
+      </w:r>
+      <w:r>
+        <w:rPr>
+          <w:rFonts w:cstheme="minorHAnsi"/>
+          <w:color w:val="000000" w:themeColor="text1"/>
+        </w:rPr>
+        <w:t>For more information, visit the CSA website: https://www.nyu.edu/students/communities-and-groups/student-accessibility.html</w:t>
       </w:r>
     </w:p>
     <w:p>
@@ -5413,27 +5615,41 @@
           <w:b/>
           <w:bCs/>
         </w:rPr>
-        <w:t>class:</w:t>
-      </w:r>
-      <w:r>
-        <w:rPr>
-          <w:rFonts w:cstheme="minorHAnsi"/>
-        </w:rPr>
-        <w:t xml:space="preserve">   You should bring a laptop to class with </w:t>
-      </w:r>
-      <w:proofErr w:type="gramStart"/>
-      <w:r>
-        <w:rPr>
-          <w:rFonts w:cstheme="minorHAnsi"/>
-        </w:rPr>
-        <w:t>you</w:t>
-      </w:r>
-      <w:proofErr w:type="gramEnd"/>
-      <w:r>
-        <w:rPr>
-          <w:rFonts w:cstheme="minorHAnsi"/>
-        </w:rPr>
-        <w:t xml:space="preserve"> if possible, as </w:t>
+        <w:t>class</w:t>
+      </w:r>
+      <w:r>
+        <w:rPr>
+          <w:rFonts w:cstheme="minorHAnsi"/>
+          <w:b/>
+          <w:bCs/>
+        </w:rPr>
+        <w:t xml:space="preserve"> Electronic Device Policy</w:t>
+      </w:r>
+      <w:r>
+        <w:rPr>
+          <w:rFonts w:cstheme="minorHAnsi"/>
+          <w:b/>
+          <w:bCs/>
+        </w:rPr>
+        <w:t>:</w:t>
+      </w:r>
+      <w:r>
+        <w:rPr>
+          <w:rFonts w:cstheme="minorHAnsi"/>
+        </w:rPr>
+        <w:t xml:space="preserve">   You should bring a laptop to class</w:t>
+      </w:r>
+      <w:r>
+        <w:rPr>
+          <w:rFonts w:cstheme="minorHAnsi"/>
+        </w:rPr>
+        <w:t xml:space="preserve">, </w:t>
+      </w:r>
+      <w:r>
+        <w:rPr>
+          <w:rFonts w:cstheme="minorHAnsi"/>
+        </w:rPr>
+        <w:t xml:space="preserve">as </w:t>
       </w:r>
       <w:r>
         <w:rPr>
@@ -5445,13 +5661,13 @@
         <w:rPr>
           <w:rFonts w:cstheme="minorHAnsi"/>
         </w:rPr>
-        <w:t>P</w:t>
-      </w:r>
-      <w:r>
-        <w:rPr>
-          <w:rFonts w:cstheme="minorHAnsi"/>
-        </w:rPr>
-        <w:t>ython notebooks with me in real time</w:t>
+        <w:t>data analyses</w:t>
+      </w:r>
+      <w:r>
+        <w:rPr>
+          <w:rFonts w:cstheme="minorHAnsi"/>
+        </w:rPr>
+        <w:t xml:space="preserve"> with me in real time</w:t>
       </w:r>
       <w:r>
         <w:rPr>
@@ -5471,7 +5687,23 @@
           <w:i/>
           <w:iCs/>
         </w:rPr>
-        <w:t xml:space="preserve">Please refrain from the use of mobile phones during class. </w:t>
+        <w:t xml:space="preserve">Please refrain from the use of mobile phones </w:t>
+      </w:r>
+      <w:r>
+        <w:rPr>
+          <w:rFonts w:cstheme="minorHAnsi"/>
+          <w:i/>
+          <w:iCs/>
+        </w:rPr>
+        <w:t xml:space="preserve">or browsing non-class related material on laptops </w:t>
+      </w:r>
+      <w:r>
+        <w:rPr>
+          <w:rFonts w:cstheme="minorHAnsi"/>
+          <w:i/>
+          <w:iCs/>
+        </w:rPr>
+        <w:t xml:space="preserve">during class. </w:t>
       </w:r>
     </w:p>
     <w:p>
@@ -5499,7 +5731,21 @@
           <w:rFonts w:cstheme="minorHAnsi"/>
           <w:iCs/>
         </w:rPr>
-        <w:t>This course strives to support and cultivate diversity of thought, perspectives, and experiences</w:t>
+        <w:t xml:space="preserve">My goal is to </w:t>
+      </w:r>
+      <w:r>
+        <w:rPr>
+          <w:rFonts w:cstheme="minorHAnsi"/>
+          <w:iCs/>
+        </w:rPr>
+        <w:t>support and cultivate diversity of thought, perspectives, and experiences</w:t>
+      </w:r>
+      <w:r>
+        <w:rPr>
+          <w:rFonts w:cstheme="minorHAnsi"/>
+          <w:iCs/>
+        </w:rPr>
+        <w:t xml:space="preserve"> in this class</w:t>
       </w:r>
       <w:r>
         <w:rPr>
@@ -5514,7 +5760,19 @@
         <w:rPr>
           <w:rFonts w:cstheme="minorHAnsi"/>
         </w:rPr>
-        <w:t>I am committed to every student feeling a sense of belonging in the classroom.  If for any reason you feel excluded, I ask that I be your first point of contact to discuss your concern.  I am open to hearing your concerns and learning from each other.</w:t>
+        <w:t xml:space="preserve">I am committed to every student feeling a sense of belonging in the classroom.  If for any reason you feel excluded, </w:t>
+      </w:r>
+      <w:r>
+        <w:rPr>
+          <w:rFonts w:cstheme="minorHAnsi"/>
+        </w:rPr>
+        <w:t xml:space="preserve">please let me </w:t>
+      </w:r>
+      <w:r>
+        <w:rPr>
+          <w:rFonts w:cstheme="minorHAnsi"/>
+        </w:rPr>
+        <w:t>be your first point of contact to discuss your concern.  I am open to hearing your concerns and learning from each other.</w:t>
       </w:r>
     </w:p>
     <w:p>
@@ -5543,7 +5801,7 @@
         </w:rPr>
         <w:t xml:space="preserve">   We take pride in our well-rounded education and approach our academics with honesty and integrity. Indeed, integrity is critical to all that we do here at NYU Stern. As members of our community, all students agree to abide by the </w:t>
       </w:r>
-      <w:hyperlink r:id="rId14">
+      <w:hyperlink r:id="rId16">
         <w:r>
           <w:rPr>
             <w:rFonts w:cstheme="minorHAnsi"/>
@@ -5661,7 +5919,7 @@
         </w:rPr>
         <w:t xml:space="preserve"> The Stern Code of Conduct and Judiciary Process applies to all students enrolled in Stern courses.   Information can be found here:  </w:t>
       </w:r>
-      <w:hyperlink r:id="rId15" w:anchor="t">
+      <w:hyperlink r:id="rId17" w:anchor="t">
         <w:r>
           <w:rPr>
             <w:rFonts w:cstheme="minorHAnsi"/>
@@ -5677,7 +5935,7 @@
         </w:rPr>
         <w:t xml:space="preserve">.  The full Student Conduct Policy can be found here: </w:t>
       </w:r>
-      <w:hyperlink r:id="rId16" w:history="1">
+      <w:hyperlink r:id="rId18" w:history="1">
         <w:r>
           <w:rPr>
             <w:rStyle w:val="Hyperlink"/>
@@ -5705,7 +5963,7 @@
 </file>
 
 <file path=word/endnotes.xml><?xml version="1.0" encoding="utf-8"?>
-<w:endnotes xmlns:wpc="http://schemas.microsoft.com/office/word/2010/wordprocessingCanvas" xmlns:cx="http://schemas.microsoft.com/office/drawing/2014/chartex" xmlns:cx1="http://schemas.microsoft.com/office/drawing/2015/9/8/chartex" xmlns:cx2="http://schemas.microsoft.com/office/drawing/2015/10/21/chartex" xmlns:cx3="http://schemas.microsoft.com/office/drawing/2016/5/9/chartex" xmlns:cx4="http://schemas.microsoft.com/office/drawing/2016/5/10/chartex" xmlns:cx5="http://schemas.microsoft.com/office/drawing/2016/5/11/chartex" xmlns:cx6="http://schemas.microsoft.com/office/drawing/2016/5/12/chartex" xmlns:cx7="http://schemas.microsoft.com/office/drawing/2016/5/13/chartex" xmlns:cx8="http://schemas.microsoft.com/office/drawing/2016/5/14/chartex" xmlns:mc="http://schemas.openxmlformats.org/markup-compatibility/2006" xmlns:aink="http://schemas.microsoft.com/office/drawing/2016/ink" xmlns:am3d="http://schemas.microsoft.com/office/drawing/2017/model3d" xmlns:o="urn:schemas-microsoft-com:office:office" xmlns:oel="http://schemas.microsoft.com/office/2019/extlst" xmlns:r="http://schemas.openxmlformats.org/officeDocument/2006/relationships" xmlns:m="http://schemas.openxmlformats.org/officeDocument/2006/math" xmlns:v="urn:schemas-microsoft-com:vml" xmlns:wp14="http://schemas.microsoft.com/office/word/2010/wordprocessingDrawing" xmlns:wp="http://schemas.openxmlformats.org/drawingml/2006/wordprocessingDrawing" xmlns:w10="urn:schemas-microsoft-com:office:word" xmlns:w="http://schemas.openxmlformats.org/wordprocessingml/2006/main" xmlns:w14="http://schemas.microsoft.com/office/word/2010/wordml" xmlns:w15="http://schemas.microsoft.com/office/word/2012/wordml" xmlns:w16cex="http://schemas.microsoft.com/office/word/2018/wordml/cex" xmlns:w16cid="http://schemas.microsoft.com/office/word/2016/wordml/cid" xmlns:w16="http://schemas.microsoft.com/office/word/2018/wordml" xmlns:w16du="http://schemas.microsoft.com/office/word/2023/wordml/word16du" xmlns:w16sdtdh="http://schemas.microsoft.com/office/word/2020/wordml/sdtdatahash" xmlns:w16se="http://schemas.microsoft.com/office/word/2015/wordml/symex" xmlns:wpg="http://schemas.microsoft.com/office/word/2010/wordprocessingGroup" xmlns:wpi="http://schemas.microsoft.com/office/word/2010/wordprocessingInk" xmlns:wne="http://schemas.microsoft.com/office/word/2006/wordml" xmlns:wps="http://schemas.microsoft.com/office/word/2010/wordprocessingShape" mc:Ignorable="w14 w15 w16se w16cid w16 w16cex w16sdtdh w16du wp14">
+<w:endnotes xmlns:wpc="http://schemas.microsoft.com/office/word/2010/wordprocessingCanvas" xmlns:cx="http://schemas.microsoft.com/office/drawing/2014/chartex" xmlns:cx1="http://schemas.microsoft.com/office/drawing/2015/9/8/chartex" xmlns:cx2="http://schemas.microsoft.com/office/drawing/2015/10/21/chartex" xmlns:cx3="http://schemas.microsoft.com/office/drawing/2016/5/9/chartex" xmlns:cx4="http://schemas.microsoft.com/office/drawing/2016/5/10/chartex" xmlns:cx5="http://schemas.microsoft.com/office/drawing/2016/5/11/chartex" xmlns:cx6="http://schemas.microsoft.com/office/drawing/2016/5/12/chartex" xmlns:cx7="http://schemas.microsoft.com/office/drawing/2016/5/13/chartex" xmlns:cx8="http://schemas.microsoft.com/office/drawing/2016/5/14/chartex" xmlns:mc="http://schemas.openxmlformats.org/markup-compatibility/2006" xmlns:aink="http://schemas.microsoft.com/office/drawing/2016/ink" xmlns:am3d="http://schemas.microsoft.com/office/drawing/2017/model3d" xmlns:o="urn:schemas-microsoft-com:office:office" xmlns:oel="http://schemas.microsoft.com/office/2019/extlst" xmlns:r="http://schemas.openxmlformats.org/officeDocument/2006/relationships" xmlns:m="http://schemas.openxmlformats.org/officeDocument/2006/math" xmlns:v="urn:schemas-microsoft-com:vml" xmlns:wp14="http://schemas.microsoft.com/office/word/2010/wordprocessingDrawing" xmlns:wp="http://schemas.openxmlformats.org/drawingml/2006/wordprocessingDrawing" xmlns:w10="urn:schemas-microsoft-com:office:word" xmlns:w="http://schemas.openxmlformats.org/wordprocessingml/2006/main" xmlns:w14="http://schemas.microsoft.com/office/word/2010/wordml" xmlns:w15="http://schemas.microsoft.com/office/word/2012/wordml" xmlns:w16cex="http://schemas.microsoft.com/office/word/2018/wordml/cex" xmlns:w16cid="http://schemas.microsoft.com/office/word/2016/wordml/cid" xmlns:w16="http://schemas.microsoft.com/office/word/2018/wordml" xmlns:w16du="http://schemas.microsoft.com/office/word/2023/wordml/word16du" xmlns:w16sdtdh="http://schemas.microsoft.com/office/word/2020/wordml/sdtdatahash" xmlns:w16sdtfl="http://schemas.microsoft.com/office/word/2024/wordml/sdtformatlock" xmlns:w16se="http://schemas.microsoft.com/office/word/2015/wordml/symex" xmlns:wpg="http://schemas.microsoft.com/office/word/2010/wordprocessingGroup" xmlns:wpi="http://schemas.microsoft.com/office/word/2010/wordprocessingInk" xmlns:wne="http://schemas.microsoft.com/office/word/2006/wordml" xmlns:wps="http://schemas.microsoft.com/office/word/2010/wordprocessingShape" mc:Ignorable="w14 w15 w16se w16cid w16 w16cex w16sdtdh w16sdtfl w16du wp14">
   <w:endnote w:type="separator" w:id="-1">
     <w:p>
       <w:r>
@@ -5724,7 +5982,7 @@
 </file>
 
 <file path=word/footnotes.xml><?xml version="1.0" encoding="utf-8"?>
-<w:footnotes xmlns:wpc="http://schemas.microsoft.com/office/word/2010/wordprocessingCanvas" xmlns:cx="http://schemas.microsoft.com/office/drawing/2014/chartex" xmlns:cx1="http://schemas.microsoft.com/office/drawing/2015/9/8/chartex" xmlns:cx2="http://schemas.microsoft.com/office/drawing/2015/10/21/chartex" xmlns:cx3="http://schemas.microsoft.com/office/drawing/2016/5/9/chartex" xmlns:cx4="http://schemas.microsoft.com/office/drawing/2016/5/10/chartex" xmlns:cx5="http://schemas.microsoft.com/office/drawing/2016/5/11/chartex" xmlns:cx6="http://schemas.microsoft.com/office/drawing/2016/5/12/chartex" xmlns:cx7="http://schemas.microsoft.com/office/drawing/2016/5/13/chartex" xmlns:cx8="http://schemas.microsoft.com/office/drawing/2016/5/14/chartex" xmlns:mc="http://schemas.openxmlformats.org/markup-compatibility/2006" xmlns:aink="http://schemas.microsoft.com/office/drawing/2016/ink" xmlns:am3d="http://schemas.microsoft.com/office/drawing/2017/model3d" xmlns:o="urn:schemas-microsoft-com:office:office" xmlns:oel="http://schemas.microsoft.com/office/2019/extlst" xmlns:r="http://schemas.openxmlformats.org/officeDocument/2006/relationships" xmlns:m="http://schemas.openxmlformats.org/officeDocument/2006/math" xmlns:v="urn:schemas-microsoft-com:vml" xmlns:wp14="http://schemas.microsoft.com/office/word/2010/wordprocessingDrawing" xmlns:wp="http://schemas.openxmlformats.org/drawingml/2006/wordprocessingDrawing" xmlns:w10="urn:schemas-microsoft-com:office:word" xmlns:w="http://schemas.openxmlformats.org/wordprocessingml/2006/main" xmlns:w14="http://schemas.microsoft.com/office/word/2010/wordml" xmlns:w15="http://schemas.microsoft.com/office/word/2012/wordml" xmlns:w16cex="http://schemas.microsoft.com/office/word/2018/wordml/cex" xmlns:w16cid="http://schemas.microsoft.com/office/word/2016/wordml/cid" xmlns:w16="http://schemas.microsoft.com/office/word/2018/wordml" xmlns:w16du="http://schemas.microsoft.com/office/word/2023/wordml/word16du" xmlns:w16sdtdh="http://schemas.microsoft.com/office/word/2020/wordml/sdtdatahash" xmlns:w16se="http://schemas.microsoft.com/office/word/2015/wordml/symex" xmlns:wpg="http://schemas.microsoft.com/office/word/2010/wordprocessingGroup" xmlns:wpi="http://schemas.microsoft.com/office/word/2010/wordprocessingInk" xmlns:wne="http://schemas.microsoft.com/office/word/2006/wordml" xmlns:wps="http://schemas.microsoft.com/office/word/2010/wordprocessingShape" mc:Ignorable="w14 w15 w16se w16cid w16 w16cex w16sdtdh w16du wp14">
+<w:footnotes xmlns:wpc="http://schemas.microsoft.com/office/word/2010/wordprocessingCanvas" xmlns:cx="http://schemas.microsoft.com/office/drawing/2014/chartex" xmlns:cx1="http://schemas.microsoft.com/office/drawing/2015/9/8/chartex" xmlns:cx2="http://schemas.microsoft.com/office/drawing/2015/10/21/chartex" xmlns:cx3="http://schemas.microsoft.com/office/drawing/2016/5/9/chartex" xmlns:cx4="http://schemas.microsoft.com/office/drawing/2016/5/10/chartex" xmlns:cx5="http://schemas.microsoft.com/office/drawing/2016/5/11/chartex" xmlns:cx6="http://schemas.microsoft.com/office/drawing/2016/5/12/chartex" xmlns:cx7="http://schemas.microsoft.com/office/drawing/2016/5/13/chartex" xmlns:cx8="http://schemas.microsoft.com/office/drawing/2016/5/14/chartex" xmlns:mc="http://schemas.openxmlformats.org/markup-compatibility/2006" xmlns:aink="http://schemas.microsoft.com/office/drawing/2016/ink" xmlns:am3d="http://schemas.microsoft.com/office/drawing/2017/model3d" xmlns:o="urn:schemas-microsoft-com:office:office" xmlns:oel="http://schemas.microsoft.com/office/2019/extlst" xmlns:r="http://schemas.openxmlformats.org/officeDocument/2006/relationships" xmlns:m="http://schemas.openxmlformats.org/officeDocument/2006/math" xmlns:v="urn:schemas-microsoft-com:vml" xmlns:wp14="http://schemas.microsoft.com/office/word/2010/wordprocessingDrawing" xmlns:wp="http://schemas.openxmlformats.org/drawingml/2006/wordprocessingDrawing" xmlns:w10="urn:schemas-microsoft-com:office:word" xmlns:w="http://schemas.openxmlformats.org/wordprocessingml/2006/main" xmlns:w14="http://schemas.microsoft.com/office/word/2010/wordml" xmlns:w15="http://schemas.microsoft.com/office/word/2012/wordml" xmlns:w16cex="http://schemas.microsoft.com/office/word/2018/wordml/cex" xmlns:w16cid="http://schemas.microsoft.com/office/word/2016/wordml/cid" xmlns:w16="http://schemas.microsoft.com/office/word/2018/wordml" xmlns:w16du="http://schemas.microsoft.com/office/word/2023/wordml/word16du" xmlns:w16sdtdh="http://schemas.microsoft.com/office/word/2020/wordml/sdtdatahash" xmlns:w16sdtfl="http://schemas.microsoft.com/office/word/2024/wordml/sdtformatlock" xmlns:w16se="http://schemas.microsoft.com/office/word/2015/wordml/symex" xmlns:wpg="http://schemas.microsoft.com/office/word/2010/wordprocessingGroup" xmlns:wpi="http://schemas.microsoft.com/office/word/2010/wordprocessingInk" xmlns:wne="http://schemas.microsoft.com/office/word/2006/wordml" xmlns:wps="http://schemas.microsoft.com/office/word/2010/wordprocessingShape" mc:Ignorable="w14 w15 w16se w16cid w16 w16cex w16sdtdh w16sdtfl w16du wp14">
   <w:footnote w:type="separator" w:id="-1">
     <w:p>
       <w:r>
@@ -5743,8 +6001,121 @@
 </file>
 
 <file path=word/numbering.xml><?xml version="1.0" encoding="utf-8"?>
-<w:numbering xmlns:wpc="http://schemas.microsoft.com/office/word/2010/wordprocessingCanvas" xmlns:cx="http://schemas.microsoft.com/office/drawing/2014/chartex" xmlns:cx1="http://schemas.microsoft.com/office/drawing/2015/9/8/chartex" xmlns:cx2="http://schemas.microsoft.com/office/drawing/2015/10/21/chartex" xmlns:cx3="http://schemas.microsoft.com/office/drawing/2016/5/9/chartex" xmlns:cx4="http://schemas.microsoft.com/office/drawing/2016/5/10/chartex" xmlns:cx5="http://schemas.microsoft.com/office/drawing/2016/5/11/chartex" xmlns:cx6="http://schemas.microsoft.com/office/drawing/2016/5/12/chartex" xmlns:cx7="http://schemas.microsoft.com/office/drawing/2016/5/13/chartex" xmlns:cx8="http://schemas.microsoft.com/office/drawing/2016/5/14/chartex" xmlns:mc="http://schemas.openxmlformats.org/markup-compatibility/2006" xmlns:aink="http://schemas.microsoft.com/office/drawing/2016/ink" xmlns:am3d="http://schemas.microsoft.com/office/drawing/2017/model3d" xmlns:o="urn:schemas-microsoft-com:office:office" xmlns:oel="http://schemas.microsoft.com/office/2019/extlst" xmlns:r="http://schemas.openxmlformats.org/officeDocument/2006/relationships" xmlns:m="http://schemas.openxmlformats.org/officeDocument/2006/math" xmlns:v="urn:schemas-microsoft-com:vml" xmlns:wp14="http://schemas.microsoft.com/office/word/2010/wordprocessingDrawing" xmlns:wp="http://schemas.openxmlformats.org/drawingml/2006/wordprocessingDrawing" xmlns:w10="urn:schemas-microsoft-com:office:word" xmlns:w="http://schemas.openxmlformats.org/wordprocessingml/2006/main" xmlns:w14="http://schemas.microsoft.com/office/word/2010/wordml" xmlns:w15="http://schemas.microsoft.com/office/word/2012/wordml" xmlns:w16cex="http://schemas.microsoft.com/office/word/2018/wordml/cex" xmlns:w16cid="http://schemas.microsoft.com/office/word/2016/wordml/cid" xmlns:w16="http://schemas.microsoft.com/office/word/2018/wordml" xmlns:w16du="http://schemas.microsoft.com/office/word/2023/wordml/word16du" xmlns:w16sdtdh="http://schemas.microsoft.com/office/word/2020/wordml/sdtdatahash" xmlns:w16se="http://schemas.microsoft.com/office/word/2015/wordml/symex" xmlns:wpg="http://schemas.microsoft.com/office/word/2010/wordprocessingGroup" xmlns:wpi="http://schemas.microsoft.com/office/word/2010/wordprocessingInk" xmlns:wne="http://schemas.microsoft.com/office/word/2006/wordml" xmlns:wps="http://schemas.microsoft.com/office/word/2010/wordprocessingShape" mc:Ignorable="w14 w15 w16se w16cid w16 w16cex w16sdtdh w16du wp14">
+<w:numbering xmlns:wpc="http://schemas.microsoft.com/office/word/2010/wordprocessingCanvas" xmlns:cx="http://schemas.microsoft.com/office/drawing/2014/chartex" xmlns:cx1="http://schemas.microsoft.com/office/drawing/2015/9/8/chartex" xmlns:cx2="http://schemas.microsoft.com/office/drawing/2015/10/21/chartex" xmlns:cx3="http://schemas.microsoft.com/office/drawing/2016/5/9/chartex" xmlns:cx4="http://schemas.microsoft.com/office/drawing/2016/5/10/chartex" xmlns:cx5="http://schemas.microsoft.com/office/drawing/2016/5/11/chartex" xmlns:cx6="http://schemas.microsoft.com/office/drawing/2016/5/12/chartex" xmlns:cx7="http://schemas.microsoft.com/office/drawing/2016/5/13/chartex" xmlns:cx8="http://schemas.microsoft.com/office/drawing/2016/5/14/chartex" xmlns:mc="http://schemas.openxmlformats.org/markup-compatibility/2006" xmlns:aink="http://schemas.microsoft.com/office/drawing/2016/ink" xmlns:am3d="http://schemas.microsoft.com/office/drawing/2017/model3d" xmlns:o="urn:schemas-microsoft-com:office:office" xmlns:oel="http://schemas.microsoft.com/office/2019/extlst" xmlns:r="http://schemas.openxmlformats.org/officeDocument/2006/relationships" xmlns:m="http://schemas.openxmlformats.org/officeDocument/2006/math" xmlns:v="urn:schemas-microsoft-com:vml" xmlns:wp14="http://schemas.microsoft.com/office/word/2010/wordprocessingDrawing" xmlns:wp="http://schemas.openxmlformats.org/drawingml/2006/wordprocessingDrawing" xmlns:w10="urn:schemas-microsoft-com:office:word" xmlns:w="http://schemas.openxmlformats.org/wordprocessingml/2006/main" xmlns:w14="http://schemas.microsoft.com/office/word/2010/wordml" xmlns:w15="http://schemas.microsoft.com/office/word/2012/wordml" xmlns:w16cex="http://schemas.microsoft.com/office/word/2018/wordml/cex" xmlns:w16cid="http://schemas.microsoft.com/office/word/2016/wordml/cid" xmlns:w16="http://schemas.microsoft.com/office/word/2018/wordml" xmlns:w16du="http://schemas.microsoft.com/office/word/2023/wordml/word16du" xmlns:w16sdtdh="http://schemas.microsoft.com/office/word/2020/wordml/sdtdatahash" xmlns:w16sdtfl="http://schemas.microsoft.com/office/word/2024/wordml/sdtformatlock" xmlns:w16se="http://schemas.microsoft.com/office/word/2015/wordml/symex" xmlns:wpg="http://schemas.microsoft.com/office/word/2010/wordprocessingGroup" xmlns:wpi="http://schemas.microsoft.com/office/word/2010/wordprocessingInk" xmlns:wne="http://schemas.microsoft.com/office/word/2006/wordml" xmlns:wps="http://schemas.microsoft.com/office/word/2010/wordprocessingShape" mc:Ignorable="w14 w15 w16se w16cid w16 w16cex w16sdtdh w16sdtfl w16du wp14">
   <w:abstractNum w:abstractNumId="0" w15:restartNumberingAfterBreak="0">
+    <w:nsid w:val="03726D81"/>
+    <w:multiLevelType w:val="hybridMultilevel"/>
+    <w:tmpl w:val="29C4CBD0"/>
+    <w:lvl w:ilvl="0" w:tplc="BFE650EE">
+      <w:numFmt w:val="bullet"/>
+      <w:lvlText w:val="-"/>
+      <w:lvlJc w:val="left"/>
+      <w:pPr>
+        <w:ind w:left="720" w:hanging="360"/>
+      </w:pPr>
+      <w:rPr>
+        <w:rFonts w:ascii="Calibri" w:eastAsiaTheme="minorHAnsi" w:hAnsi="Calibri" w:cs="Calibri" w:hint="default"/>
+        <w:b/>
+      </w:rPr>
+    </w:lvl>
+    <w:lvl w:ilvl="1" w:tplc="04090003" w:tentative="1">
+      <w:start w:val="1"/>
+      <w:numFmt w:val="bullet"/>
+      <w:lvlText w:val="o"/>
+      <w:lvlJc w:val="left"/>
+      <w:pPr>
+        <w:ind w:left="1440" w:hanging="360"/>
+      </w:pPr>
+      <w:rPr>
+        <w:rFonts w:ascii="Courier New" w:hAnsi="Courier New" w:cs="Courier New" w:hint="default"/>
+      </w:rPr>
+    </w:lvl>
+    <w:lvl w:ilvl="2" w:tplc="04090005" w:tentative="1">
+      <w:start w:val="1"/>
+      <w:numFmt w:val="bullet"/>
+      <w:lvlText w:val=""/>
+      <w:lvlJc w:val="left"/>
+      <w:pPr>
+        <w:ind w:left="2160" w:hanging="360"/>
+      </w:pPr>
+      <w:rPr>
+        <w:rFonts w:ascii="Wingdings" w:hAnsi="Wingdings" w:hint="default"/>
+      </w:rPr>
+    </w:lvl>
+    <w:lvl w:ilvl="3" w:tplc="04090001" w:tentative="1">
+      <w:start w:val="1"/>
+      <w:numFmt w:val="bullet"/>
+      <w:lvlText w:val=""/>
+      <w:lvlJc w:val="left"/>
+      <w:pPr>
+        <w:ind w:left="2880" w:hanging="360"/>
+      </w:pPr>
+      <w:rPr>
+        <w:rFonts w:ascii="Symbol" w:hAnsi="Symbol" w:hint="default"/>
+      </w:rPr>
+    </w:lvl>
+    <w:lvl w:ilvl="4" w:tplc="04090003" w:tentative="1">
+      <w:start w:val="1"/>
+      <w:numFmt w:val="bullet"/>
+      <w:lvlText w:val="o"/>
+      <w:lvlJc w:val="left"/>
+      <w:pPr>
+        <w:ind w:left="3600" w:hanging="360"/>
+      </w:pPr>
+      <w:rPr>
+        <w:rFonts w:ascii="Courier New" w:hAnsi="Courier New" w:cs="Courier New" w:hint="default"/>
+      </w:rPr>
+    </w:lvl>
+    <w:lvl w:ilvl="5" w:tplc="04090005" w:tentative="1">
+      <w:start w:val="1"/>
+      <w:numFmt w:val="bullet"/>
+      <w:lvlText w:val=""/>
+      <w:lvlJc w:val="left"/>
+      <w:pPr>
+        <w:ind w:left="4320" w:hanging="360"/>
+      </w:pPr>
+      <w:rPr>
+        <w:rFonts w:ascii="Wingdings" w:hAnsi="Wingdings" w:hint="default"/>
+      </w:rPr>
+    </w:lvl>
+    <w:lvl w:ilvl="6" w:tplc="04090001" w:tentative="1">
+      <w:start w:val="1"/>
+      <w:numFmt w:val="bullet"/>
+      <w:lvlText w:val=""/>
+      <w:lvlJc w:val="left"/>
+      <w:pPr>
+        <w:ind w:left="5040" w:hanging="360"/>
+      </w:pPr>
+      <w:rPr>
+        <w:rFonts w:ascii="Symbol" w:hAnsi="Symbol" w:hint="default"/>
+      </w:rPr>
+    </w:lvl>
+    <w:lvl w:ilvl="7" w:tplc="04090003" w:tentative="1">
+      <w:start w:val="1"/>
+      <w:numFmt w:val="bullet"/>
+      <w:lvlText w:val="o"/>
+      <w:lvlJc w:val="left"/>
+      <w:pPr>
+        <w:ind w:left="5760" w:hanging="360"/>
+      </w:pPr>
+      <w:rPr>
+        <w:rFonts w:ascii="Courier New" w:hAnsi="Courier New" w:cs="Courier New" w:hint="default"/>
+      </w:rPr>
+    </w:lvl>
+    <w:lvl w:ilvl="8" w:tplc="04090005" w:tentative="1">
+      <w:start w:val="1"/>
+      <w:numFmt w:val="bullet"/>
+      <w:lvlText w:val=""/>
+      <w:lvlJc w:val="left"/>
+      <w:pPr>
+        <w:ind w:left="6480" w:hanging="360"/>
+      </w:pPr>
+      <w:rPr>
+        <w:rFonts w:ascii="Wingdings" w:hAnsi="Wingdings" w:hint="default"/>
+      </w:rPr>
+    </w:lvl>
+  </w:abstractNum>
+  <w:abstractNum w:abstractNumId="1" w15:restartNumberingAfterBreak="0">
     <w:nsid w:val="1AD21EE0"/>
     <w:multiLevelType w:val="hybridMultilevel"/>
     <w:tmpl w:val="E7B0FDC4"/>
@@ -5856,7 +6227,7 @@
       </w:rPr>
     </w:lvl>
   </w:abstractNum>
-  <w:abstractNum w:abstractNumId="1" w15:restartNumberingAfterBreak="0">
+  <w:abstractNum w:abstractNumId="2" w15:restartNumberingAfterBreak="0">
     <w:nsid w:val="1BEA06DC"/>
     <w:multiLevelType w:val="multilevel"/>
     <w:tmpl w:val="C2C48FA0"/>
@@ -5969,7 +6340,7 @@
       </w:pPr>
     </w:lvl>
   </w:abstractNum>
-  <w:abstractNum w:abstractNumId="2" w15:restartNumberingAfterBreak="0">
+  <w:abstractNum w:abstractNumId="3" w15:restartNumberingAfterBreak="0">
     <w:nsid w:val="1C3273C6"/>
     <w:multiLevelType w:val="hybridMultilevel"/>
     <w:tmpl w:val="B69067A0"/>
@@ -6082,7 +6453,7 @@
       </w:rPr>
     </w:lvl>
   </w:abstractNum>
-  <w:abstractNum w:abstractNumId="3" w15:restartNumberingAfterBreak="0">
+  <w:abstractNum w:abstractNumId="4" w15:restartNumberingAfterBreak="0">
     <w:nsid w:val="1E0E4712"/>
     <w:multiLevelType w:val="multilevel"/>
     <w:tmpl w:val="8BCEE668"/>
@@ -6195,7 +6566,7 @@
       </w:rPr>
     </w:lvl>
   </w:abstractNum>
-  <w:abstractNum w:abstractNumId="4" w15:restartNumberingAfterBreak="0">
+  <w:abstractNum w:abstractNumId="5" w15:restartNumberingAfterBreak="0">
     <w:nsid w:val="23285CB7"/>
     <w:multiLevelType w:val="multilevel"/>
     <w:tmpl w:val="45A63DEE"/>
@@ -6308,7 +6679,231 @@
       </w:pPr>
     </w:lvl>
   </w:abstractNum>
-  <w:abstractNum w:abstractNumId="5" w15:restartNumberingAfterBreak="0">
+  <w:abstractNum w:abstractNumId="6" w15:restartNumberingAfterBreak="0">
+    <w:nsid w:val="28D07342"/>
+    <w:multiLevelType w:val="hybridMultilevel"/>
+    <w:tmpl w:val="EB6406E4"/>
+    <w:lvl w:ilvl="0" w:tplc="88025A50">
+      <w:numFmt w:val="bullet"/>
+      <w:lvlText w:val="-"/>
+      <w:lvlJc w:val="left"/>
+      <w:pPr>
+        <w:ind w:left="1440" w:hanging="360"/>
+      </w:pPr>
+      <w:rPr>
+        <w:rFonts w:ascii="Calibri" w:eastAsiaTheme="minorHAnsi" w:hAnsi="Calibri" w:cs="Calibri" w:hint="default"/>
+      </w:rPr>
+    </w:lvl>
+    <w:lvl w:ilvl="1" w:tplc="04090003" w:tentative="1">
+      <w:start w:val="1"/>
+      <w:numFmt w:val="bullet"/>
+      <w:lvlText w:val="o"/>
+      <w:lvlJc w:val="left"/>
+      <w:pPr>
+        <w:ind w:left="2160" w:hanging="360"/>
+      </w:pPr>
+      <w:rPr>
+        <w:rFonts w:ascii="Courier New" w:hAnsi="Courier New" w:cs="Courier New" w:hint="default"/>
+      </w:rPr>
+    </w:lvl>
+    <w:lvl w:ilvl="2" w:tplc="04090005" w:tentative="1">
+      <w:start w:val="1"/>
+      <w:numFmt w:val="bullet"/>
+      <w:lvlText w:val=""/>
+      <w:lvlJc w:val="left"/>
+      <w:pPr>
+        <w:ind w:left="2880" w:hanging="360"/>
+      </w:pPr>
+      <w:rPr>
+        <w:rFonts w:ascii="Wingdings" w:hAnsi="Wingdings" w:hint="default"/>
+      </w:rPr>
+    </w:lvl>
+    <w:lvl w:ilvl="3" w:tplc="04090001" w:tentative="1">
+      <w:start w:val="1"/>
+      <w:numFmt w:val="bullet"/>
+      <w:lvlText w:val=""/>
+      <w:lvlJc w:val="left"/>
+      <w:pPr>
+        <w:ind w:left="3600" w:hanging="360"/>
+      </w:pPr>
+      <w:rPr>
+        <w:rFonts w:ascii="Symbol" w:hAnsi="Symbol" w:hint="default"/>
+      </w:rPr>
+    </w:lvl>
+    <w:lvl w:ilvl="4" w:tplc="04090003" w:tentative="1">
+      <w:start w:val="1"/>
+      <w:numFmt w:val="bullet"/>
+      <w:lvlText w:val="o"/>
+      <w:lvlJc w:val="left"/>
+      <w:pPr>
+        <w:ind w:left="4320" w:hanging="360"/>
+      </w:pPr>
+      <w:rPr>
+        <w:rFonts w:ascii="Courier New" w:hAnsi="Courier New" w:cs="Courier New" w:hint="default"/>
+      </w:rPr>
+    </w:lvl>
+    <w:lvl w:ilvl="5" w:tplc="04090005" w:tentative="1">
+      <w:start w:val="1"/>
+      <w:numFmt w:val="bullet"/>
+      <w:lvlText w:val=""/>
+      <w:lvlJc w:val="left"/>
+      <w:pPr>
+        <w:ind w:left="5040" w:hanging="360"/>
+      </w:pPr>
+      <w:rPr>
+        <w:rFonts w:ascii="Wingdings" w:hAnsi="Wingdings" w:hint="default"/>
+      </w:rPr>
+    </w:lvl>
+    <w:lvl w:ilvl="6" w:tplc="04090001" w:tentative="1">
+      <w:start w:val="1"/>
+      <w:numFmt w:val="bullet"/>
+      <w:lvlText w:val=""/>
+      <w:lvlJc w:val="left"/>
+      <w:pPr>
+        <w:ind w:left="5760" w:hanging="360"/>
+      </w:pPr>
+      <w:rPr>
+        <w:rFonts w:ascii="Symbol" w:hAnsi="Symbol" w:hint="default"/>
+      </w:rPr>
+    </w:lvl>
+    <w:lvl w:ilvl="7" w:tplc="04090003" w:tentative="1">
+      <w:start w:val="1"/>
+      <w:numFmt w:val="bullet"/>
+      <w:lvlText w:val="o"/>
+      <w:lvlJc w:val="left"/>
+      <w:pPr>
+        <w:ind w:left="6480" w:hanging="360"/>
+      </w:pPr>
+      <w:rPr>
+        <w:rFonts w:ascii="Courier New" w:hAnsi="Courier New" w:cs="Courier New" w:hint="default"/>
+      </w:rPr>
+    </w:lvl>
+    <w:lvl w:ilvl="8" w:tplc="04090005" w:tentative="1">
+      <w:start w:val="1"/>
+      <w:numFmt w:val="bullet"/>
+      <w:lvlText w:val=""/>
+      <w:lvlJc w:val="left"/>
+      <w:pPr>
+        <w:ind w:left="7200" w:hanging="360"/>
+      </w:pPr>
+      <w:rPr>
+        <w:rFonts w:ascii="Wingdings" w:hAnsi="Wingdings" w:hint="default"/>
+      </w:rPr>
+    </w:lvl>
+  </w:abstractNum>
+  <w:abstractNum w:abstractNumId="7" w15:restartNumberingAfterBreak="0">
+    <w:nsid w:val="2E3303CF"/>
+    <w:multiLevelType w:val="hybridMultilevel"/>
+    <w:tmpl w:val="976239C8"/>
+    <w:lvl w:ilvl="0" w:tplc="4EF6BEA0">
+      <w:numFmt w:val="bullet"/>
+      <w:lvlText w:val="-"/>
+      <w:lvlJc w:val="left"/>
+      <w:pPr>
+        <w:ind w:left="720" w:hanging="360"/>
+      </w:pPr>
+      <w:rPr>
+        <w:rFonts w:ascii="Calibri" w:eastAsiaTheme="minorHAnsi" w:hAnsi="Calibri" w:cs="Calibri" w:hint="default"/>
+      </w:rPr>
+    </w:lvl>
+    <w:lvl w:ilvl="1" w:tplc="04090003" w:tentative="1">
+      <w:start w:val="1"/>
+      <w:numFmt w:val="bullet"/>
+      <w:lvlText w:val="o"/>
+      <w:lvlJc w:val="left"/>
+      <w:pPr>
+        <w:ind w:left="1440" w:hanging="360"/>
+      </w:pPr>
+      <w:rPr>
+        <w:rFonts w:ascii="Courier New" w:hAnsi="Courier New" w:cs="Courier New" w:hint="default"/>
+      </w:rPr>
+    </w:lvl>
+    <w:lvl w:ilvl="2" w:tplc="04090005" w:tentative="1">
+      <w:start w:val="1"/>
+      <w:numFmt w:val="bullet"/>
+      <w:lvlText w:val=""/>
+      <w:lvlJc w:val="left"/>
+      <w:pPr>
+        <w:ind w:left="2160" w:hanging="360"/>
+      </w:pPr>
+      <w:rPr>
+        <w:rFonts w:ascii="Wingdings" w:hAnsi="Wingdings" w:hint="default"/>
+      </w:rPr>
+    </w:lvl>
+    <w:lvl w:ilvl="3" w:tplc="04090001" w:tentative="1">
+      <w:start w:val="1"/>
+      <w:numFmt w:val="bullet"/>
+      <w:lvlText w:val=""/>
+      <w:lvlJc w:val="left"/>
+      <w:pPr>
+        <w:ind w:left="2880" w:hanging="360"/>
+      </w:pPr>
+      <w:rPr>
+        <w:rFonts w:ascii="Symbol" w:hAnsi="Symbol" w:hint="default"/>
+      </w:rPr>
+    </w:lvl>
+    <w:lvl w:ilvl="4" w:tplc="04090003" w:tentative="1">
+      <w:start w:val="1"/>
+      <w:numFmt w:val="bullet"/>
+      <w:lvlText w:val="o"/>
+      <w:lvlJc w:val="left"/>
+      <w:pPr>
+        <w:ind w:left="3600" w:hanging="360"/>
+      </w:pPr>
+      <w:rPr>
+        <w:rFonts w:ascii="Courier New" w:hAnsi="Courier New" w:cs="Courier New" w:hint="default"/>
+      </w:rPr>
+    </w:lvl>
+    <w:lvl w:ilvl="5" w:tplc="04090005" w:tentative="1">
+      <w:start w:val="1"/>
+      <w:numFmt w:val="bullet"/>
+      <w:lvlText w:val=""/>
+      <w:lvlJc w:val="left"/>
+      <w:pPr>
+        <w:ind w:left="4320" w:hanging="360"/>
+      </w:pPr>
+      <w:rPr>
+        <w:rFonts w:ascii="Wingdings" w:hAnsi="Wingdings" w:hint="default"/>
+      </w:rPr>
+    </w:lvl>
+    <w:lvl w:ilvl="6" w:tplc="04090001" w:tentative="1">
+      <w:start w:val="1"/>
+      <w:numFmt w:val="bullet"/>
+      <w:lvlText w:val=""/>
+      <w:lvlJc w:val="left"/>
+      <w:pPr>
+        <w:ind w:left="5040" w:hanging="360"/>
+      </w:pPr>
+      <w:rPr>
+        <w:rFonts w:ascii="Symbol" w:hAnsi="Symbol" w:hint="default"/>
+      </w:rPr>
+    </w:lvl>
+    <w:lvl w:ilvl="7" w:tplc="04090003" w:tentative="1">
+      <w:start w:val="1"/>
+      <w:numFmt w:val="bullet"/>
+      <w:lvlText w:val="o"/>
+      <w:lvlJc w:val="left"/>
+      <w:pPr>
+        <w:ind w:left="5760" w:hanging="360"/>
+      </w:pPr>
+      <w:rPr>
+        <w:rFonts w:ascii="Courier New" w:hAnsi="Courier New" w:cs="Courier New" w:hint="default"/>
+      </w:rPr>
+    </w:lvl>
+    <w:lvl w:ilvl="8" w:tplc="04090005" w:tentative="1">
+      <w:start w:val="1"/>
+      <w:numFmt w:val="bullet"/>
+      <w:lvlText w:val=""/>
+      <w:lvlJc w:val="left"/>
+      <w:pPr>
+        <w:ind w:left="6480" w:hanging="360"/>
+      </w:pPr>
+      <w:rPr>
+        <w:rFonts w:ascii="Wingdings" w:hAnsi="Wingdings" w:hint="default"/>
+      </w:rPr>
+    </w:lvl>
+  </w:abstractNum>
+  <w:abstractNum w:abstractNumId="8" w15:restartNumberingAfterBreak="0">
     <w:nsid w:val="2E7D3AED"/>
     <w:multiLevelType w:val="multilevel"/>
     <w:tmpl w:val="B7C69E4A"/>
@@ -6421,7 +7016,7 @@
       </w:pPr>
     </w:lvl>
   </w:abstractNum>
-  <w:abstractNum w:abstractNumId="6" w15:restartNumberingAfterBreak="0">
+  <w:abstractNum w:abstractNumId="9" w15:restartNumberingAfterBreak="0">
     <w:nsid w:val="37A62C22"/>
     <w:multiLevelType w:val="hybridMultilevel"/>
     <w:tmpl w:val="ABC065FC"/>
@@ -6534,7 +7129,7 @@
       </w:rPr>
     </w:lvl>
   </w:abstractNum>
-  <w:abstractNum w:abstractNumId="7" w15:restartNumberingAfterBreak="0">
+  <w:abstractNum w:abstractNumId="10" w15:restartNumberingAfterBreak="0">
     <w:nsid w:val="3DBE7052"/>
     <w:multiLevelType w:val="hybridMultilevel"/>
     <w:tmpl w:val="AD1A6D48"/>
@@ -6647,7 +7242,7 @@
       </w:rPr>
     </w:lvl>
   </w:abstractNum>
-  <w:abstractNum w:abstractNumId="8" w15:restartNumberingAfterBreak="0">
+  <w:abstractNum w:abstractNumId="11" w15:restartNumberingAfterBreak="0">
     <w:nsid w:val="5A3B5634"/>
     <w:multiLevelType w:val="hybridMultilevel"/>
     <w:tmpl w:val="C452F4B8"/>
@@ -6760,7 +7355,7 @@
       </w:rPr>
     </w:lvl>
   </w:abstractNum>
-  <w:abstractNum w:abstractNumId="9" w15:restartNumberingAfterBreak="0">
+  <w:abstractNum w:abstractNumId="12" w15:restartNumberingAfterBreak="0">
     <w:nsid w:val="5DC355A6"/>
     <w:multiLevelType w:val="hybridMultilevel"/>
     <w:tmpl w:val="0EECE116"/>
@@ -6775,7 +7370,7 @@
         <w:rFonts w:ascii="Calibri" w:eastAsiaTheme="minorHAnsi" w:hAnsi="Calibri" w:cs="Calibri" w:hint="default"/>
       </w:rPr>
     </w:lvl>
-    <w:lvl w:ilvl="1" w:tplc="04090003" w:tentative="1">
+    <w:lvl w:ilvl="1" w:tplc="04090003">
       <w:start w:val="1"/>
       <w:numFmt w:val="bullet"/>
       <w:lvlText w:val="o"/>
@@ -6872,7 +7467,7 @@
       </w:rPr>
     </w:lvl>
   </w:abstractNum>
-  <w:abstractNum w:abstractNumId="10" w15:restartNumberingAfterBreak="0">
+  <w:abstractNum w:abstractNumId="13" w15:restartNumberingAfterBreak="0">
     <w:nsid w:val="640970DE"/>
     <w:multiLevelType w:val="hybridMultilevel"/>
     <w:tmpl w:val="84F29DBC"/>
@@ -6986,43 +7581,52 @@
     </w:lvl>
   </w:abstractNum>
   <w:num w:numId="1" w16cid:durableId="2037466807">
+    <w:abstractNumId w:val="2"/>
+  </w:num>
+  <w:num w:numId="2" w16cid:durableId="13658084">
+    <w:abstractNumId w:val="13"/>
+  </w:num>
+  <w:num w:numId="3" w16cid:durableId="1762019344">
+    <w:abstractNumId w:val="11"/>
+  </w:num>
+  <w:num w:numId="4" w16cid:durableId="1322975248">
+    <w:abstractNumId w:val="8"/>
+  </w:num>
+  <w:num w:numId="5" w16cid:durableId="945036737">
+    <w:abstractNumId w:val="3"/>
+  </w:num>
+  <w:num w:numId="6" w16cid:durableId="1218512548">
+    <w:abstractNumId w:val="4"/>
+  </w:num>
+  <w:num w:numId="7" w16cid:durableId="34428985">
     <w:abstractNumId w:val="1"/>
   </w:num>
-  <w:num w:numId="2" w16cid:durableId="13658084">
+  <w:num w:numId="8" w16cid:durableId="630981480">
+    <w:abstractNumId w:val="5"/>
+  </w:num>
+  <w:num w:numId="9" w16cid:durableId="1861623757">
+    <w:abstractNumId w:val="9"/>
+  </w:num>
+  <w:num w:numId="10" w16cid:durableId="1344894905">
     <w:abstractNumId w:val="10"/>
   </w:num>
-  <w:num w:numId="3" w16cid:durableId="1762019344">
-    <w:abstractNumId w:val="8"/>
+  <w:num w:numId="11" w16cid:durableId="1471247749">
+    <w:abstractNumId w:val="12"/>
   </w:num>
-  <w:num w:numId="4" w16cid:durableId="1322975248">
-    <w:abstractNumId w:val="5"/>
-  </w:num>
-  <w:num w:numId="5" w16cid:durableId="945036737">
-    <w:abstractNumId w:val="2"/>
-  </w:num>
-  <w:num w:numId="6" w16cid:durableId="1218512548">
-    <w:abstractNumId w:val="3"/>
-  </w:num>
-  <w:num w:numId="7" w16cid:durableId="34428985">
+  <w:num w:numId="12" w16cid:durableId="1206139272">
     <w:abstractNumId w:val="0"/>
   </w:num>
-  <w:num w:numId="8" w16cid:durableId="630981480">
-    <w:abstractNumId w:val="4"/>
-  </w:num>
-  <w:num w:numId="9" w16cid:durableId="1861623757">
-    <w:abstractNumId w:val="6"/>
-  </w:num>
-  <w:num w:numId="10" w16cid:durableId="1344894905">
+  <w:num w:numId="13" w16cid:durableId="87195483">
     <w:abstractNumId w:val="7"/>
   </w:num>
-  <w:num w:numId="11" w16cid:durableId="1471247749">
-    <w:abstractNumId w:val="9"/>
+  <w:num w:numId="14" w16cid:durableId="1900939615">
+    <w:abstractNumId w:val="6"/>
   </w:num>
 </w:numbering>
 </file>
 
 <file path=word/styles.xml><?xml version="1.0" encoding="utf-8"?>
-<w:styles xmlns:mc="http://schemas.openxmlformats.org/markup-compatibility/2006" xmlns:r="http://schemas.openxmlformats.org/officeDocument/2006/relationships" xmlns:w="http://schemas.openxmlformats.org/wordprocessingml/2006/main" xmlns:w14="http://schemas.microsoft.com/office/word/2010/wordml" xmlns:w15="http://schemas.microsoft.com/office/word/2012/wordml" xmlns:w16cex="http://schemas.microsoft.com/office/word/2018/wordml/cex" xmlns:w16cid="http://schemas.microsoft.com/office/word/2016/wordml/cid" xmlns:w16="http://schemas.microsoft.com/office/word/2018/wordml" xmlns:w16du="http://schemas.microsoft.com/office/word/2023/wordml/word16du" xmlns:w16sdtdh="http://schemas.microsoft.com/office/word/2020/wordml/sdtdatahash" xmlns:w16se="http://schemas.microsoft.com/office/word/2015/wordml/symex" mc:Ignorable="w14 w15 w16se w16cid w16 w16cex w16sdtdh w16du">
+<w:styles xmlns:mc="http://schemas.openxmlformats.org/markup-compatibility/2006" xmlns:r="http://schemas.openxmlformats.org/officeDocument/2006/relationships" xmlns:w="http://schemas.openxmlformats.org/wordprocessingml/2006/main" xmlns:w14="http://schemas.microsoft.com/office/word/2010/wordml" xmlns:w15="http://schemas.microsoft.com/office/word/2012/wordml" xmlns:w16cex="http://schemas.microsoft.com/office/word/2018/wordml/cex" xmlns:w16cid="http://schemas.microsoft.com/office/word/2016/wordml/cid" xmlns:w16="http://schemas.microsoft.com/office/word/2018/wordml" xmlns:w16du="http://schemas.microsoft.com/office/word/2023/wordml/word16du" xmlns:w16sdtdh="http://schemas.microsoft.com/office/word/2020/wordml/sdtdatahash" xmlns:w16sdtfl="http://schemas.microsoft.com/office/word/2024/wordml/sdtformatlock" xmlns:w16se="http://schemas.microsoft.com/office/word/2015/wordml/symex" mc:Ignorable="w14 w15 w16se w16cid w16 w16cex w16sdtdh w16sdtfl w16du">
   <w:docDefaults>
     <w:rPrDefault>
       <w:rPr>
@@ -7419,6 +8023,27 @@
     <w:qFormat/>
     <w:rsid w:val="00737BBE"/>
   </w:style>
+  <w:style w:type="paragraph" w:styleId="Heading3">
+    <w:name w:val="heading 3"/>
+    <w:basedOn w:val="Normal"/>
+    <w:next w:val="Normal"/>
+    <w:link w:val="Heading3Char"/>
+    <w:uiPriority w:val="9"/>
+    <w:semiHidden/>
+    <w:unhideWhenUsed/>
+    <w:qFormat/>
+    <w:rsid w:val="00782082"/>
+    <w:pPr>
+      <w:keepNext/>
+      <w:keepLines/>
+      <w:spacing w:before="40"/>
+      <w:outlineLvl w:val="2"/>
+    </w:pPr>
+    <w:rPr>
+      <w:rFonts w:asciiTheme="majorHAnsi" w:eastAsiaTheme="majorEastAsia" w:hAnsiTheme="majorHAnsi" w:cstheme="majorBidi"/>
+      <w:color w:val="1F3763" w:themeColor="accent1" w:themeShade="7F"/>
+    </w:rPr>
+  </w:style>
   <w:style w:type="character" w:default="1" w:styleId="DefaultParagraphFont">
     <w:name w:val="Default Paragraph Font"/>
     <w:uiPriority w:val="1"/>
@@ -7591,6 +8216,23 @@
     <w:link w:val="Footer"/>
     <w:uiPriority w:val="99"/>
     <w:rsid w:val="00C10717"/>
+  </w:style>
+  <w:style w:type="character" w:customStyle="1" w:styleId="Heading3Char">
+    <w:name w:val="Heading 3 Char"/>
+    <w:basedOn w:val="DefaultParagraphFont"/>
+    <w:link w:val="Heading3"/>
+    <w:uiPriority w:val="9"/>
+    <w:semiHidden/>
+    <w:rsid w:val="00782082"/>
+    <w:rPr>
+      <w:rFonts w:asciiTheme="majorHAnsi" w:eastAsiaTheme="majorEastAsia" w:hAnsiTheme="majorHAnsi" w:cstheme="majorBidi"/>
+      <w:color w:val="1F3763" w:themeColor="accent1" w:themeShade="7F"/>
+    </w:rPr>
+  </w:style>
+  <w:style w:type="character" w:customStyle="1" w:styleId="il">
+    <w:name w:val="il"/>
+    <w:basedOn w:val="DefaultParagraphFont"/>
+    <w:rsid w:val="00294CEB"/>
   </w:style>
 </w:styles>
 </file>
